--- a/10-保护电路/03-过温保护/温控开关保护电路/温控开关保护电路.docx
+++ b/10-保护电路/03-过温保护/温控开关保护电路/温控开关保护电路.docx
@@ -2007,6 +2007,20 @@
     </w:p>
     <w:bookmarkEnd w:id="26"/>
     <w:bookmarkEnd w:id="27"/>
+    <w:p>
+      <w:pPr>
+        <w:spacing w:before="360"/>
+        <w:jc w:val="center"/>
+      </w:pPr>
+      <w:r>
+        <w:rPr>
+          <w:rFonts w:ascii="Times New Roman" w:hAnsi="Times New Roman"/>
+          <w:color w:val="555555"/>
+          <w:sz w:val="21"/>
+        </w:rPr>
+        <w:t>材料收集者：杜文杰</w:t>
+      </w:r>
+    </w:p>
     <w:sectPr>
       <w:headerReference r:id="rId9" w:type="default"/>
       <w:footerReference r:id="rId10" w:type="default"/>

--- a/10-保护电路/03-过温保护/温控开关保护电路/温控开关保护电路.docx
+++ b/10-保护电路/03-过温保护/温控开关保护电路/温控开关保护电路.docx
@@ -1,6 +1,6 @@
 
 <file path=word/document.xml><?xml version="1.0" encoding="utf-8"?>
-<w:document xmlns:w="http://schemas.openxmlformats.org/wordprocessingml/2006/main" xmlns:m="http://schemas.openxmlformats.org/officeDocument/2006/math" xmlns:r="http://schemas.openxmlformats.org/officeDocument/2006/relationships" xmlns:o="urn:schemas-microsoft-com:office:office" xmlns:v="urn:schemas-microsoft-com:vml" xmlns:w10="urn:schemas-microsoft-com:office:word" xmlns:a="http://schemas.openxmlformats.org/drawingml/2006/main" xmlns:pic="http://schemas.openxmlformats.org/drawingml/2006/picture" xmlns:wp="http://schemas.openxmlformats.org/drawingml/2006/wordprocessingDrawing">
+<w:document xmlns:m="http://schemas.openxmlformats.org/officeDocument/2006/math" xmlns:r="http://schemas.openxmlformats.org/officeDocument/2006/relationships" xmlns:w="http://schemas.openxmlformats.org/wordprocessingml/2006/main" xmlns:o="urn:schemas-microsoft-com:office:office" xmlns:v="urn:schemas-microsoft-com:vml" xmlns:w10="urn:schemas-microsoft-com:office:word" xmlns:a="http://schemas.openxmlformats.org/drawingml/2006/main" xmlns:pic="http://schemas.openxmlformats.org/drawingml/2006/picture" xmlns:wp="http://schemas.openxmlformats.org/drawingml/2006/wordprocessingDrawing">
   <w:body>
     <w:bookmarkStart w:id="27" w:name="温控开关保护电路"/>
     <w:p>
@@ -9,7 +9,7 @@
       </w:pPr>
       <w:r>
         <w:rPr>
-          <w:rFonts w:hint="eastAsia"/>
+          <w:rFonts w:hint="eastAsia" w:eastAsia="黑体"/>
         </w:rPr>
         <w:t xml:space="preserve">温控开关保护电路</w:t>
       </w:r>
@@ -21,7 +21,7 @@
       </w:pPr>
       <w:r>
         <w:rPr>
-          <w:rFonts w:hint="eastAsia"/>
+          <w:rFonts w:hint="eastAsia" w:eastAsia="黑体"/>
         </w:rPr>
         <w:t xml:space="preserve">拓扑描述</w:t>
       </w:r>
@@ -32,16 +32,19 @@
       </w:pPr>
       <w:r>
         <w:rPr>
-          <w:rFonts w:hint="eastAsia"/>
+          <w:rFonts w:hint="eastAsia" w:eastAsia="黑体"/>
         </w:rPr>
         <w:t xml:space="preserve">由</w:t>
       </w:r>
       <w:r>
+        <w:rPr>
+          <w:rFonts w:eastAsia="黑体"/>
+        </w:rPr>
         <w:t xml:space="preserve"> </w:t>
       </w:r>
       <w:r>
         <w:rPr>
-          <w:rFonts w:hint="eastAsia"/>
+          <w:rFonts w:hint="eastAsia" w:eastAsia="黑体"/>
           <w:b/>
           <w:bCs/>
         </w:rPr>
@@ -49,40 +52,49 @@
       </w:r>
       <w:r>
         <w:rPr>
-          <w:rFonts w:hint="eastAsia"/>
+          <w:rFonts w:hint="eastAsia" w:eastAsia="黑体"/>
         </w:rPr>
         <w:t xml:space="preserve">（常闭</w:t>
       </w:r>
       <w:r>
+        <w:rPr>
+          <w:rFonts w:eastAsia="黑体"/>
+        </w:rPr>
         <w:t xml:space="preserve"> NC </w:t>
       </w:r>
       <w:r>
         <w:rPr>
-          <w:rFonts w:hint="eastAsia"/>
+          <w:rFonts w:hint="eastAsia" w:eastAsia="黑体"/>
         </w:rPr>
         <w:t xml:space="preserve">或常开</w:t>
       </w:r>
       <w:r>
+        <w:rPr>
+          <w:rFonts w:eastAsia="黑体"/>
+        </w:rPr>
         <w:t xml:space="preserve"> NO </w:t>
       </w:r>
       <w:r>
         <w:rPr>
-          <w:rFonts w:hint="eastAsia"/>
+          <w:rFonts w:hint="eastAsia" w:eastAsia="黑体"/>
         </w:rPr>
         <w:t xml:space="preserve">触点，内含双金属片/感温合金）组成。电路共有</w:t>
       </w:r>
       <w:r>
+        <w:rPr>
+          <w:rFonts w:eastAsia="黑体"/>
+        </w:rPr>
         <w:t xml:space="preserve"> 2 </w:t>
       </w:r>
       <w:r>
         <w:rPr>
-          <w:rFonts w:hint="eastAsia"/>
+          <w:rFonts w:hint="eastAsia" w:eastAsia="黑体"/>
         </w:rPr>
         <w:t xml:space="preserve">个关键节点：</w:t>
       </w:r>
       <w:r>
         <w:rPr>
-          <w:rFonts w:hint="eastAsia"/>
+          <w:rFonts w:hint="eastAsia" w:eastAsia="黑体"/>
           <w:b/>
           <w:bCs/>
         </w:rPr>
@@ -90,6 +102,7 @@
       </w:r>
       <w:r>
         <w:rPr>
+          <w:rFonts w:eastAsia="黑体"/>
           <w:b/>
           <w:bCs/>
         </w:rPr>
@@ -97,7 +110,7 @@
       </w:r>
       <w:r>
         <w:rPr>
-          <w:rFonts w:hint="eastAsia"/>
+          <w:rFonts w:hint="eastAsia" w:eastAsia="黑体"/>
           <w:b/>
           <w:bCs/>
         </w:rPr>
@@ -105,13 +118,13 @@
       </w:r>
       <w:r>
         <w:rPr>
-          <w:rFonts w:hint="eastAsia"/>
+          <w:rFonts w:hint="eastAsia" w:eastAsia="黑体"/>
         </w:rPr>
         <w:t xml:space="preserve">（接电源或回路上级，连温控开关一端）；</w:t>
       </w:r>
       <w:r>
         <w:rPr>
-          <w:rFonts w:hint="eastAsia"/>
+          <w:rFonts w:hint="eastAsia" w:eastAsia="黑体"/>
           <w:b/>
           <w:bCs/>
         </w:rPr>
@@ -119,6 +132,7 @@
       </w:r>
       <w:r>
         <w:rPr>
+          <w:rFonts w:eastAsia="黑体"/>
           <w:b/>
           <w:bCs/>
         </w:rPr>
@@ -126,7 +140,7 @@
       </w:r>
       <w:r>
         <w:rPr>
-          <w:rFonts w:hint="eastAsia"/>
+          <w:rFonts w:hint="eastAsia" w:eastAsia="黑体"/>
           <w:b/>
           <w:bCs/>
         </w:rPr>
@@ -134,7 +148,7 @@
       </w:r>
       <w:r>
         <w:rPr>
-          <w:rFonts w:hint="eastAsia"/>
+          <w:rFonts w:hint="eastAsia" w:eastAsia="黑体"/>
         </w:rPr>
         <w:t xml:space="preserve">（温控开关另一端接负载/回路）。</w:t>
       </w:r>
@@ -143,24 +157,27 @@
       <w:pPr/>
       <w:r>
         <w:rPr>
-          <w:rFonts w:hint="eastAsia"/>
+          <w:rFonts w:hint="eastAsia" w:eastAsia="黑体"/>
         </w:rPr>
         <w:t xml:space="preserve">各元件管脚连接：</w:t>
       </w:r>
       <w:r>
         <w:rPr>
-          <w:rFonts w:hint="eastAsia"/>
+          <w:rFonts w:hint="eastAsia" w:eastAsia="黑体"/>
           <w:b/>
           <w:bCs/>
         </w:rPr>
         <w:t xml:space="preserve">温控开关</w:t>
       </w:r>
       <w:r>
+        <w:rPr>
+          <w:rFonts w:eastAsia="黑体"/>
+        </w:rPr>
         <w:t xml:space="preserve"> </w:t>
       </w:r>
       <w:r>
         <w:rPr>
-          <w:rFonts w:hint="eastAsia"/>
+          <w:rFonts w:hint="eastAsia" w:eastAsia="黑体"/>
         </w:rPr>
         <w:t xml:space="preserve">的一端（触点端）接节点①、另一端接节点②，串联在电源或负载回路中。</w:t>
       </w:r>
@@ -169,11 +186,14 @@
       <w:pPr/>
       <w:r>
         <w:rPr>
-          <w:rFonts w:hint="eastAsia"/>
+          <w:rFonts w:hint="eastAsia" w:eastAsia="黑体"/>
         </w:rPr>
         <w:t xml:space="preserve">由此构成”温控开关串联在电源与负载之间的回路”的机械式过温保护组态，达到设定动作温度</w:t>
       </w:r>
       <w:r>
+        <w:rPr>
+          <w:rFonts w:eastAsia="黑体"/>
+        </w:rPr>
         <w:t xml:space="preserve"> </w:t>
       </w:r>
       <m:oMath>
@@ -200,11 +220,14 @@
         </m:sSub>
       </m:oMath>
       <w:r>
+        <w:rPr>
+          <w:rFonts w:eastAsia="黑体"/>
+        </w:rPr>
         <w:t xml:space="preserve"> </w:t>
       </w:r>
       <w:r>
         <w:rPr>
-          <w:rFonts w:hint="eastAsia"/>
+          <w:rFonts w:hint="eastAsia" w:eastAsia="黑体"/>
         </w:rPr>
         <w:t xml:space="preserve">时感温元件弯曲使触点断开（或闭合），直接切断（或接通）电路，温度回落或需手动复位后恢复，是最简单、无需额外供电的过温保护器件。</w:t>
       </w:r>
@@ -217,7 +240,7 @@
       </w:pPr>
       <w:r>
         <w:rPr>
-          <w:rFonts w:hint="eastAsia"/>
+          <w:rFonts w:hint="eastAsia" w:eastAsia="黑体"/>
         </w:rPr>
         <w:t xml:space="preserve">工作原理</w:t>
       </w:r>
@@ -228,7 +251,7 @@
       </w:pPr>
       <w:r>
         <w:rPr>
-          <w:rFonts w:hint="eastAsia"/>
+          <w:rFonts w:hint="eastAsia" w:eastAsia="黑体"/>
         </w:rPr>
         <w:t xml:space="preserve">感温元件（双金属片）受热后因膨胀系数不同而弯曲变形，当温度超过标称动作温度时，弯曲量足够大使触点断开，切断负载回路，温度下降后触点复位（对自动复位型）或需手动复位（对手动复位型），从而保护设备不过热。</w:t>
       </w:r>
@@ -241,7 +264,7 @@
       </w:pPr>
       <w:r>
         <w:rPr>
-          <w:rFonts w:hint="eastAsia"/>
+          <w:rFonts w:hint="eastAsia" w:eastAsia="黑体"/>
         </w:rPr>
         <w:t xml:space="preserve">关键计算公式</w:t>
       </w:r>
@@ -255,7 +278,7 @@
       </w:pPr>
       <w:r>
         <w:rPr>
-          <w:rFonts w:hint="eastAsia"/>
+          <w:rFonts w:hint="eastAsia" w:eastAsia="黑体"/>
         </w:rPr>
         <w:t xml:space="preserve">温控开关动作条件：</w:t>
       </w:r>
@@ -352,7 +375,7 @@
       </w:pPr>
       <w:r>
         <w:rPr>
-          <w:rFonts w:hint="eastAsia"/>
+          <w:rFonts w:hint="eastAsia" w:eastAsia="黑体"/>
         </w:rPr>
         <w:t xml:space="preserve">触点可通过的额定电流（焦耳热限制）：</w:t>
       </w:r>
@@ -471,7 +494,7 @@
       </w:pPr>
       <w:r>
         <w:rPr>
-          <w:rFonts w:hint="eastAsia"/>
+          <w:rFonts w:hint="eastAsia" w:eastAsia="黑体"/>
         </w:rPr>
         <w:t xml:space="preserve">触点热损耗：</w:t>
       </w:r>
@@ -576,7 +599,7 @@
       </w:pPr>
       <w:r>
         <w:rPr>
-          <w:rFonts w:hint="eastAsia"/>
+          <w:rFonts w:hint="eastAsia" w:eastAsia="黑体"/>
         </w:rPr>
         <w:t xml:space="preserve">保护温度余量：</w:t>
       </w:r>
@@ -709,7 +732,7 @@
             </w:pPr>
             <w:r>
               <w:rPr>
-                <w:rFonts w:hint="eastAsia"/>
+                <w:rFonts w:hint="eastAsia" w:eastAsia="黑体"/>
               </w:rPr>
               <w:t xml:space="preserve">符号</w:t>
             </w:r>
@@ -723,7 +746,7 @@
             </w:pPr>
             <w:r>
               <w:rPr>
-                <w:rFonts w:hint="eastAsia"/>
+                <w:rFonts w:hint="eastAsia" w:eastAsia="黑体"/>
               </w:rPr>
               <w:t xml:space="preserve">含义</w:t>
             </w:r>
@@ -737,7 +760,7 @@
             </w:pPr>
             <w:r>
               <w:rPr>
-                <w:rFonts w:hint="eastAsia"/>
+                <w:rFonts w:hint="eastAsia" w:eastAsia="黑体"/>
               </w:rPr>
               <w:t xml:space="preserve">单位</w:t>
             </w:r>
@@ -775,6 +798,9 @@
               </m:sSub>
             </m:oMath>
             <w:r>
+              <w:rPr>
+                <w:rFonts w:eastAsia="黑体"/>
+              </w:rPr>
               <w:t xml:space="preserve">​</w:t>
             </w:r>
           </w:p>
@@ -787,7 +813,7 @@
             </w:pPr>
             <w:r>
               <w:rPr>
-                <w:rFonts w:hint="eastAsia"/>
+                <w:rFonts w:hint="eastAsia" w:eastAsia="黑体"/>
               </w:rPr>
               <w:t xml:space="preserve">温控开关动作温度</w:t>
             </w:r>
@@ -800,6 +826,9 @@
               <w:pStyle w:val="Compact"/>
             </w:pPr>
             <w:r>
+              <w:rPr>
+                <w:rFonts w:eastAsia="黑体"/>
+              </w:rPr>
               <w:t xml:space="preserve">℃</w:t>
             </w:r>
           </w:p>
@@ -836,6 +865,9 @@
               </m:sSub>
             </m:oMath>
             <w:r>
+              <w:rPr>
+                <w:rFonts w:eastAsia="黑体"/>
+              </w:rPr>
               <w:t xml:space="preserve">​</w:t>
             </w:r>
           </w:p>
@@ -848,7 +880,7 @@
             </w:pPr>
             <w:r>
               <w:rPr>
-                <w:rFonts w:hint="eastAsia"/>
+                <w:rFonts w:hint="eastAsia" w:eastAsia="黑体"/>
               </w:rPr>
               <w:t xml:space="preserve">被保护器件表面温度</w:t>
             </w:r>
@@ -861,6 +893,9 @@
               <w:pStyle w:val="Compact"/>
             </w:pPr>
             <w:r>
+              <w:rPr>
+                <w:rFonts w:eastAsia="黑体"/>
+              </w:rPr>
               <w:t xml:space="preserve">℃</w:t>
             </w:r>
           </w:p>
@@ -918,6 +953,9 @@
               </m:sSub>
             </m:oMath>
             <w:r>
+              <w:rPr>
+                <w:rFonts w:eastAsia="黑体"/>
+              </w:rPr>
               <w:t xml:space="preserve">​</w:t>
             </w:r>
           </w:p>
@@ -930,7 +968,7 @@
             </w:pPr>
             <w:r>
               <w:rPr>
-                <w:rFonts w:hint="eastAsia"/>
+                <w:rFonts w:hint="eastAsia" w:eastAsia="黑体"/>
               </w:rPr>
               <w:t xml:space="preserve">器件允许最高温度</w:t>
             </w:r>
@@ -943,6 +981,9 @@
               <w:pStyle w:val="Compact"/>
             </w:pPr>
             <w:r>
+              <w:rPr>
+                <w:rFonts w:eastAsia="黑体"/>
+              </w:rPr>
               <w:t xml:space="preserve">℃</w:t>
             </w:r>
           </w:p>
@@ -976,6 +1017,9 @@
               </m:sSub>
             </m:oMath>
             <w:r>
+              <w:rPr>
+                <w:rFonts w:eastAsia="黑体"/>
+              </w:rPr>
               <w:t xml:space="preserve">​</w:t>
             </w:r>
           </w:p>
@@ -988,7 +1032,7 @@
             </w:pPr>
             <w:r>
               <w:rPr>
-                <w:rFonts w:hint="eastAsia"/>
+                <w:rFonts w:hint="eastAsia" w:eastAsia="黑体"/>
               </w:rPr>
               <w:t xml:space="preserve">触点额定电流</w:t>
             </w:r>
@@ -1001,6 +1045,9 @@
               <w:pStyle w:val="Compact"/>
             </w:pPr>
             <w:r>
+              <w:rPr>
+                <w:rFonts w:eastAsia="黑体"/>
+              </w:rPr>
               <w:t xml:space="preserve">A</w:t>
             </w:r>
           </w:p>
@@ -1046,6 +1093,9 @@
               </m:sSub>
             </m:oMath>
             <w:r>
+              <w:rPr>
+                <w:rFonts w:eastAsia="黑体"/>
+              </w:rPr>
               <w:t xml:space="preserve">​</w:t>
             </w:r>
           </w:p>
@@ -1058,7 +1108,7 @@
             </w:pPr>
             <w:r>
               <w:rPr>
-                <w:rFonts w:hint="eastAsia"/>
+                <w:rFonts w:hint="eastAsia" w:eastAsia="黑体"/>
               </w:rPr>
               <w:t xml:space="preserve">触点接触电阻</w:t>
             </w:r>
@@ -1071,6 +1121,9 @@
               <w:pStyle w:val="Compact"/>
             </w:pPr>
             <w:r>
+              <w:rPr>
+                <w:rFonts w:eastAsia="黑体"/>
+              </w:rPr>
               <w:t xml:space="preserve">Ω</w:t>
             </w:r>
           </w:p>
@@ -1116,6 +1169,9 @@
               </m:sSub>
             </m:oMath>
             <w:r>
+              <w:rPr>
+                <w:rFonts w:eastAsia="黑体"/>
+              </w:rPr>
               <w:t xml:space="preserve">​</w:t>
             </w:r>
           </w:p>
@@ -1128,7 +1184,7 @@
             </w:pPr>
             <w:r>
               <w:rPr>
-                <w:rFonts w:hint="eastAsia"/>
+                <w:rFonts w:hint="eastAsia" w:eastAsia="黑体"/>
               </w:rPr>
               <w:t xml:space="preserve">触点功耗</w:t>
             </w:r>
@@ -1141,6 +1197,9 @@
               <w:pStyle w:val="Compact"/>
             </w:pPr>
             <w:r>
+              <w:rPr>
+                <w:rFonts w:eastAsia="黑体"/>
+              </w:rPr>
               <w:t xml:space="preserve">W</w:t>
             </w:r>
           </w:p>
@@ -1155,7 +1214,7 @@
       </w:pPr>
       <w:r>
         <w:rPr>
-          <w:rFonts w:hint="eastAsia"/>
+          <w:rFonts w:hint="eastAsia" w:eastAsia="黑体"/>
         </w:rPr>
         <w:t xml:space="preserve">元件调整影响</w:t>
       </w:r>
@@ -1170,7 +1229,7 @@
       </w:pPr>
       <w:r>
         <w:rPr>
-          <w:rFonts w:hint="eastAsia"/>
+          <w:rFonts w:hint="eastAsia" w:eastAsia="黑体"/>
           <w:b/>
           <w:bCs/>
         </w:rPr>
@@ -1178,6 +1237,7 @@
       </w:r>
       <w:r>
         <w:rPr>
+          <w:rFonts w:eastAsia="黑体"/>
           <w:b/>
           <w:bCs/>
         </w:rPr>
@@ -1208,6 +1268,7 @@
       </m:oMath>
       <w:r>
         <w:rPr>
+          <w:rFonts w:eastAsia="黑体"/>
           <w:b/>
           <w:bCs/>
         </w:rPr>
@@ -1215,21 +1276,27 @@
       </w:r>
       <w:r>
         <w:rPr>
-          <w:rFonts w:hint="eastAsia"/>
+          <w:rFonts w:hint="eastAsia" w:eastAsia="黑体"/>
           <w:b/>
           <w:bCs/>
         </w:rPr>
         <w:t xml:space="preserve">选高</w:t>
       </w:r>
       <w:r>
+        <w:rPr>
+          <w:rFonts w:eastAsia="黑体"/>
+        </w:rPr>
         <w:t xml:space="preserve"> </w:t>
       </w:r>
       <w:r>
+        <w:rPr>
+          <w:rFonts w:eastAsia="黑体"/>
+        </w:rPr>
         <w:t xml:space="preserve">→ </w:t>
       </w:r>
       <w:r>
         <w:rPr>
-          <w:rFonts w:hint="eastAsia"/>
+          <w:rFonts w:hint="eastAsia" w:eastAsia="黑体"/>
         </w:rPr>
         <w:t xml:space="preserve">保护点靠近器件极限，保护余量小、风险大。</w:t>
       </w:r>
@@ -1267,6 +1334,7 @@
       </m:oMath>
       <w:r>
         <w:rPr>
+          <w:rFonts w:eastAsia="黑体"/>
           <w:b/>
           <w:bCs/>
         </w:rPr>
@@ -1274,21 +1342,27 @@
       </w:r>
       <w:r>
         <w:rPr>
-          <w:rFonts w:hint="eastAsia"/>
+          <w:rFonts w:hint="eastAsia" w:eastAsia="黑体"/>
           <w:b/>
           <w:bCs/>
         </w:rPr>
         <w:t xml:space="preserve">选低</w:t>
       </w:r>
       <w:r>
+        <w:rPr>
+          <w:rFonts w:eastAsia="黑体"/>
+        </w:rPr>
         <w:t xml:space="preserve"> </w:t>
       </w:r>
       <w:r>
+        <w:rPr>
+          <w:rFonts w:eastAsia="黑体"/>
+        </w:rPr>
         <w:t xml:space="preserve">→ </w:t>
       </w:r>
       <w:r>
         <w:rPr>
-          <w:rFonts w:hint="eastAsia"/>
+          <w:rFonts w:hint="eastAsia" w:eastAsia="黑体"/>
         </w:rPr>
         <w:t xml:space="preserve">保护更早，但可能频繁触发、设备无法满负荷运行。</w:t>
       </w:r>
@@ -1303,21 +1377,27 @@
       </w:pPr>
       <w:r>
         <w:rPr>
-          <w:rFonts w:hint="eastAsia"/>
+          <w:rFonts w:hint="eastAsia" w:eastAsia="黑体"/>
           <w:b/>
           <w:bCs/>
         </w:rPr>
         <w:t xml:space="preserve">自动复位型</w:t>
       </w:r>
       <w:r>
+        <w:rPr>
+          <w:rFonts w:eastAsia="黑体"/>
+        </w:rPr>
         <w:t xml:space="preserve"> </w:t>
       </w:r>
       <w:r>
+        <w:rPr>
+          <w:rFonts w:eastAsia="黑体"/>
+        </w:rPr>
         <w:t xml:space="preserve">→ </w:t>
       </w:r>
       <w:r>
         <w:rPr>
-          <w:rFonts w:hint="eastAsia"/>
+          <w:rFonts w:hint="eastAsia" w:eastAsia="黑体"/>
         </w:rPr>
         <w:t xml:space="preserve">温度回落后自动恢复，适合反复保护；手动复位型更安全，需人工确认故障。</w:t>
       </w:r>
@@ -1332,21 +1412,27 @@
       </w:pPr>
       <w:r>
         <w:rPr>
-          <w:rFonts w:hint="eastAsia"/>
+          <w:rFonts w:hint="eastAsia" w:eastAsia="黑体"/>
           <w:b/>
           <w:bCs/>
         </w:rPr>
         <w:t xml:space="preserve">触点电流额定越大</w:t>
       </w:r>
       <w:r>
+        <w:rPr>
+          <w:rFonts w:eastAsia="黑体"/>
+        </w:rPr>
         <w:t xml:space="preserve"> </w:t>
       </w:r>
       <w:r>
+        <w:rPr>
+          <w:rFonts w:eastAsia="黑体"/>
+        </w:rPr>
         <w:t xml:space="preserve">→ </w:t>
       </w:r>
       <w:r>
         <w:rPr>
-          <w:rFonts w:hint="eastAsia"/>
+          <w:rFonts w:hint="eastAsia" w:eastAsia="黑体"/>
         </w:rPr>
         <w:t xml:space="preserve">可保护的负载功率越大，但体积与成本上升。</w:t>
       </w:r>
@@ -1361,21 +1447,27 @@
       </w:pPr>
       <w:r>
         <w:rPr>
-          <w:rFonts w:hint="eastAsia"/>
+          <w:rFonts w:hint="eastAsia" w:eastAsia="黑体"/>
           <w:b/>
           <w:bCs/>
         </w:rPr>
         <w:t xml:space="preserve">安装位置远离热源</w:t>
       </w:r>
       <w:r>
+        <w:rPr>
+          <w:rFonts w:eastAsia="黑体"/>
+        </w:rPr>
         <w:t xml:space="preserve"> </w:t>
       </w:r>
       <w:r>
+        <w:rPr>
+          <w:rFonts w:eastAsia="黑体"/>
+        </w:rPr>
         <w:t xml:space="preserve">→ </w:t>
       </w:r>
       <w:r>
         <w:rPr>
-          <w:rFonts w:hint="eastAsia"/>
+          <w:rFonts w:hint="eastAsia" w:eastAsia="黑体"/>
         </w:rPr>
         <w:t xml:space="preserve">感知温度偏低，实际保护点偏高。</w:t>
       </w:r>
@@ -1388,7 +1480,7 @@
       </w:pPr>
       <w:r>
         <w:rPr>
-          <w:rFonts w:hint="eastAsia"/>
+          <w:rFonts w:hint="eastAsia" w:eastAsia="黑体"/>
         </w:rPr>
         <w:t xml:space="preserve">典型参数示例</w:t>
       </w:r>
@@ -1403,11 +1495,14 @@
       </w:pPr>
       <w:r>
         <w:rPr>
-          <w:rFonts w:hint="eastAsia"/>
+          <w:rFonts w:hint="eastAsia" w:eastAsia="黑体"/>
         </w:rPr>
         <w:t xml:space="preserve">取器件允许最高温度</w:t>
       </w:r>
       <w:r>
+        <w:rPr>
+          <w:rFonts w:eastAsia="黑体"/>
+        </w:rPr>
         <w:t xml:space="preserve"> </w:t>
       </w:r>
       <m:oMath>
@@ -1474,11 +1569,14 @@
       </m:oMath>
       <w:r>
         <w:rPr>
-          <w:rFonts w:hint="eastAsia"/>
+          <w:rFonts w:hint="eastAsia" w:eastAsia="黑体"/>
         </w:rPr>
         <w:t xml:space="preserve">，选</w:t>
       </w:r>
       <w:r>
+        <w:rPr>
+          <w:rFonts w:eastAsia="黑体"/>
+        </w:rPr>
         <w:t xml:space="preserve"> </w:t>
       </w:r>
       <m:oMath>
@@ -1523,15 +1621,21 @@
         </m:r>
       </m:oMath>
       <w:r>
+        <w:rPr>
+          <w:rFonts w:eastAsia="黑体"/>
+        </w:rPr>
         <w:t xml:space="preserve"> </w:t>
       </w:r>
       <w:r>
         <w:rPr>
-          <w:rFonts w:hint="eastAsia"/>
+          <w:rFonts w:hint="eastAsia" w:eastAsia="黑体"/>
         </w:rPr>
         <w:t xml:space="preserve">常闭温控开关：保护余量</w:t>
       </w:r>
       <w:r>
+        <w:rPr>
+          <w:rFonts w:eastAsia="黑体"/>
+        </w:rPr>
         <w:t xml:space="preserve"> </w:t>
       </w:r>
       <m:oMath>
@@ -1582,6 +1686,9 @@
         </m:r>
       </m:oMath>
       <w:r>
+        <w:rPr>
+          <w:rFonts w:eastAsia="黑体"/>
+        </w:rPr>
         <w:t xml:space="preserve">。</w:t>
       </w:r>
     </w:p>
@@ -1595,11 +1702,14 @@
       </w:pPr>
       <w:r>
         <w:rPr>
-          <w:rFonts w:hint="eastAsia"/>
+          <w:rFonts w:hint="eastAsia" w:eastAsia="黑体"/>
         </w:rPr>
         <w:t xml:space="preserve">触点接触电阻</w:t>
       </w:r>
       <w:r>
+        <w:rPr>
+          <w:rFonts w:eastAsia="黑体"/>
+        </w:rPr>
         <w:t xml:space="preserve"> </w:t>
       </w:r>
       <m:oMath>
@@ -1655,11 +1765,14 @@
       </m:oMath>
       <w:r>
         <w:rPr>
-          <w:rFonts w:hint="eastAsia"/>
+          <w:rFonts w:hint="eastAsia" w:eastAsia="黑体"/>
         </w:rPr>
         <w:t xml:space="preserve">、通过电流</w:t>
       </w:r>
       <w:r>
+        <w:rPr>
+          <w:rFonts w:eastAsia="黑体"/>
+        </w:rPr>
         <w:t xml:space="preserve"> </w:t>
       </w:r>
       <m:oMath>
@@ -1688,11 +1801,14 @@
       </m:oMath>
       <w:r>
         <w:rPr>
-          <w:rFonts w:hint="eastAsia"/>
+          <w:rFonts w:hint="eastAsia" w:eastAsia="黑体"/>
         </w:rPr>
         <w:t xml:space="preserve">：触点耗散</w:t>
       </w:r>
       <w:r>
+        <w:rPr>
+          <w:rFonts w:eastAsia="黑体"/>
+        </w:rPr>
         <w:t xml:space="preserve"> </w:t>
       </w:r>
       <m:oMath>
@@ -1774,6 +1890,9 @@
         </m:r>
       </m:oMath>
       <w:r>
+        <w:rPr>
+          <w:rFonts w:eastAsia="黑体"/>
+        </w:rPr>
         <w:t xml:space="preserve">。</w:t>
       </w:r>
     </w:p>
@@ -1785,7 +1904,7 @@
       </w:pPr>
       <w:r>
         <w:rPr>
-          <w:rFonts w:hint="eastAsia"/>
+          <w:rFonts w:hint="eastAsia" w:eastAsia="黑体"/>
         </w:rPr>
         <w:t xml:space="preserve">常见器件型号</w:t>
       </w:r>
@@ -1799,11 +1918,14 @@
         </w:numPr>
       </w:pPr>
       <w:r>
+        <w:rPr>
+          <w:rFonts w:eastAsia="黑体"/>
+        </w:rPr>
         <w:t xml:space="preserve">KSD301 </w:t>
       </w:r>
       <w:r>
         <w:rPr>
-          <w:rFonts w:hint="eastAsia"/>
+          <w:rFonts w:hint="eastAsia" w:eastAsia="黑体"/>
         </w:rPr>
         <w:t xml:space="preserve">系列双金属片温控器（常闭/常开、自动/手动复位，多温档）。</w:t>
       </w:r>
@@ -1817,20 +1939,26 @@
         </w:numPr>
       </w:pPr>
       <w:r>
+        <w:rPr>
+          <w:rFonts w:eastAsia="黑体"/>
+        </w:rPr>
         <w:t xml:space="preserve">ST-22、17AM </w:t>
       </w:r>
       <w:r>
         <w:rPr>
-          <w:rFonts w:hint="eastAsia"/>
+          <w:rFonts w:hint="eastAsia" w:eastAsia="黑体"/>
         </w:rPr>
         <w:t xml:space="preserve">系列电机保护器（美国德州仪器</w:t>
       </w:r>
       <w:r>
+        <w:rPr>
+          <w:rFonts w:eastAsia="黑体"/>
+        </w:rPr>
         <w:t xml:space="preserve"> Klixon </w:t>
       </w:r>
       <w:r>
         <w:rPr>
-          <w:rFonts w:hint="eastAsia"/>
+          <w:rFonts w:hint="eastAsia" w:eastAsia="黑体"/>
         </w:rPr>
         <w:t xml:space="preserve">类产品）。</w:t>
       </w:r>
@@ -1845,7 +1973,7 @@
       </w:pPr>
       <w:r>
         <w:rPr>
-          <w:rFonts w:hint="eastAsia"/>
+          <w:rFonts w:hint="eastAsia" w:eastAsia="黑体"/>
         </w:rPr>
         <w:t xml:space="preserve">常用：按需选型（动作温度、触点容量按负载选）。</w:t>
       </w:r>
@@ -1858,7 +1986,7 @@
       </w:pPr>
       <w:r>
         <w:rPr>
-          <w:rFonts w:hint="eastAsia"/>
+          <w:rFonts w:hint="eastAsia" w:eastAsia="黑体"/>
         </w:rPr>
         <w:t xml:space="preserve">注意事项</w:t>
       </w:r>
@@ -1873,7 +2001,7 @@
       </w:pPr>
       <w:r>
         <w:rPr>
-          <w:rFonts w:hint="eastAsia"/>
+          <w:rFonts w:hint="eastAsia" w:eastAsia="黑体"/>
         </w:rPr>
         <w:t xml:space="preserve">温控开关需与被保护器件（电机绕组、散热器）紧密贴合并涂导热硅脂，否则动作滞后。</w:t>
       </w:r>
@@ -1888,16 +2016,19 @@
       </w:pPr>
       <w:r>
         <w:rPr>
-          <w:rFonts w:hint="eastAsia"/>
+          <w:rFonts w:hint="eastAsia" w:eastAsia="黑体"/>
         </w:rPr>
         <w:t xml:space="preserve">触点容量要大于最大负载电流，感性负载需留</w:t>
       </w:r>
       <w:r>
+        <w:rPr>
+          <w:rFonts w:eastAsia="黑体"/>
+        </w:rPr>
         <w:t xml:space="preserve"> 3~5 </w:t>
       </w:r>
       <w:r>
         <w:rPr>
-          <w:rFonts w:hint="eastAsia"/>
+          <w:rFonts w:hint="eastAsia" w:eastAsia="黑体"/>
         </w:rPr>
         <w:t xml:space="preserve">倍浪涌余量。</w:t>
       </w:r>
@@ -1912,7 +2043,7 @@
       </w:pPr>
       <w:r>
         <w:rPr>
-          <w:rFonts w:hint="eastAsia"/>
+          <w:rFonts w:hint="eastAsia" w:eastAsia="黑体"/>
         </w:rPr>
         <w:t xml:space="preserve">分清楚常闭（NC，升温断开）与常开（NO，升温闭合）型，按需选用。</w:t>
       </w:r>
@@ -1927,16 +2058,19 @@
       </w:pPr>
       <w:r>
         <w:rPr>
-          <w:rFonts w:hint="eastAsia"/>
+          <w:rFonts w:hint="eastAsia" w:eastAsia="黑体"/>
         </w:rPr>
         <w:t xml:space="preserve">动作温度要低于器件极限温度并留</w:t>
       </w:r>
       <w:r>
+        <w:rPr>
+          <w:rFonts w:eastAsia="黑体"/>
+        </w:rPr>
         <w:t xml:space="preserve"> 15~30 ℃ </w:t>
       </w:r>
       <w:r>
         <w:rPr>
-          <w:rFonts w:hint="eastAsia"/>
+          <w:rFonts w:hint="eastAsia" w:eastAsia="黑体"/>
         </w:rPr>
         <w:t xml:space="preserve">余量，防止热惯性导致过热。</w:t>
       </w:r>
@@ -1949,7 +2083,7 @@
       </w:pPr>
       <w:r>
         <w:rPr>
-          <w:rFonts w:hint="eastAsia"/>
+          <w:rFonts w:hint="eastAsia" w:eastAsia="黑体"/>
         </w:rPr>
         <w:t xml:space="preserve">参考资料</w:t>
       </w:r>
@@ -1963,6 +2097,9 @@
         </w:numPr>
       </w:pPr>
       <w:r>
+        <w:rPr>
+          <w:rFonts w:eastAsia="黑体"/>
+        </w:rPr>
         <w:t xml:space="preserve">Wikipedia: Thermostat。</w:t>
       </w:r>
     </w:p>
@@ -1976,7 +2113,7 @@
       </w:pPr>
       <w:r>
         <w:rPr>
-          <w:rFonts w:hint="eastAsia"/>
+          <w:rFonts w:hint="eastAsia" w:eastAsia="黑体"/>
         </w:rPr>
         <w:t xml:space="preserve">《实用电工手册》。</w:t>
       </w:r>
@@ -1991,16 +2128,19 @@
       </w:pPr>
       <w:r>
         <w:rPr>
-          <w:rFonts w:hint="eastAsia"/>
+          <w:rFonts w:hint="eastAsia" w:eastAsia="黑体"/>
         </w:rPr>
         <w:t xml:space="preserve">常用：制造商温控器选型手册（KSD301</w:t>
       </w:r>
       <w:r>
+        <w:rPr>
+          <w:rFonts w:eastAsia="黑体"/>
+        </w:rPr>
         <w:t xml:space="preserve"> </w:t>
       </w:r>
       <w:r>
         <w:rPr>
-          <w:rFonts w:hint="eastAsia"/>
+          <w:rFonts w:hint="eastAsia" w:eastAsia="黑体"/>
         </w:rPr>
         <w:t xml:space="preserve">等）。</w:t>
       </w:r>
@@ -2014,11 +2154,11 @@
       </w:pPr>
       <w:r>
         <w:rPr>
-          <w:rFonts w:ascii="Times New Roman" w:hAnsi="Times New Roman"/>
+          <w:rFonts w:ascii="Times New Roman" w:hAnsi="Times New Roman" w:eastAsia="黑体"/>
           <w:color w:val="555555"/>
           <w:sz w:val="21"/>
         </w:rPr>
-        <w:t>材料收集者：杜文杰</w:t>
+        <w:t>材料收集者：杜文杰，WX手机：19519196569，QQ:3478827729</w:t>
       </w:r>
     </w:p>
     <w:sectPr>
@@ -2038,7 +2178,7 @@
 </file>
 
 <file path=word/footer1.xml><?xml version="1.0" encoding="utf-8"?>
-<w:ftr xmlns:m="http://schemas.openxmlformats.org/officeDocument/2006/math" xmlns:mc="http://schemas.openxmlformats.org/markup-compatibility/2006" xmlns:mo="http://schemas.microsoft.com/office/mac/office/2008/main" xmlns:mv="urn:schemas-microsoft-com:mac:vml" xmlns:o="urn:schemas-microsoft-com:office:office" xmlns:r="http://schemas.openxmlformats.org/officeDocument/2006/relationships" xmlns:v="urn:schemas-microsoft-com:vml" xmlns:w10="urn:schemas-microsoft-com:office:word" xmlns:w14="http://schemas.microsoft.com/office/word/2010/wordml" xmlns:w="http://schemas.openxmlformats.org/wordprocessingml/2006/main" xmlns:wne="http://schemas.microsoft.com/office/word/2006/wordml" xmlns:wp14="http://schemas.microsoft.com/office/word/2010/wordprocessingDrawing" xmlns:wp="http://schemas.openxmlformats.org/drawingml/2006/wordprocessingDrawing" xmlns:wpc="http://schemas.microsoft.com/office/word/2010/wordprocessingCanvas" xmlns:wpg="http://schemas.microsoft.com/office/word/2010/wordprocessingGroup" xmlns:wpi="http://schemas.microsoft.com/office/word/2010/wordprocessingInk" xmlns:wps="http://schemas.microsoft.com/office/word/2010/wordprocessingShape" mc:Ignorable="w14 wp14">
+<w:ftr xmlns:mc="http://schemas.openxmlformats.org/markup-compatibility/2006" xmlns:w="http://schemas.openxmlformats.org/wordprocessingml/2006/main" xmlns:m="http://schemas.openxmlformats.org/officeDocument/2006/math" xmlns:mo="http://schemas.microsoft.com/office/mac/office/2008/main" xmlns:mv="urn:schemas-microsoft-com:mac:vml" xmlns:o="urn:schemas-microsoft-com:office:office" xmlns:r="http://schemas.openxmlformats.org/officeDocument/2006/relationships" xmlns:v="urn:schemas-microsoft-com:vml" xmlns:w10="urn:schemas-microsoft-com:office:word" xmlns:w14="http://schemas.microsoft.com/office/word/2010/wordml" xmlns:wne="http://schemas.microsoft.com/office/word/2006/wordml" xmlns:wp14="http://schemas.microsoft.com/office/word/2010/wordprocessingDrawing" xmlns:wp="http://schemas.openxmlformats.org/drawingml/2006/wordprocessingDrawing" xmlns:wpc="http://schemas.microsoft.com/office/word/2010/wordprocessingCanvas" xmlns:wpg="http://schemas.microsoft.com/office/word/2010/wordprocessingGroup" xmlns:wpi="http://schemas.microsoft.com/office/word/2010/wordprocessingInk" xmlns:wps="http://schemas.microsoft.com/office/word/2010/wordprocessingShape" mc:Ignorable="w14 wp14">
   <w:p>
     <w:pPr>
       <w:pStyle w:val="Footer"/>
@@ -2046,12 +2186,14 @@
     </w:pPr>
     <w:r>
       <w:rPr>
+        <w:rFonts w:eastAsia="黑体"/>
         <w:sz w:val="18"/>
       </w:rPr>
       <w:t xml:space="preserve">第 </w:t>
     </w:r>
     <w:r>
       <w:rPr>
+        <w:rFonts w:eastAsia="黑体"/>
         <w:sz w:val="18"/>
       </w:rPr>
       <w:fldChar w:fldCharType="begin"/>
@@ -2060,6 +2202,7 @@
     </w:r>
     <w:r>
       <w:rPr>
+        <w:rFonts w:eastAsia="黑体"/>
         <w:sz w:val="18"/>
       </w:rPr>
       <w:t xml:space="preserve"> 页</w:t>
@@ -2073,6 +2216,9 @@
   <w:footnote w:type="continuationSeparator" w:id="0">
     <w:p>
       <w:r>
+        <w:rPr>
+          <w:rFonts w:eastAsia="黑体"/>
+        </w:rPr>
         <w:continuationSeparator/>
       </w:r>
     </w:p>
@@ -2080,6 +2226,9 @@
   <w:footnote w:type="separator" w:id="-1">
     <w:p>
       <w:r>
+        <w:rPr>
+          <w:rFonts w:eastAsia="黑体"/>
+        </w:rPr>
         <w:separator/>
       </w:r>
     </w:p>
@@ -2088,7 +2237,7 @@
 </file>
 
 <file path=word/header1.xml><?xml version="1.0" encoding="utf-8"?>
-<w:hdr xmlns:m="http://schemas.openxmlformats.org/officeDocument/2006/math" xmlns:mc="http://schemas.openxmlformats.org/markup-compatibility/2006" xmlns:mo="http://schemas.microsoft.com/office/mac/office/2008/main" xmlns:mv="urn:schemas-microsoft-com:mac:vml" xmlns:o="urn:schemas-microsoft-com:office:office" xmlns:r="http://schemas.openxmlformats.org/officeDocument/2006/relationships" xmlns:v="urn:schemas-microsoft-com:vml" xmlns:w10="urn:schemas-microsoft-com:office:word" xmlns:w14="http://schemas.microsoft.com/office/word/2010/wordml" xmlns:w="http://schemas.openxmlformats.org/wordprocessingml/2006/main" xmlns:wne="http://schemas.microsoft.com/office/word/2006/wordml" xmlns:wp14="http://schemas.microsoft.com/office/word/2010/wordprocessingDrawing" xmlns:wp="http://schemas.openxmlformats.org/drawingml/2006/wordprocessingDrawing" xmlns:wpc="http://schemas.microsoft.com/office/word/2010/wordprocessingCanvas" xmlns:wpg="http://schemas.microsoft.com/office/word/2010/wordprocessingGroup" xmlns:wpi="http://schemas.microsoft.com/office/word/2010/wordprocessingInk" xmlns:wps="http://schemas.microsoft.com/office/word/2010/wordprocessingShape" mc:Ignorable="w14 wp14">
+<w:hdr xmlns:mc="http://schemas.openxmlformats.org/markup-compatibility/2006" xmlns:w="http://schemas.openxmlformats.org/wordprocessingml/2006/main" xmlns:m="http://schemas.openxmlformats.org/officeDocument/2006/math" xmlns:mo="http://schemas.microsoft.com/office/mac/office/2008/main" xmlns:mv="urn:schemas-microsoft-com:mac:vml" xmlns:o="urn:schemas-microsoft-com:office:office" xmlns:r="http://schemas.openxmlformats.org/officeDocument/2006/relationships" xmlns:v="urn:schemas-microsoft-com:vml" xmlns:w10="urn:schemas-microsoft-com:office:word" xmlns:w14="http://schemas.microsoft.com/office/word/2010/wordml" xmlns:wne="http://schemas.microsoft.com/office/word/2006/wordml" xmlns:wp14="http://schemas.microsoft.com/office/word/2010/wordprocessingDrawing" xmlns:wp="http://schemas.openxmlformats.org/drawingml/2006/wordprocessingDrawing" xmlns:wpc="http://schemas.microsoft.com/office/word/2010/wordprocessingCanvas" xmlns:wpg="http://schemas.microsoft.com/office/word/2010/wordprocessingGroup" xmlns:wpi="http://schemas.microsoft.com/office/word/2010/wordprocessingInk" xmlns:wps="http://schemas.microsoft.com/office/word/2010/wordprocessingShape" mc:Ignorable="w14 wp14">
   <w:p>
     <w:pPr>
       <w:pStyle w:val="Header"/>
@@ -2096,7 +2245,7 @@
     </w:pPr>
     <w:r>
       <w:rPr>
-        <w:rFonts w:ascii="Times New Roman" w:hAnsi="Times New Roman"/>
+        <w:rFonts w:ascii="Times New Roman" w:hAnsi="Times New Roman" w:eastAsia="黑体"/>
         <w:sz w:val="18"/>
         <w:rFonts w:eastAsia="黑体"/>
         <w:rFonts w:eastAsia="黑体"/>
@@ -2108,7 +2257,7 @@
 </file>
 
 <file path=word/numbering.xml><?xml version="1.0" encoding="utf-8"?>
-<w:numbering xmlns:m="http://schemas.openxmlformats.org/officeDocument/2006/math" xmlns:mc="http://schemas.openxmlformats.org/markup-compatibility/2006" xmlns:mo="http://schemas.microsoft.com/office/mac/office/2008/main" xmlns:mv="urn:schemas-microsoft-com:mac:vml" xmlns:o="urn:schemas-microsoft-com:office:office" xmlns:r="http://schemas.openxmlformats.org/officeDocument/2006/relationships" xmlns:v="urn:schemas-microsoft-com:vml" xmlns:w="http://schemas.openxmlformats.org/wordprocessingml/2006/main" xmlns:w10="urn:schemas-microsoft-com:office:word" xmlns:w14="http://schemas.microsoft.com/office/word/2010/wordml" xmlns:wne="http://schemas.microsoft.com/office/word/2006/wordml" xmlns:wp="http://schemas.openxmlformats.org/drawingml/2006/wordprocessingDrawing" xmlns:wp14="http://schemas.microsoft.com/office/word/2010/wordprocessingDrawing" xmlns:wpc="http://schemas.microsoft.com/office/word/2010/wordprocessingCanvas" xmlns:wpg="http://schemas.microsoft.com/office/word/2010/wordprocessingGroup" xmlns:wpi="http://schemas.microsoft.com/office/word/2010/wordprocessingInk" xmlns:wps="http://schemas.microsoft.com/office/word/2010/wordprocessingShape" mc:Ignorable="w14 wp14">
+<w:numbering xmlns:mc="http://schemas.openxmlformats.org/markup-compatibility/2006" xmlns:w="http://schemas.openxmlformats.org/wordprocessingml/2006/main" xmlns:m="http://schemas.openxmlformats.org/officeDocument/2006/math" xmlns:mo="http://schemas.microsoft.com/office/mac/office/2008/main" xmlns:mv="urn:schemas-microsoft-com:mac:vml" xmlns:o="urn:schemas-microsoft-com:office:office" xmlns:r="http://schemas.openxmlformats.org/officeDocument/2006/relationships" xmlns:v="urn:schemas-microsoft-com:vml" xmlns:w10="urn:schemas-microsoft-com:office:word" xmlns:w14="http://schemas.microsoft.com/office/word/2010/wordml" xmlns:wne="http://schemas.microsoft.com/office/word/2006/wordml" xmlns:wp="http://schemas.openxmlformats.org/drawingml/2006/wordprocessingDrawing" xmlns:wp14="http://schemas.microsoft.com/office/word/2010/wordprocessingDrawing" xmlns:wpc="http://schemas.microsoft.com/office/word/2010/wordprocessingCanvas" xmlns:wpg="http://schemas.microsoft.com/office/word/2010/wordprocessingGroup" xmlns:wpi="http://schemas.microsoft.com/office/word/2010/wordprocessingInk" xmlns:wps="http://schemas.microsoft.com/office/word/2010/wordprocessingShape" mc:Ignorable="w14 wp14">
   <w:abstractNum w:abstractNumId="0">
     <w:nsid w:val="FFFFFF7C"/>
     <w:multiLevelType w:val="singleLevel"/>
@@ -2195,7 +2344,7 @@
         <w:ind w:hanging="360" w:left="1440"/>
       </w:pPr>
       <w:rPr>
-        <w:rFonts w:ascii="Symbol" w:hAnsi="Symbol" w:hint="default"/>
+        <w:rFonts w:ascii="Symbol" w:hAnsi="Symbol" w:hint="default" w:eastAsia="黑体"/>
       </w:rPr>
     </w:lvl>
   </w:abstractNum>
@@ -2216,7 +2365,7 @@
         <w:ind w:hanging="360" w:left="1080"/>
       </w:pPr>
       <w:rPr>
-        <w:rFonts w:ascii="Symbol" w:hAnsi="Symbol" w:hint="default"/>
+        <w:rFonts w:ascii="Symbol" w:hAnsi="Symbol" w:hint="default" w:eastAsia="黑体"/>
       </w:rPr>
     </w:lvl>
   </w:abstractNum>
@@ -2237,7 +2386,7 @@
         <w:ind w:hanging="360" w:left="720"/>
       </w:pPr>
       <w:rPr>
-        <w:rFonts w:ascii="Symbol" w:hAnsi="Symbol" w:hint="default"/>
+        <w:rFonts w:ascii="Symbol" w:hAnsi="Symbol" w:hint="default" w:eastAsia="黑体"/>
       </w:rPr>
     </w:lvl>
   </w:abstractNum>
@@ -2276,7 +2425,7 @@
         <w:ind w:hanging="360" w:left="360"/>
       </w:pPr>
       <w:rPr>
-        <w:rFonts w:ascii="Symbol" w:hAnsi="Symbol" w:hint="default"/>
+        <w:rFonts w:ascii="Symbol" w:hAnsi="Symbol" w:hint="default" w:eastAsia="黑体"/>
       </w:rPr>
     </w:lvl>
   </w:abstractNum>
@@ -2367,7 +2516,7 @@
         <w:ind w:left="720" w:hanging="360"/>
       </w:pPr>
       <w:rPr>
-        <w:rFonts w:ascii="Symbol" w:hAnsi="Symbol" w:cs="Symbol" w:hint="default"/>
+        <w:rFonts w:ascii="Symbol" w:hAnsi="Symbol" w:cs="Symbol" w:hint="default" w:eastAsia="黑体"/>
       </w:rPr>
     </w:lvl>
     <w:lvl w:ilvl="1">
@@ -2378,7 +2527,7 @@
         <w:ind w:left="1440" w:hanging="360"/>
       </w:pPr>
       <w:rPr>
-        <w:rFonts w:ascii="Courier New" w:hAnsi="Courier New" w:cs="Courier New" w:hint="default"/>
+        <w:rFonts w:ascii="Courier New" w:hAnsi="Courier New" w:cs="Courier New" w:hint="default" w:eastAsia="黑体"/>
       </w:rPr>
     </w:lvl>
     <w:lvl w:ilvl="2">
@@ -2389,7 +2538,7 @@
         <w:ind w:left="2160" w:hanging="360"/>
       </w:pPr>
       <w:rPr>
-        <w:rFonts w:ascii="Wingdings" w:hAnsi="Wingdings" w:cs="Wingdings" w:hint="default"/>
+        <w:rFonts w:ascii="Wingdings" w:hAnsi="Wingdings" w:cs="Wingdings" w:hint="default" w:eastAsia="黑体"/>
       </w:rPr>
     </w:lvl>
     <w:lvl w:ilvl="3">
@@ -2400,7 +2549,7 @@
         <w:ind w:left="2880" w:hanging="360"/>
       </w:pPr>
       <w:rPr>
-        <w:rFonts w:ascii="Symbol" w:hAnsi="Symbol" w:cs="Symbol" w:hint="default"/>
+        <w:rFonts w:ascii="Symbol" w:hAnsi="Symbol" w:cs="Symbol" w:hint="default" w:eastAsia="黑体"/>
       </w:rPr>
     </w:lvl>
     <w:lvl w:ilvl="4">
@@ -2411,7 +2560,7 @@
         <w:ind w:left="3600" w:hanging="360"/>
       </w:pPr>
       <w:rPr>
-        <w:rFonts w:ascii="Courier New" w:hAnsi="Courier New" w:cs="Courier New" w:hint="default"/>
+        <w:rFonts w:ascii="Courier New" w:hAnsi="Courier New" w:cs="Courier New" w:hint="default" w:eastAsia="黑体"/>
       </w:rPr>
     </w:lvl>
     <w:lvl w:ilvl="5">
@@ -2422,7 +2571,7 @@
         <w:ind w:left="4320" w:hanging="360"/>
       </w:pPr>
       <w:rPr>
-        <w:rFonts w:ascii="Wingdings" w:hAnsi="Wingdings" w:cs="Wingdings" w:hint="default"/>
+        <w:rFonts w:ascii="Wingdings" w:hAnsi="Wingdings" w:cs="Wingdings" w:hint="default" w:eastAsia="黑体"/>
       </w:rPr>
     </w:lvl>
     <w:lvl w:ilvl="6">
@@ -2433,7 +2582,7 @@
         <w:ind w:left="5040" w:hanging="360"/>
       </w:pPr>
       <w:rPr>
-        <w:rFonts w:ascii="Symbol" w:hAnsi="Symbol" w:cs="Symbol" w:hint="default"/>
+        <w:rFonts w:ascii="Symbol" w:hAnsi="Symbol" w:cs="Symbol" w:hint="default" w:eastAsia="黑体"/>
       </w:rPr>
     </w:lvl>
     <w:lvl w:ilvl="7">
@@ -2444,7 +2593,7 @@
         <w:ind w:left="5760" w:hanging="360"/>
       </w:pPr>
       <w:rPr>
-        <w:rFonts w:ascii="Courier New" w:hAnsi="Courier New" w:cs="Courier New" w:hint="default"/>
+        <w:rFonts w:ascii="Courier New" w:hAnsi="Courier New" w:cs="Courier New" w:hint="default" w:eastAsia="黑体"/>
       </w:rPr>
     </w:lvl>
     <w:lvl w:ilvl="8">
@@ -2455,7 +2604,7 @@
         <w:ind w:left="6480" w:hanging="360"/>
       </w:pPr>
       <w:rPr>
-        <w:rFonts w:ascii="Wingdings" w:hAnsi="Wingdings" w:cs="Wingdings" w:hint="default"/>
+        <w:rFonts w:ascii="Wingdings" w:hAnsi="Wingdings" w:cs="Wingdings" w:hint="default" w:eastAsia="黑体"/>
       </w:rPr>
     </w:lvl>
   </w:abstractNum>
@@ -2511,11 +2660,11 @@
 </file>
 
 <file path=word/styles.xml><?xml version="1.0" encoding="utf-8"?>
-<w:styles xmlns:mc="http://schemas.openxmlformats.org/markup-compatibility/2006" xmlns:r="http://schemas.openxmlformats.org/officeDocument/2006/relationships" xmlns:w="http://schemas.openxmlformats.org/wordprocessingml/2006/main" xmlns:w14="http://schemas.microsoft.com/office/word/2010/wordml" mc:Ignorable="w14">
+<w:styles xmlns:mc="http://schemas.openxmlformats.org/markup-compatibility/2006" xmlns:w="http://schemas.openxmlformats.org/wordprocessingml/2006/main" xmlns:r="http://schemas.openxmlformats.org/officeDocument/2006/relationships" xmlns:w14="http://schemas.microsoft.com/office/word/2010/wordml" mc:Ignorable="w14">
   <w:docDefaults>
     <w:rPrDefault>
       <w:rPr>
-        <w:rFonts w:asciiTheme="minorHAnsi" w:cstheme="minorBidi" w:eastAsiaTheme="minorEastAsia" w:hAnsiTheme="minorHAnsi"/>
+        <w:rFonts w:asciiTheme="minorHAnsi" w:cstheme="minorBidi" w:hAnsiTheme="minorHAnsi" w:eastAsia="黑体"/>
         <w:sz w:val="22"/>
         <w:szCs w:val="22"/>
         <w:lang w:bidi="ar-SA" w:eastAsia="en-US" w:val="en-US"/>
@@ -2737,7 +2886,7 @@
       <w:outlineLvl w:val="0"/>
     </w:pPr>
     <w:rPr>
-      <w:rFonts w:ascii="Times New Roman" w:asciiTheme="majorHAnsi" w:cstheme="majorBidi" w:eastAsia="黑体" w:eastAsiaTheme="majorEastAsia" w:hAnsi="Times New Roman" w:hAnsiTheme="majorHAnsi"/>
+      <w:rFonts w:ascii="Times New Roman" w:asciiTheme="majorHAnsi" w:cstheme="majorBidi" w:eastAsia="黑体" w:hAnsi="Times New Roman" w:hAnsiTheme="majorHAnsi"/>
       <w:b/>
       <w:bCs/>
       <w:color w:val="1F3864"/>
@@ -2761,7 +2910,7 @@
       <w:outlineLvl w:val="1"/>
     </w:pPr>
     <w:rPr>
-      <w:rFonts w:ascii="Times New Roman" w:asciiTheme="majorHAnsi" w:cstheme="majorBidi" w:eastAsia="黑体" w:eastAsiaTheme="majorEastAsia" w:hAnsi="Times New Roman" w:hAnsiTheme="majorHAnsi"/>
+      <w:rFonts w:ascii="Times New Roman" w:asciiTheme="majorHAnsi" w:cstheme="majorBidi" w:eastAsia="黑体" w:hAnsi="Times New Roman" w:hAnsiTheme="majorHAnsi"/>
       <w:b/>
       <w:bCs/>
       <w:color w:val="2E4E7E"/>
@@ -2785,7 +2934,7 @@
       <w:outlineLvl w:val="2"/>
     </w:pPr>
     <w:rPr>
-      <w:rFonts w:ascii="Times New Roman" w:asciiTheme="majorHAnsi" w:cstheme="majorBidi" w:eastAsia="黑体" w:eastAsiaTheme="majorEastAsia" w:hAnsi="Times New Roman" w:hAnsiTheme="majorHAnsi"/>
+      <w:rFonts w:ascii="Times New Roman" w:asciiTheme="majorHAnsi" w:cstheme="majorBidi" w:eastAsia="黑体" w:hAnsi="Times New Roman" w:hAnsiTheme="majorHAnsi"/>
       <w:b/>
       <w:bCs/>
       <w:color w:val="2E4E7E"/>
@@ -2809,7 +2958,7 @@
       <w:outlineLvl w:val="3"/>
     </w:pPr>
     <w:rPr>
-      <w:rFonts w:ascii="Times New Roman" w:asciiTheme="majorHAnsi" w:cstheme="majorBidi" w:eastAsia="黑体" w:eastAsiaTheme="majorEastAsia" w:hAnsi="Times New Roman" w:hAnsiTheme="majorHAnsi"/>
+      <w:rFonts w:ascii="Times New Roman" w:asciiTheme="majorHAnsi" w:cstheme="majorBidi" w:eastAsia="黑体" w:hAnsi="Times New Roman" w:hAnsiTheme="majorHAnsi"/>
       <w:b/>
       <w:bCs/>
       <w:i/>
@@ -2835,7 +2984,7 @@
       <w:outlineLvl w:val="4"/>
     </w:pPr>
     <w:rPr>
-      <w:rFonts w:ascii="Times New Roman" w:asciiTheme="majorHAnsi" w:cstheme="majorBidi" w:eastAsia="黑体" w:eastAsiaTheme="majorEastAsia" w:hAnsi="Times New Roman" w:hAnsiTheme="majorHAnsi"/>
+      <w:rFonts w:ascii="Times New Roman" w:asciiTheme="majorHAnsi" w:cstheme="majorBidi" w:eastAsia="黑体" w:hAnsi="Times New Roman" w:hAnsiTheme="majorHAnsi"/>
       <w:b/>
       <w:color w:val="333333"/>
       <w:sz w:val="22"/>
@@ -2858,7 +3007,7 @@
       <w:outlineLvl w:val="5"/>
     </w:pPr>
     <w:rPr>
-      <w:rFonts w:asciiTheme="majorHAnsi" w:cstheme="majorBidi" w:eastAsiaTheme="majorEastAsia" w:hAnsiTheme="majorHAnsi"/>
+      <w:rFonts w:asciiTheme="majorHAnsi" w:cstheme="majorBidi" w:hAnsiTheme="majorHAnsi" w:eastAsia="黑体"/>
       <w:i/>
       <w:iCs/>
       <w:color w:themeColor="accent1" w:themeShade="7F" w:val="243F60"/>
@@ -2881,7 +3030,7 @@
       <w:outlineLvl w:val="6"/>
     </w:pPr>
     <w:rPr>
-      <w:rFonts w:asciiTheme="majorHAnsi" w:cstheme="majorBidi" w:eastAsiaTheme="majorEastAsia" w:hAnsiTheme="majorHAnsi"/>
+      <w:rFonts w:asciiTheme="majorHAnsi" w:cstheme="majorBidi" w:hAnsiTheme="majorHAnsi" w:eastAsia="黑体"/>
       <w:i/>
       <w:iCs/>
       <w:color w:themeColor="text1" w:themeTint="BF" w:val="404040"/>
@@ -2904,7 +3053,7 @@
       <w:outlineLvl w:val="7"/>
     </w:pPr>
     <w:rPr>
-      <w:rFonts w:asciiTheme="majorHAnsi" w:cstheme="majorBidi" w:eastAsiaTheme="majorEastAsia" w:hAnsiTheme="majorHAnsi"/>
+      <w:rFonts w:asciiTheme="majorHAnsi" w:cstheme="majorBidi" w:hAnsiTheme="majorHAnsi" w:eastAsia="黑体"/>
       <w:color w:themeColor="accent1" w:val="4F81BD"/>
       <w:sz w:val="20"/>
       <w:szCs w:val="20"/>
@@ -2927,7 +3076,7 @@
       <w:outlineLvl w:val="8"/>
     </w:pPr>
     <w:rPr>
-      <w:rFonts w:asciiTheme="majorHAnsi" w:cstheme="majorBidi" w:eastAsiaTheme="majorEastAsia" w:hAnsiTheme="majorHAnsi"/>
+      <w:rFonts w:asciiTheme="majorHAnsi" w:cstheme="majorBidi" w:hAnsiTheme="majorHAnsi" w:eastAsia="黑体"/>
       <w:i/>
       <w:iCs/>
       <w:color w:themeColor="text1" w:themeTint="BF" w:val="404040"/>
@@ -2978,7 +3127,7 @@
     <w:uiPriority w:val="9"/>
     <w:rsid w:val="00FC693F"/>
     <w:rPr>
-      <w:rFonts w:asciiTheme="majorHAnsi" w:cstheme="majorBidi" w:eastAsiaTheme="majorEastAsia" w:hAnsiTheme="majorHAnsi"/>
+      <w:rFonts w:asciiTheme="majorHAnsi" w:cstheme="majorBidi" w:hAnsiTheme="majorHAnsi" w:eastAsia="黑体"/>
       <w:b/>
       <w:bCs/>
       <w:color w:themeColor="accent1" w:themeShade="BF" w:val="365F91"/>
@@ -2993,7 +3142,7 @@
     <w:uiPriority w:val="9"/>
     <w:rsid w:val="00FC693F"/>
     <w:rPr>
-      <w:rFonts w:asciiTheme="majorHAnsi" w:cstheme="majorBidi" w:eastAsiaTheme="majorEastAsia" w:hAnsiTheme="majorHAnsi"/>
+      <w:rFonts w:asciiTheme="majorHAnsi" w:cstheme="majorBidi" w:hAnsiTheme="majorHAnsi" w:eastAsia="黑体"/>
       <w:b/>
       <w:bCs/>
       <w:color w:themeColor="accent1" w:val="4F81BD"/>
@@ -3008,7 +3157,7 @@
     <w:uiPriority w:val="9"/>
     <w:rsid w:val="00FC693F"/>
     <w:rPr>
-      <w:rFonts w:asciiTheme="majorHAnsi" w:cstheme="majorBidi" w:eastAsiaTheme="majorEastAsia" w:hAnsiTheme="majorHAnsi"/>
+      <w:rFonts w:asciiTheme="majorHAnsi" w:cstheme="majorBidi" w:hAnsiTheme="majorHAnsi" w:eastAsia="黑体"/>
       <w:b/>
       <w:bCs/>
       <w:color w:themeColor="accent1" w:val="4F81BD"/>
@@ -3031,7 +3180,7 @@
       <w:contextualSpacing/>
     </w:pPr>
     <w:rPr>
-      <w:rFonts w:ascii="Times New Roman" w:asciiTheme="majorHAnsi" w:cstheme="majorBidi" w:eastAsia="黑体" w:eastAsiaTheme="majorEastAsia" w:hAnsi="Times New Roman" w:hAnsiTheme="majorHAnsi"/>
+      <w:rFonts w:ascii="Times New Roman" w:asciiTheme="majorHAnsi" w:cstheme="majorBidi" w:eastAsia="黑体" w:hAnsi="Times New Roman" w:hAnsiTheme="majorHAnsi"/>
       <w:b/>
       <w:color w:val="1F3864"/>
       <w:spacing w:val="5"/>
@@ -3047,7 +3196,7 @@
     <w:uiPriority w:val="10"/>
     <w:rsid w:val="00FC693F"/>
     <w:rPr>
-      <w:rFonts w:asciiTheme="majorHAnsi" w:cstheme="majorBidi" w:eastAsiaTheme="majorEastAsia" w:hAnsiTheme="majorHAnsi"/>
+      <w:rFonts w:asciiTheme="majorHAnsi" w:cstheme="majorBidi" w:hAnsiTheme="majorHAnsi" w:eastAsia="黑体"/>
       <w:color w:themeColor="text2" w:themeShade="BF" w:val="17365D"/>
       <w:spacing w:val="5"/>
       <w:kern w:val="28"/>
@@ -3069,7 +3218,7 @@
       </w:numPr>
     </w:pPr>
     <w:rPr>
-      <w:rFonts w:asciiTheme="majorHAnsi" w:cstheme="majorBidi" w:eastAsiaTheme="majorEastAsia" w:hAnsiTheme="majorHAnsi"/>
+      <w:rFonts w:asciiTheme="majorHAnsi" w:cstheme="majorBidi" w:hAnsiTheme="majorHAnsi" w:eastAsia="黑体"/>
       <w:i/>
       <w:iCs/>
       <w:color w:themeColor="accent1" w:val="4F81BD"/>
@@ -3085,7 +3234,7 @@
     <w:uiPriority w:val="11"/>
     <w:rsid w:val="00FC693F"/>
     <w:rPr>
-      <w:rFonts w:asciiTheme="majorHAnsi" w:cstheme="majorBidi" w:eastAsiaTheme="majorEastAsia" w:hAnsiTheme="majorHAnsi"/>
+      <w:rFonts w:asciiTheme="majorHAnsi" w:cstheme="majorBidi" w:hAnsiTheme="majorHAnsi" w:eastAsia="黑体"/>
       <w:i/>
       <w:iCs/>
       <w:color w:themeColor="accent1" w:val="4F81BD"/>
@@ -3152,6 +3301,7 @@
       <w:spacing w:after="120"/>
     </w:pPr>
     <w:rPr>
+      <w:rFonts w:eastAsia="黑体"/>
       <w:sz w:val="16"/>
       <w:szCs w:val="16"/>
     </w:rPr>
@@ -3163,6 +3313,7 @@
     <w:uiPriority w:val="99"/>
     <w:rsid w:val="00AA1D8D"/>
     <w:rPr>
+      <w:rFonts w:eastAsia="黑体"/>
       <w:sz w:val="16"/>
       <w:szCs w:val="16"/>
     </w:rPr>
@@ -3332,7 +3483,7 @@
       </w:tabs>
     </w:pPr>
     <w:rPr>
-      <w:rFonts w:ascii="Courier" w:hAnsi="Courier"/>
+      <w:rFonts w:ascii="Courier" w:hAnsi="Courier" w:eastAsia="黑体"/>
       <w:sz w:val="20"/>
       <w:szCs w:val="20"/>
     </w:rPr>
@@ -3344,7 +3495,7 @@
     <w:uiPriority w:val="99"/>
     <w:rsid w:val="0029639D"/>
     <w:rPr>
-      <w:rFonts w:ascii="Courier" w:hAnsi="Courier"/>
+      <w:rFonts w:ascii="Courier" w:hAnsi="Courier" w:eastAsia="黑体"/>
       <w:sz w:val="20"/>
       <w:szCs w:val="20"/>
     </w:rPr>
@@ -3380,6 +3531,7 @@
     <w:uiPriority w:val="29"/>
     <w:rsid w:val="00FC693F"/>
     <w:rPr>
+      <w:rFonts w:eastAsia="黑体"/>
       <w:i/>
       <w:iCs/>
       <w:color w:themeColor="text1" w:val="000000"/>
@@ -3393,7 +3545,7 @@
     <w:semiHidden/>
     <w:rsid w:val="00FC693F"/>
     <w:rPr>
-      <w:rFonts w:asciiTheme="majorHAnsi" w:cstheme="majorBidi" w:eastAsiaTheme="majorEastAsia" w:hAnsiTheme="majorHAnsi"/>
+      <w:rFonts w:asciiTheme="majorHAnsi" w:cstheme="majorBidi" w:hAnsiTheme="majorHAnsi" w:eastAsia="黑体"/>
       <w:b/>
       <w:bCs/>
       <w:i/>
@@ -3409,7 +3561,7 @@
     <w:semiHidden/>
     <w:rsid w:val="00FC693F"/>
     <w:rPr>
-      <w:rFonts w:asciiTheme="majorHAnsi" w:cstheme="majorBidi" w:eastAsiaTheme="majorEastAsia" w:hAnsiTheme="majorHAnsi"/>
+      <w:rFonts w:asciiTheme="majorHAnsi" w:cstheme="majorBidi" w:hAnsiTheme="majorHAnsi" w:eastAsia="黑体"/>
       <w:color w:themeColor="accent1" w:themeShade="7F" w:val="243F60"/>
     </w:rPr>
   </w:style>
@@ -3421,7 +3573,7 @@
     <w:semiHidden/>
     <w:rsid w:val="00FC693F"/>
     <w:rPr>
-      <w:rFonts w:asciiTheme="majorHAnsi" w:cstheme="majorBidi" w:eastAsiaTheme="majorEastAsia" w:hAnsiTheme="majorHAnsi"/>
+      <w:rFonts w:asciiTheme="majorHAnsi" w:cstheme="majorBidi" w:hAnsiTheme="majorHAnsi" w:eastAsia="黑体"/>
       <w:i/>
       <w:iCs/>
       <w:color w:themeColor="accent1" w:themeShade="7F" w:val="243F60"/>
@@ -3435,7 +3587,7 @@
     <w:semiHidden/>
     <w:rsid w:val="00FC693F"/>
     <w:rPr>
-      <w:rFonts w:asciiTheme="majorHAnsi" w:cstheme="majorBidi" w:eastAsiaTheme="majorEastAsia" w:hAnsiTheme="majorHAnsi"/>
+      <w:rFonts w:asciiTheme="majorHAnsi" w:cstheme="majorBidi" w:hAnsiTheme="majorHAnsi" w:eastAsia="黑体"/>
       <w:i/>
       <w:iCs/>
       <w:color w:themeColor="text1" w:themeTint="BF" w:val="404040"/>
@@ -3449,7 +3601,7 @@
     <w:semiHidden/>
     <w:rsid w:val="00FC693F"/>
     <w:rPr>
-      <w:rFonts w:asciiTheme="majorHAnsi" w:cstheme="majorBidi" w:eastAsiaTheme="majorEastAsia" w:hAnsiTheme="majorHAnsi"/>
+      <w:rFonts w:asciiTheme="majorHAnsi" w:cstheme="majorBidi" w:hAnsiTheme="majorHAnsi" w:eastAsia="黑体"/>
       <w:color w:themeColor="accent1" w:val="4F81BD"/>
       <w:sz w:val="20"/>
       <w:szCs w:val="20"/>
@@ -3463,7 +3615,7 @@
     <w:semiHidden/>
     <w:rsid w:val="00FC693F"/>
     <w:rPr>
-      <w:rFonts w:asciiTheme="majorHAnsi" w:cstheme="majorBidi" w:eastAsiaTheme="majorEastAsia" w:hAnsiTheme="majorHAnsi"/>
+      <w:rFonts w:asciiTheme="majorHAnsi" w:cstheme="majorBidi" w:hAnsiTheme="majorHAnsi" w:eastAsia="黑体"/>
       <w:i/>
       <w:iCs/>
       <w:color w:themeColor="text1" w:themeTint="BF" w:val="404040"/>
@@ -3484,6 +3636,7 @@
       <w:spacing w:line="240" w:lineRule="auto"/>
     </w:pPr>
     <w:rPr>
+      <w:rFonts w:eastAsia="黑体"/>
       <w:b/>
       <w:bCs/>
       <w:color w:themeColor="accent1" w:val="4F81BD"/>
@@ -3498,6 +3651,7 @@
     <w:qFormat/>
     <w:rsid w:val="00FC693F"/>
     <w:rPr>
+      <w:rFonts w:eastAsia="黑体"/>
       <w:b/>
       <w:bCs/>
     </w:rPr>
@@ -3509,6 +3663,7 @@
     <w:qFormat/>
     <w:rsid w:val="00FC693F"/>
     <w:rPr>
+      <w:rFonts w:eastAsia="黑体"/>
       <w:i/>
       <w:iCs/>
     </w:rPr>
@@ -3529,6 +3684,7 @@
       <w:ind w:left="936" w:right="936"/>
     </w:pPr>
     <w:rPr>
+      <w:rFonts w:eastAsia="黑体"/>
       <w:b/>
       <w:bCs/>
       <w:i/>
@@ -3543,6 +3699,7 @@
     <w:uiPriority w:val="30"/>
     <w:rsid w:val="00FC693F"/>
     <w:rPr>
+      <w:rFonts w:eastAsia="黑体"/>
       <w:b/>
       <w:bCs/>
       <w:i/>
@@ -3557,6 +3714,7 @@
     <w:qFormat/>
     <w:rsid w:val="00FC693F"/>
     <w:rPr>
+      <w:rFonts w:eastAsia="黑体"/>
       <w:i/>
       <w:iCs/>
       <w:color w:themeColor="text1" w:themeTint="7F" w:val="808080"/>
@@ -3569,6 +3727,7 @@
     <w:qFormat/>
     <w:rsid w:val="00FC693F"/>
     <w:rPr>
+      <w:rFonts w:eastAsia="黑体"/>
       <w:b/>
       <w:bCs/>
       <w:i/>
@@ -3583,6 +3742,7 @@
     <w:qFormat/>
     <w:rsid w:val="00FC693F"/>
     <w:rPr>
+      <w:rFonts w:eastAsia="黑体"/>
       <w:smallCaps/>
       <w:color w:themeColor="accent2" w:val="C0504D"/>
       <w:u w:val="single"/>
@@ -3595,6 +3755,7 @@
     <w:qFormat/>
     <w:rsid w:val="00FC693F"/>
     <w:rPr>
+      <w:rFonts w:eastAsia="黑体"/>
       <w:b/>
       <w:bCs/>
       <w:smallCaps/>
@@ -3610,6 +3771,7 @@
     <w:qFormat/>
     <w:rsid w:val="00FC693F"/>
     <w:rPr>
+      <w:rFonts w:eastAsia="黑体"/>
       <w:b/>
       <w:bCs/>
       <w:smallCaps/>
@@ -3664,6 +3826,7 @@
       <w:spacing w:after="0" w:line="240" w:lineRule="auto"/>
     </w:pPr>
     <w:rPr>
+      <w:rFonts w:eastAsia="黑体"/>
       <w:color w:themeColor="text1" w:themeShade="BF" w:val="000000"/>
     </w:rPr>
     <w:tblPr>
@@ -3686,6 +3849,7 @@
         <w:spacing w:after="0" w:before="0" w:line="240" w:lineRule="auto"/>
       </w:pPr>
       <w:rPr>
+        <w:rFonts w:eastAsia="黑体"/>
         <w:b/>
         <w:bCs/>
       </w:rPr>
@@ -3706,6 +3870,7 @@
         <w:spacing w:after="0" w:before="0" w:line="240" w:lineRule="auto"/>
       </w:pPr>
       <w:rPr>
+        <w:rFonts w:eastAsia="黑体"/>
         <w:b/>
         <w:bCs/>
       </w:rPr>
@@ -3723,12 +3888,14 @@
     </w:tblStylePr>
     <w:tblStylePr w:type="firstCol">
       <w:rPr>
+        <w:rFonts w:eastAsia="黑体"/>
         <w:b/>
         <w:bCs/>
       </w:rPr>
     </w:tblStylePr>
     <w:tblStylePr w:type="lastCol">
       <w:rPr>
+        <w:rFonts w:eastAsia="黑体"/>
         <w:b/>
         <w:bCs/>
       </w:rPr>
@@ -3767,6 +3934,7 @@
       <w:spacing w:after="0" w:line="240" w:lineRule="auto"/>
     </w:pPr>
     <w:rPr>
+      <w:rFonts w:eastAsia="黑体"/>
       <w:color w:themeColor="accent1" w:themeShade="BF" w:val="365F91"/>
     </w:rPr>
     <w:tblPr>
@@ -3789,6 +3957,7 @@
         <w:spacing w:after="0" w:before="0" w:line="240" w:lineRule="auto"/>
       </w:pPr>
       <w:rPr>
+        <w:rFonts w:eastAsia="黑体"/>
         <w:b/>
         <w:bCs/>
       </w:rPr>
@@ -3809,6 +3978,7 @@
         <w:spacing w:after="0" w:before="0" w:line="240" w:lineRule="auto"/>
       </w:pPr>
       <w:rPr>
+        <w:rFonts w:eastAsia="黑体"/>
         <w:b/>
         <w:bCs/>
       </w:rPr>
@@ -3826,12 +3996,14 @@
     </w:tblStylePr>
     <w:tblStylePr w:type="firstCol">
       <w:rPr>
+        <w:rFonts w:eastAsia="黑体"/>
         <w:b/>
         <w:bCs/>
       </w:rPr>
     </w:tblStylePr>
     <w:tblStylePr w:type="lastCol">
       <w:rPr>
+        <w:rFonts w:eastAsia="黑体"/>
         <w:b/>
         <w:bCs/>
       </w:rPr>
@@ -3870,6 +4042,7 @@
       <w:spacing w:after="0" w:line="240" w:lineRule="auto"/>
     </w:pPr>
     <w:rPr>
+      <w:rFonts w:eastAsia="黑体"/>
       <w:color w:themeColor="accent2" w:themeShade="BF" w:val="943634"/>
     </w:rPr>
     <w:tblPr>
@@ -3892,6 +4065,7 @@
         <w:spacing w:after="0" w:before="0" w:line="240" w:lineRule="auto"/>
       </w:pPr>
       <w:rPr>
+        <w:rFonts w:eastAsia="黑体"/>
         <w:b/>
         <w:bCs/>
       </w:rPr>
@@ -3912,6 +4086,7 @@
         <w:spacing w:after="0" w:before="0" w:line="240" w:lineRule="auto"/>
       </w:pPr>
       <w:rPr>
+        <w:rFonts w:eastAsia="黑体"/>
         <w:b/>
         <w:bCs/>
       </w:rPr>
@@ -3929,12 +4104,14 @@
     </w:tblStylePr>
     <w:tblStylePr w:type="firstCol">
       <w:rPr>
+        <w:rFonts w:eastAsia="黑体"/>
         <w:b/>
         <w:bCs/>
       </w:rPr>
     </w:tblStylePr>
     <w:tblStylePr w:type="lastCol">
       <w:rPr>
+        <w:rFonts w:eastAsia="黑体"/>
         <w:b/>
         <w:bCs/>
       </w:rPr>
@@ -3973,6 +4150,7 @@
       <w:spacing w:after="0" w:line="240" w:lineRule="auto"/>
     </w:pPr>
     <w:rPr>
+      <w:rFonts w:eastAsia="黑体"/>
       <w:color w:themeColor="accent3" w:themeShade="BF" w:val="76923C"/>
     </w:rPr>
     <w:tblPr>
@@ -3995,6 +4173,7 @@
         <w:spacing w:after="0" w:before="0" w:line="240" w:lineRule="auto"/>
       </w:pPr>
       <w:rPr>
+        <w:rFonts w:eastAsia="黑体"/>
         <w:b/>
         <w:bCs/>
       </w:rPr>
@@ -4015,6 +4194,7 @@
         <w:spacing w:after="0" w:before="0" w:line="240" w:lineRule="auto"/>
       </w:pPr>
       <w:rPr>
+        <w:rFonts w:eastAsia="黑体"/>
         <w:b/>
         <w:bCs/>
       </w:rPr>
@@ -4032,12 +4212,14 @@
     </w:tblStylePr>
     <w:tblStylePr w:type="firstCol">
       <w:rPr>
+        <w:rFonts w:eastAsia="黑体"/>
         <w:b/>
         <w:bCs/>
       </w:rPr>
     </w:tblStylePr>
     <w:tblStylePr w:type="lastCol">
       <w:rPr>
+        <w:rFonts w:eastAsia="黑体"/>
         <w:b/>
         <w:bCs/>
       </w:rPr>
@@ -4076,6 +4258,7 @@
       <w:spacing w:after="0" w:line="240" w:lineRule="auto"/>
     </w:pPr>
     <w:rPr>
+      <w:rFonts w:eastAsia="黑体"/>
       <w:color w:themeColor="accent4" w:themeShade="BF" w:val="5F497A"/>
     </w:rPr>
     <w:tblPr>
@@ -4098,6 +4281,7 @@
         <w:spacing w:after="0" w:before="0" w:line="240" w:lineRule="auto"/>
       </w:pPr>
       <w:rPr>
+        <w:rFonts w:eastAsia="黑体"/>
         <w:b/>
         <w:bCs/>
       </w:rPr>
@@ -4118,6 +4302,7 @@
         <w:spacing w:after="0" w:before="0" w:line="240" w:lineRule="auto"/>
       </w:pPr>
       <w:rPr>
+        <w:rFonts w:eastAsia="黑体"/>
         <w:b/>
         <w:bCs/>
       </w:rPr>
@@ -4135,12 +4320,14 @@
     </w:tblStylePr>
     <w:tblStylePr w:type="firstCol">
       <w:rPr>
+        <w:rFonts w:eastAsia="黑体"/>
         <w:b/>
         <w:bCs/>
       </w:rPr>
     </w:tblStylePr>
     <w:tblStylePr w:type="lastCol">
       <w:rPr>
+        <w:rFonts w:eastAsia="黑体"/>
         <w:b/>
         <w:bCs/>
       </w:rPr>
@@ -4179,6 +4366,7 @@
       <w:spacing w:after="0" w:line="240" w:lineRule="auto"/>
     </w:pPr>
     <w:rPr>
+      <w:rFonts w:eastAsia="黑体"/>
       <w:color w:themeColor="accent5" w:themeShade="BF" w:val="31849B"/>
     </w:rPr>
     <w:tblPr>
@@ -4201,6 +4389,7 @@
         <w:spacing w:after="0" w:before="0" w:line="240" w:lineRule="auto"/>
       </w:pPr>
       <w:rPr>
+        <w:rFonts w:eastAsia="黑体"/>
         <w:b/>
         <w:bCs/>
       </w:rPr>
@@ -4221,6 +4410,7 @@
         <w:spacing w:after="0" w:before="0" w:line="240" w:lineRule="auto"/>
       </w:pPr>
       <w:rPr>
+        <w:rFonts w:eastAsia="黑体"/>
         <w:b/>
         <w:bCs/>
       </w:rPr>
@@ -4238,12 +4428,14 @@
     </w:tblStylePr>
     <w:tblStylePr w:type="firstCol">
       <w:rPr>
+        <w:rFonts w:eastAsia="黑体"/>
         <w:b/>
         <w:bCs/>
       </w:rPr>
     </w:tblStylePr>
     <w:tblStylePr w:type="lastCol">
       <w:rPr>
+        <w:rFonts w:eastAsia="黑体"/>
         <w:b/>
         <w:bCs/>
       </w:rPr>
@@ -4282,6 +4474,7 @@
       <w:spacing w:after="0" w:line="240" w:lineRule="auto"/>
     </w:pPr>
     <w:rPr>
+      <w:rFonts w:eastAsia="黑体"/>
       <w:color w:themeColor="accent6" w:themeShade="BF" w:val="E36C0A"/>
     </w:rPr>
     <w:tblPr>
@@ -4304,6 +4497,7 @@
         <w:spacing w:after="0" w:before="0" w:line="240" w:lineRule="auto"/>
       </w:pPr>
       <w:rPr>
+        <w:rFonts w:eastAsia="黑体"/>
         <w:b/>
         <w:bCs/>
       </w:rPr>
@@ -4324,6 +4518,7 @@
         <w:spacing w:after="0" w:before="0" w:line="240" w:lineRule="auto"/>
       </w:pPr>
       <w:rPr>
+        <w:rFonts w:eastAsia="黑体"/>
         <w:b/>
         <w:bCs/>
       </w:rPr>
@@ -4341,12 +4536,14 @@
     </w:tblStylePr>
     <w:tblStylePr w:type="firstCol">
       <w:rPr>
+        <w:rFonts w:eastAsia="黑体"/>
         <w:b/>
         <w:bCs/>
       </w:rPr>
     </w:tblStylePr>
     <w:tblStylePr w:type="lastCol">
       <w:rPr>
+        <w:rFonts w:eastAsia="黑体"/>
         <w:b/>
         <w:bCs/>
       </w:rPr>
@@ -4406,6 +4603,7 @@
         <w:spacing w:after="0" w:before="0" w:line="240" w:lineRule="auto"/>
       </w:pPr>
       <w:rPr>
+        <w:rFonts w:eastAsia="黑体"/>
         <w:b/>
         <w:bCs/>
         <w:color w:themeColor="background1" w:val="FFFFFF"/>
@@ -4420,6 +4618,7 @@
         <w:spacing w:after="0" w:before="0" w:line="240" w:lineRule="auto"/>
       </w:pPr>
       <w:rPr>
+        <w:rFonts w:eastAsia="黑体"/>
         <w:b/>
         <w:bCs/>
       </w:rPr>
@@ -4435,12 +4634,14 @@
     </w:tblStylePr>
     <w:tblStylePr w:type="firstCol">
       <w:rPr>
+        <w:rFonts w:eastAsia="黑体"/>
         <w:b/>
         <w:bCs/>
       </w:rPr>
     </w:tblStylePr>
     <w:tblStylePr w:type="lastCol">
       <w:rPr>
+        <w:rFonts w:eastAsia="黑体"/>
         <w:b/>
         <w:bCs/>
       </w:rPr>
@@ -4498,6 +4699,7 @@
         <w:spacing w:after="0" w:before="0" w:line="240" w:lineRule="auto"/>
       </w:pPr>
       <w:rPr>
+        <w:rFonts w:eastAsia="黑体"/>
         <w:b/>
         <w:bCs/>
         <w:color w:themeColor="background1" w:val="FFFFFF"/>
@@ -4512,6 +4714,7 @@
         <w:spacing w:after="0" w:before="0" w:line="240" w:lineRule="auto"/>
       </w:pPr>
       <w:rPr>
+        <w:rFonts w:eastAsia="黑体"/>
         <w:b/>
         <w:bCs/>
       </w:rPr>
@@ -4527,12 +4730,14 @@
     </w:tblStylePr>
     <w:tblStylePr w:type="firstCol">
       <w:rPr>
+        <w:rFonts w:eastAsia="黑体"/>
         <w:b/>
         <w:bCs/>
       </w:rPr>
     </w:tblStylePr>
     <w:tblStylePr w:type="lastCol">
       <w:rPr>
+        <w:rFonts w:eastAsia="黑体"/>
         <w:b/>
         <w:bCs/>
       </w:rPr>
@@ -4590,6 +4795,7 @@
         <w:spacing w:after="0" w:before="0" w:line="240" w:lineRule="auto"/>
       </w:pPr>
       <w:rPr>
+        <w:rFonts w:eastAsia="黑体"/>
         <w:b/>
         <w:bCs/>
         <w:color w:themeColor="background1" w:val="FFFFFF"/>
@@ -4604,6 +4810,7 @@
         <w:spacing w:after="0" w:before="0" w:line="240" w:lineRule="auto"/>
       </w:pPr>
       <w:rPr>
+        <w:rFonts w:eastAsia="黑体"/>
         <w:b/>
         <w:bCs/>
       </w:rPr>
@@ -4619,12 +4826,14 @@
     </w:tblStylePr>
     <w:tblStylePr w:type="firstCol">
       <w:rPr>
+        <w:rFonts w:eastAsia="黑体"/>
         <w:b/>
         <w:bCs/>
       </w:rPr>
     </w:tblStylePr>
     <w:tblStylePr w:type="lastCol">
       <w:rPr>
+        <w:rFonts w:eastAsia="黑体"/>
         <w:b/>
         <w:bCs/>
       </w:rPr>
@@ -4682,6 +4891,7 @@
         <w:spacing w:after="0" w:before="0" w:line="240" w:lineRule="auto"/>
       </w:pPr>
       <w:rPr>
+        <w:rFonts w:eastAsia="黑体"/>
         <w:b/>
         <w:bCs/>
         <w:color w:themeColor="background1" w:val="FFFFFF"/>
@@ -4696,6 +4906,7 @@
         <w:spacing w:after="0" w:before="0" w:line="240" w:lineRule="auto"/>
       </w:pPr>
       <w:rPr>
+        <w:rFonts w:eastAsia="黑体"/>
         <w:b/>
         <w:bCs/>
       </w:rPr>
@@ -4711,12 +4922,14 @@
     </w:tblStylePr>
     <w:tblStylePr w:type="firstCol">
       <w:rPr>
+        <w:rFonts w:eastAsia="黑体"/>
         <w:b/>
         <w:bCs/>
       </w:rPr>
     </w:tblStylePr>
     <w:tblStylePr w:type="lastCol">
       <w:rPr>
+        <w:rFonts w:eastAsia="黑体"/>
         <w:b/>
         <w:bCs/>
       </w:rPr>
@@ -4774,6 +4987,7 @@
         <w:spacing w:after="0" w:before="0" w:line="240" w:lineRule="auto"/>
       </w:pPr>
       <w:rPr>
+        <w:rFonts w:eastAsia="黑体"/>
         <w:b/>
         <w:bCs/>
         <w:color w:themeColor="background1" w:val="FFFFFF"/>
@@ -4788,6 +5002,7 @@
         <w:spacing w:after="0" w:before="0" w:line="240" w:lineRule="auto"/>
       </w:pPr>
       <w:rPr>
+        <w:rFonts w:eastAsia="黑体"/>
         <w:b/>
         <w:bCs/>
       </w:rPr>
@@ -4803,12 +5018,14 @@
     </w:tblStylePr>
     <w:tblStylePr w:type="firstCol">
       <w:rPr>
+        <w:rFonts w:eastAsia="黑体"/>
         <w:b/>
         <w:bCs/>
       </w:rPr>
     </w:tblStylePr>
     <w:tblStylePr w:type="lastCol">
       <w:rPr>
+        <w:rFonts w:eastAsia="黑体"/>
         <w:b/>
         <w:bCs/>
       </w:rPr>
@@ -4866,6 +5083,7 @@
         <w:spacing w:after="0" w:before="0" w:line="240" w:lineRule="auto"/>
       </w:pPr>
       <w:rPr>
+        <w:rFonts w:eastAsia="黑体"/>
         <w:b/>
         <w:bCs/>
         <w:color w:themeColor="background1" w:val="FFFFFF"/>
@@ -4880,6 +5098,7 @@
         <w:spacing w:after="0" w:before="0" w:line="240" w:lineRule="auto"/>
       </w:pPr>
       <w:rPr>
+        <w:rFonts w:eastAsia="黑体"/>
         <w:b/>
         <w:bCs/>
       </w:rPr>
@@ -4895,12 +5114,14 @@
     </w:tblStylePr>
     <w:tblStylePr w:type="firstCol">
       <w:rPr>
+        <w:rFonts w:eastAsia="黑体"/>
         <w:b/>
         <w:bCs/>
       </w:rPr>
     </w:tblStylePr>
     <w:tblStylePr w:type="lastCol">
       <w:rPr>
+        <w:rFonts w:eastAsia="黑体"/>
         <w:b/>
         <w:bCs/>
       </w:rPr>
@@ -4958,6 +5179,7 @@
         <w:spacing w:after="0" w:before="0" w:line="240" w:lineRule="auto"/>
       </w:pPr>
       <w:rPr>
+        <w:rFonts w:eastAsia="黑体"/>
         <w:b/>
         <w:bCs/>
         <w:color w:themeColor="background1" w:val="FFFFFF"/>
@@ -4972,6 +5194,7 @@
         <w:spacing w:after="0" w:before="0" w:line="240" w:lineRule="auto"/>
       </w:pPr>
       <w:rPr>
+        <w:rFonts w:eastAsia="黑体"/>
         <w:b/>
         <w:bCs/>
       </w:rPr>
@@ -4987,12 +5210,14 @@
     </w:tblStylePr>
     <w:tblStylePr w:type="firstCol">
       <w:rPr>
+        <w:rFonts w:eastAsia="黑体"/>
         <w:b/>
         <w:bCs/>
       </w:rPr>
     </w:tblStylePr>
     <w:tblStylePr w:type="lastCol">
       <w:rPr>
+        <w:rFonts w:eastAsia="黑体"/>
         <w:b/>
         <w:bCs/>
       </w:rPr>
@@ -5052,7 +5277,7 @@
         <w:spacing w:after="0" w:before="0" w:line="240" w:lineRule="auto"/>
       </w:pPr>
       <w:rPr>
-        <w:rFonts w:asciiTheme="majorHAnsi" w:cstheme="majorBidi" w:eastAsiaTheme="majorEastAsia" w:hAnsiTheme="majorHAnsi"/>
+        <w:rFonts w:asciiTheme="majorHAnsi" w:cstheme="majorBidi" w:hAnsiTheme="majorHAnsi" w:eastAsia="黑体"/>
         <w:b/>
         <w:bCs/>
       </w:rPr>
@@ -5073,7 +5298,7 @@
         <w:spacing w:after="0" w:before="0" w:line="240" w:lineRule="auto"/>
       </w:pPr>
       <w:rPr>
-        <w:rFonts w:asciiTheme="majorHAnsi" w:cstheme="majorBidi" w:eastAsiaTheme="majorEastAsia" w:hAnsiTheme="majorHAnsi"/>
+        <w:rFonts w:asciiTheme="majorHAnsi" w:cstheme="majorBidi" w:hAnsiTheme="majorHAnsi" w:eastAsia="黑体"/>
         <w:b/>
         <w:bCs/>
       </w:rPr>
@@ -5091,14 +5316,14 @@
     </w:tblStylePr>
     <w:tblStylePr w:type="firstCol">
       <w:rPr>
-        <w:rFonts w:asciiTheme="majorHAnsi" w:cstheme="majorBidi" w:eastAsiaTheme="majorEastAsia" w:hAnsiTheme="majorHAnsi"/>
+        <w:rFonts w:asciiTheme="majorHAnsi" w:cstheme="majorBidi" w:hAnsiTheme="majorHAnsi" w:eastAsia="黑体"/>
         <w:b/>
         <w:bCs/>
       </w:rPr>
     </w:tblStylePr>
     <w:tblStylePr w:type="lastCol">
       <w:rPr>
-        <w:rFonts w:asciiTheme="majorHAnsi" w:cstheme="majorBidi" w:eastAsiaTheme="majorEastAsia" w:hAnsiTheme="majorHAnsi"/>
+        <w:rFonts w:asciiTheme="majorHAnsi" w:cstheme="majorBidi" w:hAnsiTheme="majorHAnsi" w:eastAsia="黑体"/>
         <w:b/>
         <w:bCs/>
       </w:rPr>
@@ -5182,7 +5407,7 @@
         <w:spacing w:after="0" w:before="0" w:line="240" w:lineRule="auto"/>
       </w:pPr>
       <w:rPr>
-        <w:rFonts w:asciiTheme="majorHAnsi" w:cstheme="majorBidi" w:eastAsiaTheme="majorEastAsia" w:hAnsiTheme="majorHAnsi"/>
+        <w:rFonts w:asciiTheme="majorHAnsi" w:cstheme="majorBidi" w:hAnsiTheme="majorHAnsi" w:eastAsia="黑体"/>
         <w:b/>
         <w:bCs/>
       </w:rPr>
@@ -5203,7 +5428,7 @@
         <w:spacing w:after="0" w:before="0" w:line="240" w:lineRule="auto"/>
       </w:pPr>
       <w:rPr>
-        <w:rFonts w:asciiTheme="majorHAnsi" w:cstheme="majorBidi" w:eastAsiaTheme="majorEastAsia" w:hAnsiTheme="majorHAnsi"/>
+        <w:rFonts w:asciiTheme="majorHAnsi" w:cstheme="majorBidi" w:hAnsiTheme="majorHAnsi" w:eastAsia="黑体"/>
         <w:b/>
         <w:bCs/>
       </w:rPr>
@@ -5221,14 +5446,14 @@
     </w:tblStylePr>
     <w:tblStylePr w:type="firstCol">
       <w:rPr>
-        <w:rFonts w:asciiTheme="majorHAnsi" w:cstheme="majorBidi" w:eastAsiaTheme="majorEastAsia" w:hAnsiTheme="majorHAnsi"/>
+        <w:rFonts w:asciiTheme="majorHAnsi" w:cstheme="majorBidi" w:hAnsiTheme="majorHAnsi" w:eastAsia="黑体"/>
         <w:b/>
         <w:bCs/>
       </w:rPr>
     </w:tblStylePr>
     <w:tblStylePr w:type="lastCol">
       <w:rPr>
-        <w:rFonts w:asciiTheme="majorHAnsi" w:cstheme="majorBidi" w:eastAsiaTheme="majorEastAsia" w:hAnsiTheme="majorHAnsi"/>
+        <w:rFonts w:asciiTheme="majorHAnsi" w:cstheme="majorBidi" w:hAnsiTheme="majorHAnsi" w:eastAsia="黑体"/>
         <w:b/>
         <w:bCs/>
       </w:rPr>
@@ -5312,7 +5537,7 @@
         <w:spacing w:after="0" w:before="0" w:line="240" w:lineRule="auto"/>
       </w:pPr>
       <w:rPr>
-        <w:rFonts w:asciiTheme="majorHAnsi" w:cstheme="majorBidi" w:eastAsiaTheme="majorEastAsia" w:hAnsiTheme="majorHAnsi"/>
+        <w:rFonts w:asciiTheme="majorHAnsi" w:cstheme="majorBidi" w:hAnsiTheme="majorHAnsi" w:eastAsia="黑体"/>
         <w:b/>
         <w:bCs/>
       </w:rPr>
@@ -5333,7 +5558,7 @@
         <w:spacing w:after="0" w:before="0" w:line="240" w:lineRule="auto"/>
       </w:pPr>
       <w:rPr>
-        <w:rFonts w:asciiTheme="majorHAnsi" w:cstheme="majorBidi" w:eastAsiaTheme="majorEastAsia" w:hAnsiTheme="majorHAnsi"/>
+        <w:rFonts w:asciiTheme="majorHAnsi" w:cstheme="majorBidi" w:hAnsiTheme="majorHAnsi" w:eastAsia="黑体"/>
         <w:b/>
         <w:bCs/>
       </w:rPr>
@@ -5351,14 +5576,14 @@
     </w:tblStylePr>
     <w:tblStylePr w:type="firstCol">
       <w:rPr>
-        <w:rFonts w:asciiTheme="majorHAnsi" w:cstheme="majorBidi" w:eastAsiaTheme="majorEastAsia" w:hAnsiTheme="majorHAnsi"/>
+        <w:rFonts w:asciiTheme="majorHAnsi" w:cstheme="majorBidi" w:hAnsiTheme="majorHAnsi" w:eastAsia="黑体"/>
         <w:b/>
         <w:bCs/>
       </w:rPr>
     </w:tblStylePr>
     <w:tblStylePr w:type="lastCol">
       <w:rPr>
-        <w:rFonts w:asciiTheme="majorHAnsi" w:cstheme="majorBidi" w:eastAsiaTheme="majorEastAsia" w:hAnsiTheme="majorHAnsi"/>
+        <w:rFonts w:asciiTheme="majorHAnsi" w:cstheme="majorBidi" w:hAnsiTheme="majorHAnsi" w:eastAsia="黑体"/>
         <w:b/>
         <w:bCs/>
       </w:rPr>
@@ -5442,7 +5667,7 @@
         <w:spacing w:after="0" w:before="0" w:line="240" w:lineRule="auto"/>
       </w:pPr>
       <w:rPr>
-        <w:rFonts w:asciiTheme="majorHAnsi" w:cstheme="majorBidi" w:eastAsiaTheme="majorEastAsia" w:hAnsiTheme="majorHAnsi"/>
+        <w:rFonts w:asciiTheme="majorHAnsi" w:cstheme="majorBidi" w:hAnsiTheme="majorHAnsi" w:eastAsia="黑体"/>
         <w:b/>
         <w:bCs/>
       </w:rPr>
@@ -5463,7 +5688,7 @@
         <w:spacing w:after="0" w:before="0" w:line="240" w:lineRule="auto"/>
       </w:pPr>
       <w:rPr>
-        <w:rFonts w:asciiTheme="majorHAnsi" w:cstheme="majorBidi" w:eastAsiaTheme="majorEastAsia" w:hAnsiTheme="majorHAnsi"/>
+        <w:rFonts w:asciiTheme="majorHAnsi" w:cstheme="majorBidi" w:hAnsiTheme="majorHAnsi" w:eastAsia="黑体"/>
         <w:b/>
         <w:bCs/>
       </w:rPr>
@@ -5481,14 +5706,14 @@
     </w:tblStylePr>
     <w:tblStylePr w:type="firstCol">
       <w:rPr>
-        <w:rFonts w:asciiTheme="majorHAnsi" w:cstheme="majorBidi" w:eastAsiaTheme="majorEastAsia" w:hAnsiTheme="majorHAnsi"/>
+        <w:rFonts w:asciiTheme="majorHAnsi" w:cstheme="majorBidi" w:hAnsiTheme="majorHAnsi" w:eastAsia="黑体"/>
         <w:b/>
         <w:bCs/>
       </w:rPr>
     </w:tblStylePr>
     <w:tblStylePr w:type="lastCol">
       <w:rPr>
-        <w:rFonts w:asciiTheme="majorHAnsi" w:cstheme="majorBidi" w:eastAsiaTheme="majorEastAsia" w:hAnsiTheme="majorHAnsi"/>
+        <w:rFonts w:asciiTheme="majorHAnsi" w:cstheme="majorBidi" w:hAnsiTheme="majorHAnsi" w:eastAsia="黑体"/>
         <w:b/>
         <w:bCs/>
       </w:rPr>
@@ -5572,7 +5797,7 @@
         <w:spacing w:after="0" w:before="0" w:line="240" w:lineRule="auto"/>
       </w:pPr>
       <w:rPr>
-        <w:rFonts w:asciiTheme="majorHAnsi" w:cstheme="majorBidi" w:eastAsiaTheme="majorEastAsia" w:hAnsiTheme="majorHAnsi"/>
+        <w:rFonts w:asciiTheme="majorHAnsi" w:cstheme="majorBidi" w:hAnsiTheme="majorHAnsi" w:eastAsia="黑体"/>
         <w:b/>
         <w:bCs/>
       </w:rPr>
@@ -5593,7 +5818,7 @@
         <w:spacing w:after="0" w:before="0" w:line="240" w:lineRule="auto"/>
       </w:pPr>
       <w:rPr>
-        <w:rFonts w:asciiTheme="majorHAnsi" w:cstheme="majorBidi" w:eastAsiaTheme="majorEastAsia" w:hAnsiTheme="majorHAnsi"/>
+        <w:rFonts w:asciiTheme="majorHAnsi" w:cstheme="majorBidi" w:hAnsiTheme="majorHAnsi" w:eastAsia="黑体"/>
         <w:b/>
         <w:bCs/>
       </w:rPr>
@@ -5611,14 +5836,14 @@
     </w:tblStylePr>
     <w:tblStylePr w:type="firstCol">
       <w:rPr>
-        <w:rFonts w:asciiTheme="majorHAnsi" w:cstheme="majorBidi" w:eastAsiaTheme="majorEastAsia" w:hAnsiTheme="majorHAnsi"/>
+        <w:rFonts w:asciiTheme="majorHAnsi" w:cstheme="majorBidi" w:hAnsiTheme="majorHAnsi" w:eastAsia="黑体"/>
         <w:b/>
         <w:bCs/>
       </w:rPr>
     </w:tblStylePr>
     <w:tblStylePr w:type="lastCol">
       <w:rPr>
-        <w:rFonts w:asciiTheme="majorHAnsi" w:cstheme="majorBidi" w:eastAsiaTheme="majorEastAsia" w:hAnsiTheme="majorHAnsi"/>
+        <w:rFonts w:asciiTheme="majorHAnsi" w:cstheme="majorBidi" w:hAnsiTheme="majorHAnsi" w:eastAsia="黑体"/>
         <w:b/>
         <w:bCs/>
       </w:rPr>
@@ -5702,7 +5927,7 @@
         <w:spacing w:after="0" w:before="0" w:line="240" w:lineRule="auto"/>
       </w:pPr>
       <w:rPr>
-        <w:rFonts w:asciiTheme="majorHAnsi" w:cstheme="majorBidi" w:eastAsiaTheme="majorEastAsia" w:hAnsiTheme="majorHAnsi"/>
+        <w:rFonts w:asciiTheme="majorHAnsi" w:cstheme="majorBidi" w:hAnsiTheme="majorHAnsi" w:eastAsia="黑体"/>
         <w:b/>
         <w:bCs/>
       </w:rPr>
@@ -5723,7 +5948,7 @@
         <w:spacing w:after="0" w:before="0" w:line="240" w:lineRule="auto"/>
       </w:pPr>
       <w:rPr>
-        <w:rFonts w:asciiTheme="majorHAnsi" w:cstheme="majorBidi" w:eastAsiaTheme="majorEastAsia" w:hAnsiTheme="majorHAnsi"/>
+        <w:rFonts w:asciiTheme="majorHAnsi" w:cstheme="majorBidi" w:hAnsiTheme="majorHAnsi" w:eastAsia="黑体"/>
         <w:b/>
         <w:bCs/>
       </w:rPr>
@@ -5741,14 +5966,14 @@
     </w:tblStylePr>
     <w:tblStylePr w:type="firstCol">
       <w:rPr>
-        <w:rFonts w:asciiTheme="majorHAnsi" w:cstheme="majorBidi" w:eastAsiaTheme="majorEastAsia" w:hAnsiTheme="majorHAnsi"/>
+        <w:rFonts w:asciiTheme="majorHAnsi" w:cstheme="majorBidi" w:hAnsiTheme="majorHAnsi" w:eastAsia="黑体"/>
         <w:b/>
         <w:bCs/>
       </w:rPr>
     </w:tblStylePr>
     <w:tblStylePr w:type="lastCol">
       <w:rPr>
-        <w:rFonts w:asciiTheme="majorHAnsi" w:cstheme="majorBidi" w:eastAsiaTheme="majorEastAsia" w:hAnsiTheme="majorHAnsi"/>
+        <w:rFonts w:asciiTheme="majorHAnsi" w:cstheme="majorBidi" w:hAnsiTheme="majorHAnsi" w:eastAsia="黑体"/>
         <w:b/>
         <w:bCs/>
       </w:rPr>
@@ -5832,7 +6057,7 @@
         <w:spacing w:after="0" w:before="0" w:line="240" w:lineRule="auto"/>
       </w:pPr>
       <w:rPr>
-        <w:rFonts w:asciiTheme="majorHAnsi" w:cstheme="majorBidi" w:eastAsiaTheme="majorEastAsia" w:hAnsiTheme="majorHAnsi"/>
+        <w:rFonts w:asciiTheme="majorHAnsi" w:cstheme="majorBidi" w:hAnsiTheme="majorHAnsi" w:eastAsia="黑体"/>
         <w:b/>
         <w:bCs/>
       </w:rPr>
@@ -5853,7 +6078,7 @@
         <w:spacing w:after="0" w:before="0" w:line="240" w:lineRule="auto"/>
       </w:pPr>
       <w:rPr>
-        <w:rFonts w:asciiTheme="majorHAnsi" w:cstheme="majorBidi" w:eastAsiaTheme="majorEastAsia" w:hAnsiTheme="majorHAnsi"/>
+        <w:rFonts w:asciiTheme="majorHAnsi" w:cstheme="majorBidi" w:hAnsiTheme="majorHAnsi" w:eastAsia="黑体"/>
         <w:b/>
         <w:bCs/>
       </w:rPr>
@@ -5871,14 +6096,14 @@
     </w:tblStylePr>
     <w:tblStylePr w:type="firstCol">
       <w:rPr>
-        <w:rFonts w:asciiTheme="majorHAnsi" w:cstheme="majorBidi" w:eastAsiaTheme="majorEastAsia" w:hAnsiTheme="majorHAnsi"/>
+        <w:rFonts w:asciiTheme="majorHAnsi" w:cstheme="majorBidi" w:hAnsiTheme="majorHAnsi" w:eastAsia="黑体"/>
         <w:b/>
         <w:bCs/>
       </w:rPr>
     </w:tblStylePr>
     <w:tblStylePr w:type="lastCol">
       <w:rPr>
-        <w:rFonts w:asciiTheme="majorHAnsi" w:cstheme="majorBidi" w:eastAsiaTheme="majorEastAsia" w:hAnsiTheme="majorHAnsi"/>
+        <w:rFonts w:asciiTheme="majorHAnsi" w:cstheme="majorBidi" w:hAnsiTheme="majorHAnsi" w:eastAsia="黑体"/>
         <w:b/>
         <w:bCs/>
       </w:rPr>
@@ -5961,6 +6186,7 @@
         <w:spacing w:after="0" w:before="0" w:line="240" w:lineRule="auto"/>
       </w:pPr>
       <w:rPr>
+        <w:rFonts w:eastAsia="黑体"/>
         <w:b/>
         <w:bCs/>
         <w:color w:themeColor="background1" w:val="FFFFFF"/>
@@ -5983,6 +6209,7 @@
         <w:spacing w:after="0" w:before="0" w:line="240" w:lineRule="auto"/>
       </w:pPr>
       <w:rPr>
+        <w:rFonts w:eastAsia="黑体"/>
         <w:b/>
         <w:bCs/>
       </w:rPr>
@@ -6000,12 +6227,14 @@
     </w:tblStylePr>
     <w:tblStylePr w:type="firstCol">
       <w:rPr>
+        <w:rFonts w:eastAsia="黑体"/>
         <w:b/>
         <w:bCs/>
       </w:rPr>
     </w:tblStylePr>
     <w:tblStylePr w:type="lastCol">
       <w:rPr>
+        <w:rFonts w:eastAsia="黑体"/>
         <w:b/>
         <w:bCs/>
       </w:rPr>
@@ -6067,6 +6296,7 @@
         <w:spacing w:after="0" w:before="0" w:line="240" w:lineRule="auto"/>
       </w:pPr>
       <w:rPr>
+        <w:rFonts w:eastAsia="黑体"/>
         <w:b/>
         <w:bCs/>
         <w:color w:themeColor="background1" w:val="FFFFFF"/>
@@ -6089,6 +6319,7 @@
         <w:spacing w:after="0" w:before="0" w:line="240" w:lineRule="auto"/>
       </w:pPr>
       <w:rPr>
+        <w:rFonts w:eastAsia="黑体"/>
         <w:b/>
         <w:bCs/>
       </w:rPr>
@@ -6106,12 +6337,14 @@
     </w:tblStylePr>
     <w:tblStylePr w:type="firstCol">
       <w:rPr>
+        <w:rFonts w:eastAsia="黑体"/>
         <w:b/>
         <w:bCs/>
       </w:rPr>
     </w:tblStylePr>
     <w:tblStylePr w:type="lastCol">
       <w:rPr>
+        <w:rFonts w:eastAsia="黑体"/>
         <w:b/>
         <w:bCs/>
       </w:rPr>
@@ -6173,6 +6406,7 @@
         <w:spacing w:after="0" w:before="0" w:line="240" w:lineRule="auto"/>
       </w:pPr>
       <w:rPr>
+        <w:rFonts w:eastAsia="黑体"/>
         <w:b/>
         <w:bCs/>
         <w:color w:themeColor="background1" w:val="FFFFFF"/>
@@ -6195,6 +6429,7 @@
         <w:spacing w:after="0" w:before="0" w:line="240" w:lineRule="auto"/>
       </w:pPr>
       <w:rPr>
+        <w:rFonts w:eastAsia="黑体"/>
         <w:b/>
         <w:bCs/>
       </w:rPr>
@@ -6212,12 +6447,14 @@
     </w:tblStylePr>
     <w:tblStylePr w:type="firstCol">
       <w:rPr>
+        <w:rFonts w:eastAsia="黑体"/>
         <w:b/>
         <w:bCs/>
       </w:rPr>
     </w:tblStylePr>
     <w:tblStylePr w:type="lastCol">
       <w:rPr>
+        <w:rFonts w:eastAsia="黑体"/>
         <w:b/>
         <w:bCs/>
       </w:rPr>
@@ -6279,6 +6516,7 @@
         <w:spacing w:after="0" w:before="0" w:line="240" w:lineRule="auto"/>
       </w:pPr>
       <w:rPr>
+        <w:rFonts w:eastAsia="黑体"/>
         <w:b/>
         <w:bCs/>
         <w:color w:themeColor="background1" w:val="FFFFFF"/>
@@ -6301,6 +6539,7 @@
         <w:spacing w:after="0" w:before="0" w:line="240" w:lineRule="auto"/>
       </w:pPr>
       <w:rPr>
+        <w:rFonts w:eastAsia="黑体"/>
         <w:b/>
         <w:bCs/>
       </w:rPr>
@@ -6318,12 +6557,14 @@
     </w:tblStylePr>
     <w:tblStylePr w:type="firstCol">
       <w:rPr>
+        <w:rFonts w:eastAsia="黑体"/>
         <w:b/>
         <w:bCs/>
       </w:rPr>
     </w:tblStylePr>
     <w:tblStylePr w:type="lastCol">
       <w:rPr>
+        <w:rFonts w:eastAsia="黑体"/>
         <w:b/>
         <w:bCs/>
       </w:rPr>
@@ -6385,6 +6626,7 @@
         <w:spacing w:after="0" w:before="0" w:line="240" w:lineRule="auto"/>
       </w:pPr>
       <w:rPr>
+        <w:rFonts w:eastAsia="黑体"/>
         <w:b/>
         <w:bCs/>
         <w:color w:themeColor="background1" w:val="FFFFFF"/>
@@ -6407,6 +6649,7 @@
         <w:spacing w:after="0" w:before="0" w:line="240" w:lineRule="auto"/>
       </w:pPr>
       <w:rPr>
+        <w:rFonts w:eastAsia="黑体"/>
         <w:b/>
         <w:bCs/>
       </w:rPr>
@@ -6424,12 +6667,14 @@
     </w:tblStylePr>
     <w:tblStylePr w:type="firstCol">
       <w:rPr>
+        <w:rFonts w:eastAsia="黑体"/>
         <w:b/>
         <w:bCs/>
       </w:rPr>
     </w:tblStylePr>
     <w:tblStylePr w:type="lastCol">
       <w:rPr>
+        <w:rFonts w:eastAsia="黑体"/>
         <w:b/>
         <w:bCs/>
       </w:rPr>
@@ -6491,6 +6736,7 @@
         <w:spacing w:after="0" w:before="0" w:line="240" w:lineRule="auto"/>
       </w:pPr>
       <w:rPr>
+        <w:rFonts w:eastAsia="黑体"/>
         <w:b/>
         <w:bCs/>
         <w:color w:themeColor="background1" w:val="FFFFFF"/>
@@ -6513,6 +6759,7 @@
         <w:spacing w:after="0" w:before="0" w:line="240" w:lineRule="auto"/>
       </w:pPr>
       <w:rPr>
+        <w:rFonts w:eastAsia="黑体"/>
         <w:b/>
         <w:bCs/>
       </w:rPr>
@@ -6530,12 +6777,14 @@
     </w:tblStylePr>
     <w:tblStylePr w:type="firstCol">
       <w:rPr>
+        <w:rFonts w:eastAsia="黑体"/>
         <w:b/>
         <w:bCs/>
       </w:rPr>
     </w:tblStylePr>
     <w:tblStylePr w:type="lastCol">
       <w:rPr>
+        <w:rFonts w:eastAsia="黑体"/>
         <w:b/>
         <w:bCs/>
       </w:rPr>
@@ -6597,6 +6846,7 @@
         <w:spacing w:after="0" w:before="0" w:line="240" w:lineRule="auto"/>
       </w:pPr>
       <w:rPr>
+        <w:rFonts w:eastAsia="黑体"/>
         <w:b/>
         <w:bCs/>
         <w:color w:themeColor="background1" w:val="FFFFFF"/>
@@ -6619,6 +6869,7 @@
         <w:spacing w:after="0" w:before="0" w:line="240" w:lineRule="auto"/>
       </w:pPr>
       <w:rPr>
+        <w:rFonts w:eastAsia="黑体"/>
         <w:b/>
         <w:bCs/>
       </w:rPr>
@@ -6636,12 +6887,14 @@
     </w:tblStylePr>
     <w:tblStylePr w:type="firstCol">
       <w:rPr>
+        <w:rFonts w:eastAsia="黑体"/>
         <w:b/>
         <w:bCs/>
       </w:rPr>
     </w:tblStylePr>
     <w:tblStylePr w:type="lastCol">
       <w:rPr>
+        <w:rFonts w:eastAsia="黑体"/>
         <w:b/>
         <w:bCs/>
       </w:rPr>
@@ -6700,6 +6953,7 @@
         <w:spacing w:after="0" w:before="0" w:line="240" w:lineRule="auto"/>
       </w:pPr>
       <w:rPr>
+        <w:rFonts w:eastAsia="黑体"/>
         <w:b/>
         <w:bCs/>
         <w:color w:themeColor="background1" w:val="FFFFFF"/>
@@ -6722,6 +6976,7 @@
         <w:spacing w:after="0" w:before="0" w:line="240" w:lineRule="auto"/>
       </w:pPr>
       <w:rPr>
+        <w:rFonts w:eastAsia="黑体"/>
         <w:color w:val="auto"/>
       </w:rPr>
       <w:tblPr/>
@@ -6739,6 +6994,7 @@
     </w:tblStylePr>
     <w:tblStylePr w:type="firstCol">
       <w:rPr>
+        <w:rFonts w:eastAsia="黑体"/>
         <w:b/>
         <w:bCs/>
         <w:color w:themeColor="background1" w:val="FFFFFF"/>
@@ -6758,6 +7014,7 @@
     </w:tblStylePr>
     <w:tblStylePr w:type="lastCol">
       <w:rPr>
+        <w:rFonts w:eastAsia="黑体"/>
         <w:b/>
         <w:bCs/>
         <w:color w:themeColor="background1" w:val="FFFFFF"/>
@@ -6806,6 +7063,7 @@
     </w:tblStylePr>
     <w:tblStylePr w:type="nwCell">
       <w:rPr>
+        <w:rFonts w:eastAsia="黑体"/>
         <w:color w:themeColor="background1" w:val="FFFFFF"/>
       </w:rPr>
       <w:tblPr/>
@@ -6849,6 +7107,7 @@
         <w:spacing w:after="0" w:before="0" w:line="240" w:lineRule="auto"/>
       </w:pPr>
       <w:rPr>
+        <w:rFonts w:eastAsia="黑体"/>
         <w:b/>
         <w:bCs/>
         <w:color w:themeColor="background1" w:val="FFFFFF"/>
@@ -6871,6 +7130,7 @@
         <w:spacing w:after="0" w:before="0" w:line="240" w:lineRule="auto"/>
       </w:pPr>
       <w:rPr>
+        <w:rFonts w:eastAsia="黑体"/>
         <w:color w:val="auto"/>
       </w:rPr>
       <w:tblPr/>
@@ -6888,6 +7148,7 @@
     </w:tblStylePr>
     <w:tblStylePr w:type="firstCol">
       <w:rPr>
+        <w:rFonts w:eastAsia="黑体"/>
         <w:b/>
         <w:bCs/>
         <w:color w:themeColor="background1" w:val="FFFFFF"/>
@@ -6907,6 +7168,7 @@
     </w:tblStylePr>
     <w:tblStylePr w:type="lastCol">
       <w:rPr>
+        <w:rFonts w:eastAsia="黑体"/>
         <w:b/>
         <w:bCs/>
         <w:color w:themeColor="background1" w:val="FFFFFF"/>
@@ -6955,6 +7217,7 @@
     </w:tblStylePr>
     <w:tblStylePr w:type="nwCell">
       <w:rPr>
+        <w:rFonts w:eastAsia="黑体"/>
         <w:color w:themeColor="background1" w:val="FFFFFF"/>
       </w:rPr>
       <w:tblPr/>
@@ -6998,6 +7261,7 @@
         <w:spacing w:after="0" w:before="0" w:line="240" w:lineRule="auto"/>
       </w:pPr>
       <w:rPr>
+        <w:rFonts w:eastAsia="黑体"/>
         <w:b/>
         <w:bCs/>
         <w:color w:themeColor="background1" w:val="FFFFFF"/>
@@ -7020,6 +7284,7 @@
         <w:spacing w:after="0" w:before="0" w:line="240" w:lineRule="auto"/>
       </w:pPr>
       <w:rPr>
+        <w:rFonts w:eastAsia="黑体"/>
         <w:color w:val="auto"/>
       </w:rPr>
       <w:tblPr/>
@@ -7037,6 +7302,7 @@
     </w:tblStylePr>
     <w:tblStylePr w:type="firstCol">
       <w:rPr>
+        <w:rFonts w:eastAsia="黑体"/>
         <w:b/>
         <w:bCs/>
         <w:color w:themeColor="background1" w:val="FFFFFF"/>
@@ -7056,6 +7322,7 @@
     </w:tblStylePr>
     <w:tblStylePr w:type="lastCol">
       <w:rPr>
+        <w:rFonts w:eastAsia="黑体"/>
         <w:b/>
         <w:bCs/>
         <w:color w:themeColor="background1" w:val="FFFFFF"/>
@@ -7104,6 +7371,7 @@
     </w:tblStylePr>
     <w:tblStylePr w:type="nwCell">
       <w:rPr>
+        <w:rFonts w:eastAsia="黑体"/>
         <w:color w:themeColor="background1" w:val="FFFFFF"/>
       </w:rPr>
       <w:tblPr/>
@@ -7147,6 +7415,7 @@
         <w:spacing w:after="0" w:before="0" w:line="240" w:lineRule="auto"/>
       </w:pPr>
       <w:rPr>
+        <w:rFonts w:eastAsia="黑体"/>
         <w:b/>
         <w:bCs/>
         <w:color w:themeColor="background1" w:val="FFFFFF"/>
@@ -7169,6 +7438,7 @@
         <w:spacing w:after="0" w:before="0" w:line="240" w:lineRule="auto"/>
       </w:pPr>
       <w:rPr>
+        <w:rFonts w:eastAsia="黑体"/>
         <w:color w:val="auto"/>
       </w:rPr>
       <w:tblPr/>
@@ -7186,6 +7456,7 @@
     </w:tblStylePr>
     <w:tblStylePr w:type="firstCol">
       <w:rPr>
+        <w:rFonts w:eastAsia="黑体"/>
         <w:b/>
         <w:bCs/>
         <w:color w:themeColor="background1" w:val="FFFFFF"/>
@@ -7205,6 +7476,7 @@
     </w:tblStylePr>
     <w:tblStylePr w:type="lastCol">
       <w:rPr>
+        <w:rFonts w:eastAsia="黑体"/>
         <w:b/>
         <w:bCs/>
         <w:color w:themeColor="background1" w:val="FFFFFF"/>
@@ -7253,6 +7525,7 @@
     </w:tblStylePr>
     <w:tblStylePr w:type="nwCell">
       <w:rPr>
+        <w:rFonts w:eastAsia="黑体"/>
         <w:color w:themeColor="background1" w:val="FFFFFF"/>
       </w:rPr>
       <w:tblPr/>
@@ -7296,6 +7569,7 @@
         <w:spacing w:after="0" w:before="0" w:line="240" w:lineRule="auto"/>
       </w:pPr>
       <w:rPr>
+        <w:rFonts w:eastAsia="黑体"/>
         <w:b/>
         <w:bCs/>
         <w:color w:themeColor="background1" w:val="FFFFFF"/>
@@ -7318,6 +7592,7 @@
         <w:spacing w:after="0" w:before="0" w:line="240" w:lineRule="auto"/>
       </w:pPr>
       <w:rPr>
+        <w:rFonts w:eastAsia="黑体"/>
         <w:color w:val="auto"/>
       </w:rPr>
       <w:tblPr/>
@@ -7335,6 +7610,7 @@
     </w:tblStylePr>
     <w:tblStylePr w:type="firstCol">
       <w:rPr>
+        <w:rFonts w:eastAsia="黑体"/>
         <w:b/>
         <w:bCs/>
         <w:color w:themeColor="background1" w:val="FFFFFF"/>
@@ -7354,6 +7630,7 @@
     </w:tblStylePr>
     <w:tblStylePr w:type="lastCol">
       <w:rPr>
+        <w:rFonts w:eastAsia="黑体"/>
         <w:b/>
         <w:bCs/>
         <w:color w:themeColor="background1" w:val="FFFFFF"/>
@@ -7402,6 +7679,7 @@
     </w:tblStylePr>
     <w:tblStylePr w:type="nwCell">
       <w:rPr>
+        <w:rFonts w:eastAsia="黑体"/>
         <w:color w:themeColor="background1" w:val="FFFFFF"/>
       </w:rPr>
       <w:tblPr/>
@@ -7445,6 +7723,7 @@
         <w:spacing w:after="0" w:before="0" w:line="240" w:lineRule="auto"/>
       </w:pPr>
       <w:rPr>
+        <w:rFonts w:eastAsia="黑体"/>
         <w:b/>
         <w:bCs/>
         <w:color w:themeColor="background1" w:val="FFFFFF"/>
@@ -7467,6 +7746,7 @@
         <w:spacing w:after="0" w:before="0" w:line="240" w:lineRule="auto"/>
       </w:pPr>
       <w:rPr>
+        <w:rFonts w:eastAsia="黑体"/>
         <w:color w:val="auto"/>
       </w:rPr>
       <w:tblPr/>
@@ -7484,6 +7764,7 @@
     </w:tblStylePr>
     <w:tblStylePr w:type="firstCol">
       <w:rPr>
+        <w:rFonts w:eastAsia="黑体"/>
         <w:b/>
         <w:bCs/>
         <w:color w:themeColor="background1" w:val="FFFFFF"/>
@@ -7503,6 +7784,7 @@
     </w:tblStylePr>
     <w:tblStylePr w:type="lastCol">
       <w:rPr>
+        <w:rFonts w:eastAsia="黑体"/>
         <w:b/>
         <w:bCs/>
         <w:color w:themeColor="background1" w:val="FFFFFF"/>
@@ -7551,6 +7833,7 @@
     </w:tblStylePr>
     <w:tblStylePr w:type="nwCell">
       <w:rPr>
+        <w:rFonts w:eastAsia="黑体"/>
         <w:color w:themeColor="background1" w:val="FFFFFF"/>
       </w:rPr>
       <w:tblPr/>
@@ -7594,6 +7877,7 @@
         <w:spacing w:after="0" w:before="0" w:line="240" w:lineRule="auto"/>
       </w:pPr>
       <w:rPr>
+        <w:rFonts w:eastAsia="黑体"/>
         <w:b/>
         <w:bCs/>
         <w:color w:themeColor="background1" w:val="FFFFFF"/>
@@ -7616,6 +7900,7 @@
         <w:spacing w:after="0" w:before="0" w:line="240" w:lineRule="auto"/>
       </w:pPr>
       <w:rPr>
+        <w:rFonts w:eastAsia="黑体"/>
         <w:color w:val="auto"/>
       </w:rPr>
       <w:tblPr/>
@@ -7633,6 +7918,7 @@
     </w:tblStylePr>
     <w:tblStylePr w:type="firstCol">
       <w:rPr>
+        <w:rFonts w:eastAsia="黑体"/>
         <w:b/>
         <w:bCs/>
         <w:color w:themeColor="background1" w:val="FFFFFF"/>
@@ -7652,6 +7938,7 @@
     </w:tblStylePr>
     <w:tblStylePr w:type="lastCol">
       <w:rPr>
+        <w:rFonts w:eastAsia="黑体"/>
         <w:b/>
         <w:bCs/>
         <w:color w:themeColor="background1" w:val="FFFFFF"/>
@@ -7700,6 +7987,7 @@
     </w:tblStylePr>
     <w:tblStylePr w:type="nwCell">
       <w:rPr>
+        <w:rFonts w:eastAsia="黑体"/>
         <w:color w:themeColor="background1" w:val="FFFFFF"/>
       </w:rPr>
       <w:tblPr/>
@@ -7724,6 +8012,7 @@
       <w:spacing w:after="0" w:line="240" w:lineRule="auto"/>
     </w:pPr>
     <w:rPr>
+      <w:rFonts w:eastAsia="黑体"/>
       <w:color w:themeColor="text1" w:val="000000"/>
     </w:rPr>
     <w:tblPr>
@@ -7743,7 +8032,7 @@
     </w:tblPr>
     <w:tblStylePr w:type="firstRow">
       <w:rPr>
-        <w:rFonts w:asciiTheme="majorHAnsi" w:cstheme="majorBidi" w:eastAsiaTheme="majorEastAsia" w:hAnsiTheme="majorHAnsi"/>
+        <w:rFonts w:asciiTheme="majorHAnsi" w:cstheme="majorBidi" w:hAnsiTheme="majorHAnsi" w:eastAsia="黑体"/>
       </w:rPr>
       <w:tblPr/>
       <w:tcPr>
@@ -7755,6 +8044,7 @@
     </w:tblStylePr>
     <w:tblStylePr w:type="lastRow">
       <w:rPr>
+        <w:rFonts w:eastAsia="黑体"/>
         <w:b/>
         <w:bCs/>
         <w:color w:themeColor="text2" w:val="1F497D"/>
@@ -7769,12 +8059,14 @@
     </w:tblStylePr>
     <w:tblStylePr w:type="firstCol">
       <w:rPr>
+        <w:rFonts w:eastAsia="黑体"/>
         <w:b/>
         <w:bCs/>
       </w:rPr>
     </w:tblStylePr>
     <w:tblStylePr w:type="lastCol">
       <w:rPr>
+        <w:rFonts w:eastAsia="黑体"/>
         <w:b/>
         <w:bCs/>
       </w:rPr>
@@ -7808,6 +8100,7 @@
       <w:spacing w:after="0" w:line="240" w:lineRule="auto"/>
     </w:pPr>
     <w:rPr>
+      <w:rFonts w:eastAsia="黑体"/>
       <w:color w:themeColor="text1" w:val="000000"/>
     </w:rPr>
     <w:tblPr>
@@ -7827,7 +8120,7 @@
     </w:tblPr>
     <w:tblStylePr w:type="firstRow">
       <w:rPr>
-        <w:rFonts w:asciiTheme="majorHAnsi" w:cstheme="majorBidi" w:eastAsiaTheme="majorEastAsia" w:hAnsiTheme="majorHAnsi"/>
+        <w:rFonts w:asciiTheme="majorHAnsi" w:cstheme="majorBidi" w:hAnsiTheme="majorHAnsi" w:eastAsia="黑体"/>
       </w:rPr>
       <w:tblPr/>
       <w:tcPr>
@@ -7839,6 +8132,7 @@
     </w:tblStylePr>
     <w:tblStylePr w:type="lastRow">
       <w:rPr>
+        <w:rFonts w:eastAsia="黑体"/>
         <w:b/>
         <w:bCs/>
         <w:color w:themeColor="text2" w:val="1F497D"/>
@@ -7853,12 +8147,14 @@
     </w:tblStylePr>
     <w:tblStylePr w:type="firstCol">
       <w:rPr>
+        <w:rFonts w:eastAsia="黑体"/>
         <w:b/>
         <w:bCs/>
       </w:rPr>
     </w:tblStylePr>
     <w:tblStylePr w:type="lastCol">
       <w:rPr>
+        <w:rFonts w:eastAsia="黑体"/>
         <w:b/>
         <w:bCs/>
       </w:rPr>
@@ -7892,6 +8188,7 @@
       <w:spacing w:after="0" w:line="240" w:lineRule="auto"/>
     </w:pPr>
     <w:rPr>
+      <w:rFonts w:eastAsia="黑体"/>
       <w:color w:themeColor="text1" w:val="000000"/>
     </w:rPr>
     <w:tblPr>
@@ -7911,7 +8208,7 @@
     </w:tblPr>
     <w:tblStylePr w:type="firstRow">
       <w:rPr>
-        <w:rFonts w:asciiTheme="majorHAnsi" w:cstheme="majorBidi" w:eastAsiaTheme="majorEastAsia" w:hAnsiTheme="majorHAnsi"/>
+        <w:rFonts w:asciiTheme="majorHAnsi" w:cstheme="majorBidi" w:hAnsiTheme="majorHAnsi" w:eastAsia="黑体"/>
       </w:rPr>
       <w:tblPr/>
       <w:tcPr>
@@ -7923,6 +8220,7 @@
     </w:tblStylePr>
     <w:tblStylePr w:type="lastRow">
       <w:rPr>
+        <w:rFonts w:eastAsia="黑体"/>
         <w:b/>
         <w:bCs/>
         <w:color w:themeColor="text2" w:val="1F497D"/>
@@ -7937,12 +8235,14 @@
     </w:tblStylePr>
     <w:tblStylePr w:type="firstCol">
       <w:rPr>
+        <w:rFonts w:eastAsia="黑体"/>
         <w:b/>
         <w:bCs/>
       </w:rPr>
     </w:tblStylePr>
     <w:tblStylePr w:type="lastCol">
       <w:rPr>
+        <w:rFonts w:eastAsia="黑体"/>
         <w:b/>
         <w:bCs/>
       </w:rPr>
@@ -7976,6 +8276,7 @@
       <w:spacing w:after="0" w:line="240" w:lineRule="auto"/>
     </w:pPr>
     <w:rPr>
+      <w:rFonts w:eastAsia="黑体"/>
       <w:color w:themeColor="text1" w:val="000000"/>
     </w:rPr>
     <w:tblPr>
@@ -7995,7 +8296,7 @@
     </w:tblPr>
     <w:tblStylePr w:type="firstRow">
       <w:rPr>
-        <w:rFonts w:asciiTheme="majorHAnsi" w:cstheme="majorBidi" w:eastAsiaTheme="majorEastAsia" w:hAnsiTheme="majorHAnsi"/>
+        <w:rFonts w:asciiTheme="majorHAnsi" w:cstheme="majorBidi" w:hAnsiTheme="majorHAnsi" w:eastAsia="黑体"/>
       </w:rPr>
       <w:tblPr/>
       <w:tcPr>
@@ -8007,6 +8308,7 @@
     </w:tblStylePr>
     <w:tblStylePr w:type="lastRow">
       <w:rPr>
+        <w:rFonts w:eastAsia="黑体"/>
         <w:b/>
         <w:bCs/>
         <w:color w:themeColor="text2" w:val="1F497D"/>
@@ -8021,12 +8323,14 @@
     </w:tblStylePr>
     <w:tblStylePr w:type="firstCol">
       <w:rPr>
+        <w:rFonts w:eastAsia="黑体"/>
         <w:b/>
         <w:bCs/>
       </w:rPr>
     </w:tblStylePr>
     <w:tblStylePr w:type="lastCol">
       <w:rPr>
+        <w:rFonts w:eastAsia="黑体"/>
         <w:b/>
         <w:bCs/>
       </w:rPr>
@@ -8060,6 +8364,7 @@
       <w:spacing w:after="0" w:line="240" w:lineRule="auto"/>
     </w:pPr>
     <w:rPr>
+      <w:rFonts w:eastAsia="黑体"/>
       <w:color w:themeColor="text1" w:val="000000"/>
     </w:rPr>
     <w:tblPr>
@@ -8079,7 +8384,7 @@
     </w:tblPr>
     <w:tblStylePr w:type="firstRow">
       <w:rPr>
-        <w:rFonts w:asciiTheme="majorHAnsi" w:cstheme="majorBidi" w:eastAsiaTheme="majorEastAsia" w:hAnsiTheme="majorHAnsi"/>
+        <w:rFonts w:asciiTheme="majorHAnsi" w:cstheme="majorBidi" w:hAnsiTheme="majorHAnsi" w:eastAsia="黑体"/>
       </w:rPr>
       <w:tblPr/>
       <w:tcPr>
@@ -8091,6 +8396,7 @@
     </w:tblStylePr>
     <w:tblStylePr w:type="lastRow">
       <w:rPr>
+        <w:rFonts w:eastAsia="黑体"/>
         <w:b/>
         <w:bCs/>
         <w:color w:themeColor="text2" w:val="1F497D"/>
@@ -8105,12 +8411,14 @@
     </w:tblStylePr>
     <w:tblStylePr w:type="firstCol">
       <w:rPr>
+        <w:rFonts w:eastAsia="黑体"/>
         <w:b/>
         <w:bCs/>
       </w:rPr>
     </w:tblStylePr>
     <w:tblStylePr w:type="lastCol">
       <w:rPr>
+        <w:rFonts w:eastAsia="黑体"/>
         <w:b/>
         <w:bCs/>
       </w:rPr>
@@ -8144,6 +8452,7 @@
       <w:spacing w:after="0" w:line="240" w:lineRule="auto"/>
     </w:pPr>
     <w:rPr>
+      <w:rFonts w:eastAsia="黑体"/>
       <w:color w:themeColor="text1" w:val="000000"/>
     </w:rPr>
     <w:tblPr>
@@ -8163,7 +8472,7 @@
     </w:tblPr>
     <w:tblStylePr w:type="firstRow">
       <w:rPr>
-        <w:rFonts w:asciiTheme="majorHAnsi" w:cstheme="majorBidi" w:eastAsiaTheme="majorEastAsia" w:hAnsiTheme="majorHAnsi"/>
+        <w:rFonts w:asciiTheme="majorHAnsi" w:cstheme="majorBidi" w:hAnsiTheme="majorHAnsi" w:eastAsia="黑体"/>
       </w:rPr>
       <w:tblPr/>
       <w:tcPr>
@@ -8175,6 +8484,7 @@
     </w:tblStylePr>
     <w:tblStylePr w:type="lastRow">
       <w:rPr>
+        <w:rFonts w:eastAsia="黑体"/>
         <w:b/>
         <w:bCs/>
         <w:color w:themeColor="text2" w:val="1F497D"/>
@@ -8189,12 +8499,14 @@
     </w:tblStylePr>
     <w:tblStylePr w:type="firstCol">
       <w:rPr>
+        <w:rFonts w:eastAsia="黑体"/>
         <w:b/>
         <w:bCs/>
       </w:rPr>
     </w:tblStylePr>
     <w:tblStylePr w:type="lastCol">
       <w:rPr>
+        <w:rFonts w:eastAsia="黑体"/>
         <w:b/>
         <w:bCs/>
       </w:rPr>
@@ -8228,6 +8540,7 @@
       <w:spacing w:after="0" w:line="240" w:lineRule="auto"/>
     </w:pPr>
     <w:rPr>
+      <w:rFonts w:eastAsia="黑体"/>
       <w:color w:themeColor="text1" w:val="000000"/>
     </w:rPr>
     <w:tblPr>
@@ -8247,7 +8560,7 @@
     </w:tblPr>
     <w:tblStylePr w:type="firstRow">
       <w:rPr>
-        <w:rFonts w:asciiTheme="majorHAnsi" w:cstheme="majorBidi" w:eastAsiaTheme="majorEastAsia" w:hAnsiTheme="majorHAnsi"/>
+        <w:rFonts w:asciiTheme="majorHAnsi" w:cstheme="majorBidi" w:hAnsiTheme="majorHAnsi" w:eastAsia="黑体"/>
       </w:rPr>
       <w:tblPr/>
       <w:tcPr>
@@ -8259,6 +8572,7 @@
     </w:tblStylePr>
     <w:tblStylePr w:type="lastRow">
       <w:rPr>
+        <w:rFonts w:eastAsia="黑体"/>
         <w:b/>
         <w:bCs/>
         <w:color w:themeColor="text2" w:val="1F497D"/>
@@ -8273,12 +8587,14 @@
     </w:tblStylePr>
     <w:tblStylePr w:type="firstCol">
       <w:rPr>
+        <w:rFonts w:eastAsia="黑体"/>
         <w:b/>
         <w:bCs/>
       </w:rPr>
     </w:tblStylePr>
     <w:tblStylePr w:type="lastCol">
       <w:rPr>
+        <w:rFonts w:eastAsia="黑体"/>
         <w:b/>
         <w:bCs/>
       </w:rPr>
@@ -8312,7 +8628,7 @@
       <w:spacing w:after="0" w:line="240" w:lineRule="auto"/>
     </w:pPr>
     <w:rPr>
-      <w:rFonts w:asciiTheme="majorHAnsi" w:cstheme="majorBidi" w:eastAsiaTheme="majorEastAsia" w:hAnsiTheme="majorHAnsi"/>
+      <w:rFonts w:asciiTheme="majorHAnsi" w:cstheme="majorBidi" w:hAnsiTheme="majorHAnsi" w:eastAsia="黑体"/>
       <w:color w:themeColor="text1" w:val="000000"/>
     </w:rPr>
     <w:tblPr>
@@ -8334,6 +8650,7 @@
     </w:tblPr>
     <w:tblStylePr w:type="firstRow">
       <w:rPr>
+        <w:rFonts w:eastAsia="黑体"/>
         <w:sz w:val="24"/>
         <w:szCs w:val="24"/>
       </w:rPr>
@@ -8440,7 +8757,7 @@
       <w:spacing w:after="0" w:line="240" w:lineRule="auto"/>
     </w:pPr>
     <w:rPr>
-      <w:rFonts w:asciiTheme="majorHAnsi" w:cstheme="majorBidi" w:eastAsiaTheme="majorEastAsia" w:hAnsiTheme="majorHAnsi"/>
+      <w:rFonts w:asciiTheme="majorHAnsi" w:cstheme="majorBidi" w:hAnsiTheme="majorHAnsi" w:eastAsia="黑体"/>
       <w:color w:themeColor="text1" w:val="000000"/>
     </w:rPr>
     <w:tblPr>
@@ -8462,6 +8779,7 @@
     </w:tblPr>
     <w:tblStylePr w:type="firstRow">
       <w:rPr>
+        <w:rFonts w:eastAsia="黑体"/>
         <w:sz w:val="24"/>
         <w:szCs w:val="24"/>
       </w:rPr>
@@ -8568,7 +8886,7 @@
       <w:spacing w:after="0" w:line="240" w:lineRule="auto"/>
     </w:pPr>
     <w:rPr>
-      <w:rFonts w:asciiTheme="majorHAnsi" w:cstheme="majorBidi" w:eastAsiaTheme="majorEastAsia" w:hAnsiTheme="majorHAnsi"/>
+      <w:rFonts w:asciiTheme="majorHAnsi" w:cstheme="majorBidi" w:hAnsiTheme="majorHAnsi" w:eastAsia="黑体"/>
       <w:color w:themeColor="text1" w:val="000000"/>
     </w:rPr>
     <w:tblPr>
@@ -8590,6 +8908,7 @@
     </w:tblPr>
     <w:tblStylePr w:type="firstRow">
       <w:rPr>
+        <w:rFonts w:eastAsia="黑体"/>
         <w:sz w:val="24"/>
         <w:szCs w:val="24"/>
       </w:rPr>
@@ -8696,7 +9015,7 @@
       <w:spacing w:after="0" w:line="240" w:lineRule="auto"/>
     </w:pPr>
     <w:rPr>
-      <w:rFonts w:asciiTheme="majorHAnsi" w:cstheme="majorBidi" w:eastAsiaTheme="majorEastAsia" w:hAnsiTheme="majorHAnsi"/>
+      <w:rFonts w:asciiTheme="majorHAnsi" w:cstheme="majorBidi" w:hAnsiTheme="majorHAnsi" w:eastAsia="黑体"/>
       <w:color w:themeColor="text1" w:val="000000"/>
     </w:rPr>
     <w:tblPr>
@@ -8718,6 +9037,7 @@
     </w:tblPr>
     <w:tblStylePr w:type="firstRow">
       <w:rPr>
+        <w:rFonts w:eastAsia="黑体"/>
         <w:sz w:val="24"/>
         <w:szCs w:val="24"/>
       </w:rPr>
@@ -8824,7 +9144,7 @@
       <w:spacing w:after="0" w:line="240" w:lineRule="auto"/>
     </w:pPr>
     <w:rPr>
-      <w:rFonts w:asciiTheme="majorHAnsi" w:cstheme="majorBidi" w:eastAsiaTheme="majorEastAsia" w:hAnsiTheme="majorHAnsi"/>
+      <w:rFonts w:asciiTheme="majorHAnsi" w:cstheme="majorBidi" w:hAnsiTheme="majorHAnsi" w:eastAsia="黑体"/>
       <w:color w:themeColor="text1" w:val="000000"/>
     </w:rPr>
     <w:tblPr>
@@ -8846,6 +9166,7 @@
     </w:tblPr>
     <w:tblStylePr w:type="firstRow">
       <w:rPr>
+        <w:rFonts w:eastAsia="黑体"/>
         <w:sz w:val="24"/>
         <w:szCs w:val="24"/>
       </w:rPr>
@@ -8952,7 +9273,7 @@
       <w:spacing w:after="0" w:line="240" w:lineRule="auto"/>
     </w:pPr>
     <w:rPr>
-      <w:rFonts w:asciiTheme="majorHAnsi" w:cstheme="majorBidi" w:eastAsiaTheme="majorEastAsia" w:hAnsiTheme="majorHAnsi"/>
+      <w:rFonts w:asciiTheme="majorHAnsi" w:cstheme="majorBidi" w:hAnsiTheme="majorHAnsi" w:eastAsia="黑体"/>
       <w:color w:themeColor="text1" w:val="000000"/>
     </w:rPr>
     <w:tblPr>
@@ -8974,6 +9295,7 @@
     </w:tblPr>
     <w:tblStylePr w:type="firstRow">
       <w:rPr>
+        <w:rFonts w:eastAsia="黑体"/>
         <w:sz w:val="24"/>
         <w:szCs w:val="24"/>
       </w:rPr>
@@ -9080,7 +9402,7 @@
       <w:spacing w:after="0" w:line="240" w:lineRule="auto"/>
     </w:pPr>
     <w:rPr>
-      <w:rFonts w:asciiTheme="majorHAnsi" w:cstheme="majorBidi" w:eastAsiaTheme="majorEastAsia" w:hAnsiTheme="majorHAnsi"/>
+      <w:rFonts w:asciiTheme="majorHAnsi" w:cstheme="majorBidi" w:hAnsiTheme="majorHAnsi" w:eastAsia="黑体"/>
       <w:color w:themeColor="text1" w:val="000000"/>
     </w:rPr>
     <w:tblPr>
@@ -9102,6 +9424,7 @@
     </w:tblPr>
     <w:tblStylePr w:type="firstRow">
       <w:rPr>
+        <w:rFonts w:eastAsia="黑体"/>
         <w:sz w:val="24"/>
         <w:szCs w:val="24"/>
       </w:rPr>
@@ -9231,12 +9554,14 @@
     </w:tcPr>
     <w:tblStylePr w:type="firstRow">
       <w:rPr>
+        <w:rFonts w:eastAsia="黑体"/>
         <w:b/>
         <w:bCs/>
       </w:rPr>
     </w:tblStylePr>
     <w:tblStylePr w:type="lastRow">
       <w:rPr>
+        <w:rFonts w:eastAsia="黑体"/>
         <w:b/>
         <w:bCs/>
       </w:rPr>
@@ -9249,12 +9574,14 @@
     </w:tblStylePr>
     <w:tblStylePr w:type="firstCol">
       <w:rPr>
+        <w:rFonts w:eastAsia="黑体"/>
         <w:b/>
         <w:bCs/>
       </w:rPr>
     </w:tblStylePr>
     <w:tblStylePr w:type="lastCol">
       <w:rPr>
+        <w:rFonts w:eastAsia="黑体"/>
         <w:b/>
         <w:bCs/>
       </w:rPr>
@@ -9304,12 +9631,14 @@
     </w:tcPr>
     <w:tblStylePr w:type="firstRow">
       <w:rPr>
+        <w:rFonts w:eastAsia="黑体"/>
         <w:b/>
         <w:bCs/>
       </w:rPr>
     </w:tblStylePr>
     <w:tblStylePr w:type="lastRow">
       <w:rPr>
+        <w:rFonts w:eastAsia="黑体"/>
         <w:b/>
         <w:bCs/>
       </w:rPr>
@@ -9322,12 +9651,14 @@
     </w:tblStylePr>
     <w:tblStylePr w:type="firstCol">
       <w:rPr>
+        <w:rFonts w:eastAsia="黑体"/>
         <w:b/>
         <w:bCs/>
       </w:rPr>
     </w:tblStylePr>
     <w:tblStylePr w:type="lastCol">
       <w:rPr>
+        <w:rFonts w:eastAsia="黑体"/>
         <w:b/>
         <w:bCs/>
       </w:rPr>
@@ -9377,12 +9708,14 @@
     </w:tcPr>
     <w:tblStylePr w:type="firstRow">
       <w:rPr>
+        <w:rFonts w:eastAsia="黑体"/>
         <w:b/>
         <w:bCs/>
       </w:rPr>
     </w:tblStylePr>
     <w:tblStylePr w:type="lastRow">
       <w:rPr>
+        <w:rFonts w:eastAsia="黑体"/>
         <w:b/>
         <w:bCs/>
       </w:rPr>
@@ -9395,12 +9728,14 @@
     </w:tblStylePr>
     <w:tblStylePr w:type="firstCol">
       <w:rPr>
+        <w:rFonts w:eastAsia="黑体"/>
         <w:b/>
         <w:bCs/>
       </w:rPr>
     </w:tblStylePr>
     <w:tblStylePr w:type="lastCol">
       <w:rPr>
+        <w:rFonts w:eastAsia="黑体"/>
         <w:b/>
         <w:bCs/>
       </w:rPr>
@@ -9450,12 +9785,14 @@
     </w:tcPr>
     <w:tblStylePr w:type="firstRow">
       <w:rPr>
+        <w:rFonts w:eastAsia="黑体"/>
         <w:b/>
         <w:bCs/>
       </w:rPr>
     </w:tblStylePr>
     <w:tblStylePr w:type="lastRow">
       <w:rPr>
+        <w:rFonts w:eastAsia="黑体"/>
         <w:b/>
         <w:bCs/>
       </w:rPr>
@@ -9468,12 +9805,14 @@
     </w:tblStylePr>
     <w:tblStylePr w:type="firstCol">
       <w:rPr>
+        <w:rFonts w:eastAsia="黑体"/>
         <w:b/>
         <w:bCs/>
       </w:rPr>
     </w:tblStylePr>
     <w:tblStylePr w:type="lastCol">
       <w:rPr>
+        <w:rFonts w:eastAsia="黑体"/>
         <w:b/>
         <w:bCs/>
       </w:rPr>
@@ -9523,12 +9862,14 @@
     </w:tcPr>
     <w:tblStylePr w:type="firstRow">
       <w:rPr>
+        <w:rFonts w:eastAsia="黑体"/>
         <w:b/>
         <w:bCs/>
       </w:rPr>
     </w:tblStylePr>
     <w:tblStylePr w:type="lastRow">
       <w:rPr>
+        <w:rFonts w:eastAsia="黑体"/>
         <w:b/>
         <w:bCs/>
       </w:rPr>
@@ -9541,12 +9882,14 @@
     </w:tblStylePr>
     <w:tblStylePr w:type="firstCol">
       <w:rPr>
+        <w:rFonts w:eastAsia="黑体"/>
         <w:b/>
         <w:bCs/>
       </w:rPr>
     </w:tblStylePr>
     <w:tblStylePr w:type="lastCol">
       <w:rPr>
+        <w:rFonts w:eastAsia="黑体"/>
         <w:b/>
         <w:bCs/>
       </w:rPr>
@@ -9596,12 +9939,14 @@
     </w:tcPr>
     <w:tblStylePr w:type="firstRow">
       <w:rPr>
+        <w:rFonts w:eastAsia="黑体"/>
         <w:b/>
         <w:bCs/>
       </w:rPr>
     </w:tblStylePr>
     <w:tblStylePr w:type="lastRow">
       <w:rPr>
+        <w:rFonts w:eastAsia="黑体"/>
         <w:b/>
         <w:bCs/>
       </w:rPr>
@@ -9614,12 +9959,14 @@
     </w:tblStylePr>
     <w:tblStylePr w:type="firstCol">
       <w:rPr>
+        <w:rFonts w:eastAsia="黑体"/>
         <w:b/>
         <w:bCs/>
       </w:rPr>
     </w:tblStylePr>
     <w:tblStylePr w:type="lastCol">
       <w:rPr>
+        <w:rFonts w:eastAsia="黑体"/>
         <w:b/>
         <w:bCs/>
       </w:rPr>
@@ -9669,12 +10016,14 @@
     </w:tcPr>
     <w:tblStylePr w:type="firstRow">
       <w:rPr>
+        <w:rFonts w:eastAsia="黑体"/>
         <w:b/>
         <w:bCs/>
       </w:rPr>
     </w:tblStylePr>
     <w:tblStylePr w:type="lastRow">
       <w:rPr>
+        <w:rFonts w:eastAsia="黑体"/>
         <w:b/>
         <w:bCs/>
       </w:rPr>
@@ -9687,12 +10036,14 @@
     </w:tblStylePr>
     <w:tblStylePr w:type="firstCol">
       <w:rPr>
+        <w:rFonts w:eastAsia="黑体"/>
         <w:b/>
         <w:bCs/>
       </w:rPr>
     </w:tblStylePr>
     <w:tblStylePr w:type="lastCol">
       <w:rPr>
+        <w:rFonts w:eastAsia="黑体"/>
         <w:b/>
         <w:bCs/>
       </w:rPr>
@@ -9719,7 +10070,7 @@
       <w:spacing w:after="0" w:line="240" w:lineRule="auto"/>
     </w:pPr>
     <w:rPr>
-      <w:rFonts w:asciiTheme="majorHAnsi" w:cstheme="majorBidi" w:eastAsiaTheme="majorEastAsia" w:hAnsiTheme="majorHAnsi"/>
+      <w:rFonts w:asciiTheme="majorHAnsi" w:cstheme="majorBidi" w:hAnsiTheme="majorHAnsi" w:eastAsia="黑体"/>
       <w:color w:themeColor="text1" w:val="000000"/>
     </w:rPr>
     <w:tblPr>
@@ -9746,6 +10097,7 @@
     </w:tcPr>
     <w:tblStylePr w:type="firstRow">
       <w:rPr>
+        <w:rFonts w:eastAsia="黑体"/>
         <w:b/>
         <w:bCs/>
         <w:color w:themeColor="text1" w:val="000000"/>
@@ -9757,6 +10109,7 @@
     </w:tblStylePr>
     <w:tblStylePr w:type="lastRow">
       <w:rPr>
+        <w:rFonts w:eastAsia="黑体"/>
         <w:b/>
         <w:bCs/>
         <w:color w:themeColor="text1" w:val="000000"/>
@@ -9776,6 +10129,7 @@
     </w:tblStylePr>
     <w:tblStylePr w:type="firstCol">
       <w:rPr>
+        <w:rFonts w:eastAsia="黑体"/>
         <w:b/>
         <w:bCs/>
         <w:color w:themeColor="text1" w:val="000000"/>
@@ -9795,6 +10149,7 @@
     </w:tblStylePr>
     <w:tblStylePr w:type="lastCol">
       <w:rPr>
+        <w:rFonts w:eastAsia="黑体"/>
         <w:b w:val="0"/>
         <w:bCs w:val="0"/>
         <w:color w:themeColor="text1" w:val="000000"/>
@@ -9844,7 +10199,7 @@
       <w:spacing w:after="0" w:line="240" w:lineRule="auto"/>
     </w:pPr>
     <w:rPr>
-      <w:rFonts w:asciiTheme="majorHAnsi" w:cstheme="majorBidi" w:eastAsiaTheme="majorEastAsia" w:hAnsiTheme="majorHAnsi"/>
+      <w:rFonts w:asciiTheme="majorHAnsi" w:cstheme="majorBidi" w:hAnsiTheme="majorHAnsi" w:eastAsia="黑体"/>
       <w:color w:themeColor="text1" w:val="000000"/>
     </w:rPr>
     <w:tblPr>
@@ -9871,6 +10226,7 @@
     </w:tcPr>
     <w:tblStylePr w:type="firstRow">
       <w:rPr>
+        <w:rFonts w:eastAsia="黑体"/>
         <w:b/>
         <w:bCs/>
         <w:color w:themeColor="text1" w:val="000000"/>
@@ -9882,6 +10238,7 @@
     </w:tblStylePr>
     <w:tblStylePr w:type="lastRow">
       <w:rPr>
+        <w:rFonts w:eastAsia="黑体"/>
         <w:b/>
         <w:bCs/>
         <w:color w:themeColor="text1" w:val="000000"/>
@@ -9901,6 +10258,7 @@
     </w:tblStylePr>
     <w:tblStylePr w:type="firstCol">
       <w:rPr>
+        <w:rFonts w:eastAsia="黑体"/>
         <w:b/>
         <w:bCs/>
         <w:color w:themeColor="text1" w:val="000000"/>
@@ -9920,6 +10278,7 @@
     </w:tblStylePr>
     <w:tblStylePr w:type="lastCol">
       <w:rPr>
+        <w:rFonts w:eastAsia="黑体"/>
         <w:b w:val="0"/>
         <w:bCs w:val="0"/>
         <w:color w:themeColor="text1" w:val="000000"/>
@@ -9969,7 +10328,7 @@
       <w:spacing w:after="0" w:line="240" w:lineRule="auto"/>
     </w:pPr>
     <w:rPr>
-      <w:rFonts w:asciiTheme="majorHAnsi" w:cstheme="majorBidi" w:eastAsiaTheme="majorEastAsia" w:hAnsiTheme="majorHAnsi"/>
+      <w:rFonts w:asciiTheme="majorHAnsi" w:cstheme="majorBidi" w:hAnsiTheme="majorHAnsi" w:eastAsia="黑体"/>
       <w:color w:themeColor="text1" w:val="000000"/>
     </w:rPr>
     <w:tblPr>
@@ -9996,6 +10355,7 @@
     </w:tcPr>
     <w:tblStylePr w:type="firstRow">
       <w:rPr>
+        <w:rFonts w:eastAsia="黑体"/>
         <w:b/>
         <w:bCs/>
         <w:color w:themeColor="text1" w:val="000000"/>
@@ -10007,6 +10367,7 @@
     </w:tblStylePr>
     <w:tblStylePr w:type="lastRow">
       <w:rPr>
+        <w:rFonts w:eastAsia="黑体"/>
         <w:b/>
         <w:bCs/>
         <w:color w:themeColor="text1" w:val="000000"/>
@@ -10026,6 +10387,7 @@
     </w:tblStylePr>
     <w:tblStylePr w:type="firstCol">
       <w:rPr>
+        <w:rFonts w:eastAsia="黑体"/>
         <w:b/>
         <w:bCs/>
         <w:color w:themeColor="text1" w:val="000000"/>
@@ -10045,6 +10407,7 @@
     </w:tblStylePr>
     <w:tblStylePr w:type="lastCol">
       <w:rPr>
+        <w:rFonts w:eastAsia="黑体"/>
         <w:b w:val="0"/>
         <w:bCs w:val="0"/>
         <w:color w:themeColor="text1" w:val="000000"/>
@@ -10094,7 +10457,7 @@
       <w:spacing w:after="0" w:line="240" w:lineRule="auto"/>
     </w:pPr>
     <w:rPr>
-      <w:rFonts w:asciiTheme="majorHAnsi" w:cstheme="majorBidi" w:eastAsiaTheme="majorEastAsia" w:hAnsiTheme="majorHAnsi"/>
+      <w:rFonts w:asciiTheme="majorHAnsi" w:cstheme="majorBidi" w:hAnsiTheme="majorHAnsi" w:eastAsia="黑体"/>
       <w:color w:themeColor="text1" w:val="000000"/>
     </w:rPr>
     <w:tblPr>
@@ -10121,6 +10484,7 @@
     </w:tcPr>
     <w:tblStylePr w:type="firstRow">
       <w:rPr>
+        <w:rFonts w:eastAsia="黑体"/>
         <w:b/>
         <w:bCs/>
         <w:color w:themeColor="text1" w:val="000000"/>
@@ -10132,6 +10496,7 @@
     </w:tblStylePr>
     <w:tblStylePr w:type="lastRow">
       <w:rPr>
+        <w:rFonts w:eastAsia="黑体"/>
         <w:b/>
         <w:bCs/>
         <w:color w:themeColor="text1" w:val="000000"/>
@@ -10151,6 +10516,7 @@
     </w:tblStylePr>
     <w:tblStylePr w:type="firstCol">
       <w:rPr>
+        <w:rFonts w:eastAsia="黑体"/>
         <w:b/>
         <w:bCs/>
         <w:color w:themeColor="text1" w:val="000000"/>
@@ -10170,6 +10536,7 @@
     </w:tblStylePr>
     <w:tblStylePr w:type="lastCol">
       <w:rPr>
+        <w:rFonts w:eastAsia="黑体"/>
         <w:b w:val="0"/>
         <w:bCs w:val="0"/>
         <w:color w:themeColor="text1" w:val="000000"/>
@@ -10219,7 +10586,7 @@
       <w:spacing w:after="0" w:line="240" w:lineRule="auto"/>
     </w:pPr>
     <w:rPr>
-      <w:rFonts w:asciiTheme="majorHAnsi" w:cstheme="majorBidi" w:eastAsiaTheme="majorEastAsia" w:hAnsiTheme="majorHAnsi"/>
+      <w:rFonts w:asciiTheme="majorHAnsi" w:cstheme="majorBidi" w:hAnsiTheme="majorHAnsi" w:eastAsia="黑体"/>
       <w:color w:themeColor="text1" w:val="000000"/>
     </w:rPr>
     <w:tblPr>
@@ -10246,6 +10613,7 @@
     </w:tcPr>
     <w:tblStylePr w:type="firstRow">
       <w:rPr>
+        <w:rFonts w:eastAsia="黑体"/>
         <w:b/>
         <w:bCs/>
         <w:color w:themeColor="text1" w:val="000000"/>
@@ -10257,6 +10625,7 @@
     </w:tblStylePr>
     <w:tblStylePr w:type="lastRow">
       <w:rPr>
+        <w:rFonts w:eastAsia="黑体"/>
         <w:b/>
         <w:bCs/>
         <w:color w:themeColor="text1" w:val="000000"/>
@@ -10276,6 +10645,7 @@
     </w:tblStylePr>
     <w:tblStylePr w:type="firstCol">
       <w:rPr>
+        <w:rFonts w:eastAsia="黑体"/>
         <w:b/>
         <w:bCs/>
         <w:color w:themeColor="text1" w:val="000000"/>
@@ -10295,6 +10665,7 @@
     </w:tblStylePr>
     <w:tblStylePr w:type="lastCol">
       <w:rPr>
+        <w:rFonts w:eastAsia="黑体"/>
         <w:b w:val="0"/>
         <w:bCs w:val="0"/>
         <w:color w:themeColor="text1" w:val="000000"/>
@@ -10344,7 +10715,7 @@
       <w:spacing w:after="0" w:line="240" w:lineRule="auto"/>
     </w:pPr>
     <w:rPr>
-      <w:rFonts w:asciiTheme="majorHAnsi" w:cstheme="majorBidi" w:eastAsiaTheme="majorEastAsia" w:hAnsiTheme="majorHAnsi"/>
+      <w:rFonts w:asciiTheme="majorHAnsi" w:cstheme="majorBidi" w:hAnsiTheme="majorHAnsi" w:eastAsia="黑体"/>
       <w:color w:themeColor="text1" w:val="000000"/>
     </w:rPr>
     <w:tblPr>
@@ -10371,6 +10742,7 @@
     </w:tcPr>
     <w:tblStylePr w:type="firstRow">
       <w:rPr>
+        <w:rFonts w:eastAsia="黑体"/>
         <w:b/>
         <w:bCs/>
         <w:color w:themeColor="text1" w:val="000000"/>
@@ -10382,6 +10754,7 @@
     </w:tblStylePr>
     <w:tblStylePr w:type="lastRow">
       <w:rPr>
+        <w:rFonts w:eastAsia="黑体"/>
         <w:b/>
         <w:bCs/>
         <w:color w:themeColor="text1" w:val="000000"/>
@@ -10401,6 +10774,7 @@
     </w:tblStylePr>
     <w:tblStylePr w:type="firstCol">
       <w:rPr>
+        <w:rFonts w:eastAsia="黑体"/>
         <w:b/>
         <w:bCs/>
         <w:color w:themeColor="text1" w:val="000000"/>
@@ -10420,6 +10794,7 @@
     </w:tblStylePr>
     <w:tblStylePr w:type="lastCol">
       <w:rPr>
+        <w:rFonts w:eastAsia="黑体"/>
         <w:b w:val="0"/>
         <w:bCs w:val="0"/>
         <w:color w:themeColor="text1" w:val="000000"/>
@@ -10469,7 +10844,7 @@
       <w:spacing w:after="0" w:line="240" w:lineRule="auto"/>
     </w:pPr>
     <w:rPr>
-      <w:rFonts w:asciiTheme="majorHAnsi" w:cstheme="majorBidi" w:eastAsiaTheme="majorEastAsia" w:hAnsiTheme="majorHAnsi"/>
+      <w:rFonts w:asciiTheme="majorHAnsi" w:cstheme="majorBidi" w:hAnsiTheme="majorHAnsi" w:eastAsia="黑体"/>
       <w:color w:themeColor="text1" w:val="000000"/>
     </w:rPr>
     <w:tblPr>
@@ -10496,6 +10871,7 @@
     </w:tcPr>
     <w:tblStylePr w:type="firstRow">
       <w:rPr>
+        <w:rFonts w:eastAsia="黑体"/>
         <w:b/>
         <w:bCs/>
         <w:color w:themeColor="text1" w:val="000000"/>
@@ -10507,6 +10883,7 @@
     </w:tblStylePr>
     <w:tblStylePr w:type="lastRow">
       <w:rPr>
+        <w:rFonts w:eastAsia="黑体"/>
         <w:b/>
         <w:bCs/>
         <w:color w:themeColor="text1" w:val="000000"/>
@@ -10526,6 +10903,7 @@
     </w:tblStylePr>
     <w:tblStylePr w:type="firstCol">
       <w:rPr>
+        <w:rFonts w:eastAsia="黑体"/>
         <w:b/>
         <w:bCs/>
         <w:color w:themeColor="text1" w:val="000000"/>
@@ -10545,6 +10923,7 @@
     </w:tblStylePr>
     <w:tblStylePr w:type="lastCol">
       <w:rPr>
+        <w:rFonts w:eastAsia="黑体"/>
         <w:b w:val="0"/>
         <w:bCs w:val="0"/>
         <w:color w:themeColor="text1" w:val="000000"/>
@@ -10617,6 +10996,7 @@
     </w:tcPr>
     <w:tblStylePr w:type="firstRow">
       <w:rPr>
+        <w:rFonts w:eastAsia="黑体"/>
         <w:b/>
         <w:bCs/>
         <w:i w:val="0"/>
@@ -10638,6 +11018,7 @@
     </w:tblStylePr>
     <w:tblStylePr w:type="lastRow">
       <w:rPr>
+        <w:rFonts w:eastAsia="黑体"/>
         <w:b/>
         <w:bCs/>
         <w:i w:val="0"/>
@@ -10659,6 +11040,7 @@
     </w:tblStylePr>
     <w:tblStylePr w:type="firstCol">
       <w:rPr>
+        <w:rFonts w:eastAsia="黑体"/>
         <w:b/>
         <w:bCs/>
         <w:i w:val="0"/>
@@ -10678,6 +11060,7 @@
     </w:tblStylePr>
     <w:tblStylePr w:type="lastCol">
       <w:rPr>
+        <w:rFonts w:eastAsia="黑体"/>
         <w:b/>
         <w:bCs/>
         <w:i w:val="0"/>
@@ -10758,6 +11141,7 @@
     </w:tcPr>
     <w:tblStylePr w:type="firstRow">
       <w:rPr>
+        <w:rFonts w:eastAsia="黑体"/>
         <w:b/>
         <w:bCs/>
         <w:i w:val="0"/>
@@ -10779,6 +11163,7 @@
     </w:tblStylePr>
     <w:tblStylePr w:type="lastRow">
       <w:rPr>
+        <w:rFonts w:eastAsia="黑体"/>
         <w:b/>
         <w:bCs/>
         <w:i w:val="0"/>
@@ -10800,6 +11185,7 @@
     </w:tblStylePr>
     <w:tblStylePr w:type="firstCol">
       <w:rPr>
+        <w:rFonts w:eastAsia="黑体"/>
         <w:b/>
         <w:bCs/>
         <w:i w:val="0"/>
@@ -10819,6 +11205,7 @@
     </w:tblStylePr>
     <w:tblStylePr w:type="lastCol">
       <w:rPr>
+        <w:rFonts w:eastAsia="黑体"/>
         <w:b/>
         <w:bCs/>
         <w:i w:val="0"/>
@@ -10899,6 +11286,7 @@
     </w:tcPr>
     <w:tblStylePr w:type="firstRow">
       <w:rPr>
+        <w:rFonts w:eastAsia="黑体"/>
         <w:b/>
         <w:bCs/>
         <w:i w:val="0"/>
@@ -10920,6 +11308,7 @@
     </w:tblStylePr>
     <w:tblStylePr w:type="lastRow">
       <w:rPr>
+        <w:rFonts w:eastAsia="黑体"/>
         <w:b/>
         <w:bCs/>
         <w:i w:val="0"/>
@@ -10941,6 +11330,7 @@
     </w:tblStylePr>
     <w:tblStylePr w:type="firstCol">
       <w:rPr>
+        <w:rFonts w:eastAsia="黑体"/>
         <w:b/>
         <w:bCs/>
         <w:i w:val="0"/>
@@ -10960,6 +11350,7 @@
     </w:tblStylePr>
     <w:tblStylePr w:type="lastCol">
       <w:rPr>
+        <w:rFonts w:eastAsia="黑体"/>
         <w:b/>
         <w:bCs/>
         <w:i w:val="0"/>
@@ -11040,6 +11431,7 @@
     </w:tcPr>
     <w:tblStylePr w:type="firstRow">
       <w:rPr>
+        <w:rFonts w:eastAsia="黑体"/>
         <w:b/>
         <w:bCs/>
         <w:i w:val="0"/>
@@ -11061,6 +11453,7 @@
     </w:tblStylePr>
     <w:tblStylePr w:type="lastRow">
       <w:rPr>
+        <w:rFonts w:eastAsia="黑体"/>
         <w:b/>
         <w:bCs/>
         <w:i w:val="0"/>
@@ -11082,6 +11475,7 @@
     </w:tblStylePr>
     <w:tblStylePr w:type="firstCol">
       <w:rPr>
+        <w:rFonts w:eastAsia="黑体"/>
         <w:b/>
         <w:bCs/>
         <w:i w:val="0"/>
@@ -11101,6 +11495,7 @@
     </w:tblStylePr>
     <w:tblStylePr w:type="lastCol">
       <w:rPr>
+        <w:rFonts w:eastAsia="黑体"/>
         <w:b/>
         <w:bCs/>
         <w:i w:val="0"/>
@@ -11181,6 +11576,7 @@
     </w:tcPr>
     <w:tblStylePr w:type="firstRow">
       <w:rPr>
+        <w:rFonts w:eastAsia="黑体"/>
         <w:b/>
         <w:bCs/>
         <w:i w:val="0"/>
@@ -11202,6 +11598,7 @@
     </w:tblStylePr>
     <w:tblStylePr w:type="lastRow">
       <w:rPr>
+        <w:rFonts w:eastAsia="黑体"/>
         <w:b/>
         <w:bCs/>
         <w:i w:val="0"/>
@@ -11223,6 +11620,7 @@
     </w:tblStylePr>
     <w:tblStylePr w:type="firstCol">
       <w:rPr>
+        <w:rFonts w:eastAsia="黑体"/>
         <w:b/>
         <w:bCs/>
         <w:i w:val="0"/>
@@ -11242,6 +11640,7 @@
     </w:tblStylePr>
     <w:tblStylePr w:type="lastCol">
       <w:rPr>
+        <w:rFonts w:eastAsia="黑体"/>
         <w:b/>
         <w:bCs/>
         <w:i w:val="0"/>
@@ -11322,6 +11721,7 @@
     </w:tcPr>
     <w:tblStylePr w:type="firstRow">
       <w:rPr>
+        <w:rFonts w:eastAsia="黑体"/>
         <w:b/>
         <w:bCs/>
         <w:i w:val="0"/>
@@ -11343,6 +11743,7 @@
     </w:tblStylePr>
     <w:tblStylePr w:type="lastRow">
       <w:rPr>
+        <w:rFonts w:eastAsia="黑体"/>
         <w:b/>
         <w:bCs/>
         <w:i w:val="0"/>
@@ -11364,6 +11765,7 @@
     </w:tblStylePr>
     <w:tblStylePr w:type="firstCol">
       <w:rPr>
+        <w:rFonts w:eastAsia="黑体"/>
         <w:b/>
         <w:bCs/>
         <w:i w:val="0"/>
@@ -11383,6 +11785,7 @@
     </w:tblStylePr>
     <w:tblStylePr w:type="lastCol">
       <w:rPr>
+        <w:rFonts w:eastAsia="黑体"/>
         <w:b/>
         <w:bCs/>
         <w:i w:val="0"/>
@@ -11463,6 +11866,7 @@
     </w:tcPr>
     <w:tblStylePr w:type="firstRow">
       <w:rPr>
+        <w:rFonts w:eastAsia="黑体"/>
         <w:b/>
         <w:bCs/>
         <w:i w:val="0"/>
@@ -11484,6 +11888,7 @@
     </w:tblStylePr>
     <w:tblStylePr w:type="lastRow">
       <w:rPr>
+        <w:rFonts w:eastAsia="黑体"/>
         <w:b/>
         <w:bCs/>
         <w:i w:val="0"/>
@@ -11505,6 +11910,7 @@
     </w:tblStylePr>
     <w:tblStylePr w:type="firstCol">
       <w:rPr>
+        <w:rFonts w:eastAsia="黑体"/>
         <w:b/>
         <w:bCs/>
         <w:i w:val="0"/>
@@ -11524,6 +11930,7 @@
     </w:tblStylePr>
     <w:tblStylePr w:type="lastCol">
       <w:rPr>
+        <w:rFonts w:eastAsia="黑体"/>
         <w:b/>
         <w:bCs/>
         <w:i w:val="0"/>
@@ -11581,6 +11988,7 @@
       <w:spacing w:after="0" w:line="240" w:lineRule="auto"/>
     </w:pPr>
     <w:rPr>
+      <w:rFonts w:eastAsia="黑体"/>
       <w:color w:themeColor="background1" w:val="FFFFFF"/>
     </w:rPr>
     <w:tblPr>
@@ -11599,6 +12007,7 @@
     </w:tcPr>
     <w:tblStylePr w:type="firstRow">
       <w:rPr>
+        <w:rFonts w:eastAsia="黑体"/>
         <w:b/>
         <w:bCs/>
       </w:rPr>
@@ -11695,6 +12104,7 @@
       <w:spacing w:after="0" w:line="240" w:lineRule="auto"/>
     </w:pPr>
     <w:rPr>
+      <w:rFonts w:eastAsia="黑体"/>
       <w:color w:themeColor="background1" w:val="FFFFFF"/>
     </w:rPr>
     <w:tblPr>
@@ -11713,6 +12123,7 @@
     </w:tcPr>
     <w:tblStylePr w:type="firstRow">
       <w:rPr>
+        <w:rFonts w:eastAsia="黑体"/>
         <w:b/>
         <w:bCs/>
       </w:rPr>
@@ -11809,6 +12220,7 @@
       <w:spacing w:after="0" w:line="240" w:lineRule="auto"/>
     </w:pPr>
     <w:rPr>
+      <w:rFonts w:eastAsia="黑体"/>
       <w:color w:themeColor="background1" w:val="FFFFFF"/>
     </w:rPr>
     <w:tblPr>
@@ -11827,6 +12239,7 @@
     </w:tcPr>
     <w:tblStylePr w:type="firstRow">
       <w:rPr>
+        <w:rFonts w:eastAsia="黑体"/>
         <w:b/>
         <w:bCs/>
       </w:rPr>
@@ -11923,6 +12336,7 @@
       <w:spacing w:after="0" w:line="240" w:lineRule="auto"/>
     </w:pPr>
     <w:rPr>
+      <w:rFonts w:eastAsia="黑体"/>
       <w:color w:themeColor="background1" w:val="FFFFFF"/>
     </w:rPr>
     <w:tblPr>
@@ -11941,6 +12355,7 @@
     </w:tcPr>
     <w:tblStylePr w:type="firstRow">
       <w:rPr>
+        <w:rFonts w:eastAsia="黑体"/>
         <w:b/>
         <w:bCs/>
       </w:rPr>
@@ -12037,6 +12452,7 @@
       <w:spacing w:after="0" w:line="240" w:lineRule="auto"/>
     </w:pPr>
     <w:rPr>
+      <w:rFonts w:eastAsia="黑体"/>
       <w:color w:themeColor="background1" w:val="FFFFFF"/>
     </w:rPr>
     <w:tblPr>
@@ -12055,6 +12471,7 @@
     </w:tcPr>
     <w:tblStylePr w:type="firstRow">
       <w:rPr>
+        <w:rFonts w:eastAsia="黑体"/>
         <w:b/>
         <w:bCs/>
       </w:rPr>
@@ -12151,6 +12568,7 @@
       <w:spacing w:after="0" w:line="240" w:lineRule="auto"/>
     </w:pPr>
     <w:rPr>
+      <w:rFonts w:eastAsia="黑体"/>
       <w:color w:themeColor="background1" w:val="FFFFFF"/>
     </w:rPr>
     <w:tblPr>
@@ -12169,6 +12587,7 @@
     </w:tcPr>
     <w:tblStylePr w:type="firstRow">
       <w:rPr>
+        <w:rFonts w:eastAsia="黑体"/>
         <w:b/>
         <w:bCs/>
       </w:rPr>
@@ -12265,6 +12684,7 @@
       <w:spacing w:after="0" w:line="240" w:lineRule="auto"/>
     </w:pPr>
     <w:rPr>
+      <w:rFonts w:eastAsia="黑体"/>
       <w:color w:themeColor="background1" w:val="FFFFFF"/>
     </w:rPr>
     <w:tblPr>
@@ -12283,6 +12703,7 @@
     </w:tcPr>
     <w:tblStylePr w:type="firstRow">
       <w:rPr>
+        <w:rFonts w:eastAsia="黑体"/>
         <w:b/>
         <w:bCs/>
       </w:rPr>
@@ -12379,6 +12800,7 @@
       <w:spacing w:after="0" w:line="240" w:lineRule="auto"/>
     </w:pPr>
     <w:rPr>
+      <w:rFonts w:eastAsia="黑体"/>
       <w:color w:themeColor="text1" w:val="000000"/>
     </w:rPr>
     <w:tblPr>
@@ -12405,6 +12827,7 @@
     </w:tcPr>
     <w:tblStylePr w:type="firstRow">
       <w:rPr>
+        <w:rFonts w:eastAsia="黑体"/>
         <w:b/>
         <w:bCs/>
       </w:rPr>
@@ -12423,6 +12846,7 @@
     </w:tblStylePr>
     <w:tblStylePr w:type="lastRow">
       <w:rPr>
+        <w:rFonts w:eastAsia="黑体"/>
         <w:b/>
         <w:bCs/>
         <w:color w:themeColor="background1" w:val="FFFFFF"/>
@@ -12437,6 +12861,7 @@
     </w:tblStylePr>
     <w:tblStylePr w:type="firstCol">
       <w:rPr>
+        <w:rFonts w:eastAsia="黑体"/>
         <w:color w:themeColor="background1" w:val="FFFFFF"/>
       </w:rPr>
       <w:tblPr/>
@@ -12454,6 +12879,7 @@
     </w:tblStylePr>
     <w:tblStylePr w:type="lastCol">
       <w:rPr>
+        <w:rFonts w:eastAsia="黑体"/>
         <w:color w:themeColor="background1" w:val="FFFFFF"/>
       </w:rPr>
       <w:tblPr/>
@@ -12483,11 +12909,13 @@
     </w:tblStylePr>
     <w:tblStylePr w:type="neCell">
       <w:rPr>
+        <w:rFonts w:eastAsia="黑体"/>
         <w:color w:themeColor="text1" w:val="000000"/>
       </w:rPr>
     </w:tblStylePr>
     <w:tblStylePr w:type="nwCell">
       <w:rPr>
+        <w:rFonts w:eastAsia="黑体"/>
         <w:color w:themeColor="text1" w:val="000000"/>
       </w:rPr>
     </w:tblStylePr>
@@ -12501,6 +12929,7 @@
       <w:spacing w:after="0" w:line="240" w:lineRule="auto"/>
     </w:pPr>
     <w:rPr>
+      <w:rFonts w:eastAsia="黑体"/>
       <w:color w:themeColor="text1" w:val="000000"/>
     </w:rPr>
     <w:tblPr>
@@ -12527,6 +12956,7 @@
     </w:tcPr>
     <w:tblStylePr w:type="firstRow">
       <w:rPr>
+        <w:rFonts w:eastAsia="黑体"/>
         <w:b/>
         <w:bCs/>
       </w:rPr>
@@ -12545,6 +12975,7 @@
     </w:tblStylePr>
     <w:tblStylePr w:type="lastRow">
       <w:rPr>
+        <w:rFonts w:eastAsia="黑体"/>
         <w:b/>
         <w:bCs/>
         <w:color w:themeColor="background1" w:val="FFFFFF"/>
@@ -12559,6 +12990,7 @@
     </w:tblStylePr>
     <w:tblStylePr w:type="firstCol">
       <w:rPr>
+        <w:rFonts w:eastAsia="黑体"/>
         <w:color w:themeColor="background1" w:val="FFFFFF"/>
       </w:rPr>
       <w:tblPr/>
@@ -12576,6 +13008,7 @@
     </w:tblStylePr>
     <w:tblStylePr w:type="lastCol">
       <w:rPr>
+        <w:rFonts w:eastAsia="黑体"/>
         <w:color w:themeColor="background1" w:val="FFFFFF"/>
       </w:rPr>
       <w:tblPr/>
@@ -12605,11 +13038,13 @@
     </w:tblStylePr>
     <w:tblStylePr w:type="neCell">
       <w:rPr>
+        <w:rFonts w:eastAsia="黑体"/>
         <w:color w:themeColor="text1" w:val="000000"/>
       </w:rPr>
     </w:tblStylePr>
     <w:tblStylePr w:type="nwCell">
       <w:rPr>
+        <w:rFonts w:eastAsia="黑体"/>
         <w:color w:themeColor="text1" w:val="000000"/>
       </w:rPr>
     </w:tblStylePr>
@@ -12623,6 +13058,7 @@
       <w:spacing w:after="0" w:line="240" w:lineRule="auto"/>
     </w:pPr>
     <w:rPr>
+      <w:rFonts w:eastAsia="黑体"/>
       <w:color w:themeColor="text1" w:val="000000"/>
     </w:rPr>
     <w:tblPr>
@@ -12649,6 +13085,7 @@
     </w:tcPr>
     <w:tblStylePr w:type="firstRow">
       <w:rPr>
+        <w:rFonts w:eastAsia="黑体"/>
         <w:b/>
         <w:bCs/>
       </w:rPr>
@@ -12667,6 +13104,7 @@
     </w:tblStylePr>
     <w:tblStylePr w:type="lastRow">
       <w:rPr>
+        <w:rFonts w:eastAsia="黑体"/>
         <w:b/>
         <w:bCs/>
         <w:color w:themeColor="background1" w:val="FFFFFF"/>
@@ -12681,6 +13119,7 @@
     </w:tblStylePr>
     <w:tblStylePr w:type="firstCol">
       <w:rPr>
+        <w:rFonts w:eastAsia="黑体"/>
         <w:color w:themeColor="background1" w:val="FFFFFF"/>
       </w:rPr>
       <w:tblPr/>
@@ -12698,6 +13137,7 @@
     </w:tblStylePr>
     <w:tblStylePr w:type="lastCol">
       <w:rPr>
+        <w:rFonts w:eastAsia="黑体"/>
         <w:color w:themeColor="background1" w:val="FFFFFF"/>
       </w:rPr>
       <w:tblPr/>
@@ -12727,11 +13167,13 @@
     </w:tblStylePr>
     <w:tblStylePr w:type="neCell">
       <w:rPr>
+        <w:rFonts w:eastAsia="黑体"/>
         <w:color w:themeColor="text1" w:val="000000"/>
       </w:rPr>
     </w:tblStylePr>
     <w:tblStylePr w:type="nwCell">
       <w:rPr>
+        <w:rFonts w:eastAsia="黑体"/>
         <w:color w:themeColor="text1" w:val="000000"/>
       </w:rPr>
     </w:tblStylePr>
@@ -12745,6 +13187,7 @@
       <w:spacing w:after="0" w:line="240" w:lineRule="auto"/>
     </w:pPr>
     <w:rPr>
+      <w:rFonts w:eastAsia="黑体"/>
       <w:color w:themeColor="text1" w:val="000000"/>
     </w:rPr>
     <w:tblPr>
@@ -12771,6 +13214,7 @@
     </w:tcPr>
     <w:tblStylePr w:type="firstRow">
       <w:rPr>
+        <w:rFonts w:eastAsia="黑体"/>
         <w:b/>
         <w:bCs/>
       </w:rPr>
@@ -12789,6 +13233,7 @@
     </w:tblStylePr>
     <w:tblStylePr w:type="lastRow">
       <w:rPr>
+        <w:rFonts w:eastAsia="黑体"/>
         <w:b/>
         <w:bCs/>
         <w:color w:themeColor="background1" w:val="FFFFFF"/>
@@ -12803,6 +13248,7 @@
     </w:tblStylePr>
     <w:tblStylePr w:type="firstCol">
       <w:rPr>
+        <w:rFonts w:eastAsia="黑体"/>
         <w:color w:themeColor="background1" w:val="FFFFFF"/>
       </w:rPr>
       <w:tblPr/>
@@ -12820,6 +13266,7 @@
     </w:tblStylePr>
     <w:tblStylePr w:type="lastCol">
       <w:rPr>
+        <w:rFonts w:eastAsia="黑体"/>
         <w:color w:themeColor="background1" w:val="FFFFFF"/>
       </w:rPr>
       <w:tblPr/>
@@ -12857,6 +13304,7 @@
       <w:spacing w:after="0" w:line="240" w:lineRule="auto"/>
     </w:pPr>
     <w:rPr>
+      <w:rFonts w:eastAsia="黑体"/>
       <w:color w:themeColor="text1" w:val="000000"/>
     </w:rPr>
     <w:tblPr>
@@ -12883,6 +13331,7 @@
     </w:tcPr>
     <w:tblStylePr w:type="firstRow">
       <w:rPr>
+        <w:rFonts w:eastAsia="黑体"/>
         <w:b/>
         <w:bCs/>
       </w:rPr>
@@ -12901,6 +13350,7 @@
     </w:tblStylePr>
     <w:tblStylePr w:type="lastRow">
       <w:rPr>
+        <w:rFonts w:eastAsia="黑体"/>
         <w:b/>
         <w:bCs/>
         <w:color w:themeColor="background1" w:val="FFFFFF"/>
@@ -12915,6 +13365,7 @@
     </w:tblStylePr>
     <w:tblStylePr w:type="firstCol">
       <w:rPr>
+        <w:rFonts w:eastAsia="黑体"/>
         <w:color w:themeColor="background1" w:val="FFFFFF"/>
       </w:rPr>
       <w:tblPr/>
@@ -12932,6 +13383,7 @@
     </w:tblStylePr>
     <w:tblStylePr w:type="lastCol">
       <w:rPr>
+        <w:rFonts w:eastAsia="黑体"/>
         <w:color w:themeColor="background1" w:val="FFFFFF"/>
       </w:rPr>
       <w:tblPr/>
@@ -12961,11 +13413,13 @@
     </w:tblStylePr>
     <w:tblStylePr w:type="neCell">
       <w:rPr>
+        <w:rFonts w:eastAsia="黑体"/>
         <w:color w:themeColor="text1" w:val="000000"/>
       </w:rPr>
     </w:tblStylePr>
     <w:tblStylePr w:type="nwCell">
       <w:rPr>
+        <w:rFonts w:eastAsia="黑体"/>
         <w:color w:themeColor="text1" w:val="000000"/>
       </w:rPr>
     </w:tblStylePr>
@@ -12979,6 +13433,7 @@
       <w:spacing w:after="0" w:line="240" w:lineRule="auto"/>
     </w:pPr>
     <w:rPr>
+      <w:rFonts w:eastAsia="黑体"/>
       <w:color w:themeColor="text1" w:val="000000"/>
     </w:rPr>
     <w:tblPr>
@@ -13005,6 +13460,7 @@
     </w:tcPr>
     <w:tblStylePr w:type="firstRow">
       <w:rPr>
+        <w:rFonts w:eastAsia="黑体"/>
         <w:b/>
         <w:bCs/>
       </w:rPr>
@@ -13023,6 +13479,7 @@
     </w:tblStylePr>
     <w:tblStylePr w:type="lastRow">
       <w:rPr>
+        <w:rFonts w:eastAsia="黑体"/>
         <w:b/>
         <w:bCs/>
         <w:color w:themeColor="background1" w:val="FFFFFF"/>
@@ -13037,6 +13494,7 @@
     </w:tblStylePr>
     <w:tblStylePr w:type="firstCol">
       <w:rPr>
+        <w:rFonts w:eastAsia="黑体"/>
         <w:color w:themeColor="background1" w:val="FFFFFF"/>
       </w:rPr>
       <w:tblPr/>
@@ -13054,6 +13512,7 @@
     </w:tblStylePr>
     <w:tblStylePr w:type="lastCol">
       <w:rPr>
+        <w:rFonts w:eastAsia="黑体"/>
         <w:color w:themeColor="background1" w:val="FFFFFF"/>
       </w:rPr>
       <w:tblPr/>
@@ -13083,11 +13542,13 @@
     </w:tblStylePr>
     <w:tblStylePr w:type="neCell">
       <w:rPr>
+        <w:rFonts w:eastAsia="黑体"/>
         <w:color w:themeColor="text1" w:val="000000"/>
       </w:rPr>
     </w:tblStylePr>
     <w:tblStylePr w:type="nwCell">
       <w:rPr>
+        <w:rFonts w:eastAsia="黑体"/>
         <w:color w:themeColor="text1" w:val="000000"/>
       </w:rPr>
     </w:tblStylePr>
@@ -13101,6 +13562,7 @@
       <w:spacing w:after="0" w:line="240" w:lineRule="auto"/>
     </w:pPr>
     <w:rPr>
+      <w:rFonts w:eastAsia="黑体"/>
       <w:color w:themeColor="text1" w:val="000000"/>
     </w:rPr>
     <w:tblPr>
@@ -13127,6 +13589,7 @@
     </w:tcPr>
     <w:tblStylePr w:type="firstRow">
       <w:rPr>
+        <w:rFonts w:eastAsia="黑体"/>
         <w:b/>
         <w:bCs/>
       </w:rPr>
@@ -13145,6 +13608,7 @@
     </w:tblStylePr>
     <w:tblStylePr w:type="lastRow">
       <w:rPr>
+        <w:rFonts w:eastAsia="黑体"/>
         <w:b/>
         <w:bCs/>
         <w:color w:themeColor="background1" w:val="FFFFFF"/>
@@ -13159,6 +13623,7 @@
     </w:tblStylePr>
     <w:tblStylePr w:type="firstCol">
       <w:rPr>
+        <w:rFonts w:eastAsia="黑体"/>
         <w:color w:themeColor="background1" w:val="FFFFFF"/>
       </w:rPr>
       <w:tblPr/>
@@ -13176,6 +13641,7 @@
     </w:tblStylePr>
     <w:tblStylePr w:type="lastCol">
       <w:rPr>
+        <w:rFonts w:eastAsia="黑体"/>
         <w:color w:themeColor="background1" w:val="FFFFFF"/>
       </w:rPr>
       <w:tblPr/>
@@ -13205,11 +13671,13 @@
     </w:tblStylePr>
     <w:tblStylePr w:type="neCell">
       <w:rPr>
+        <w:rFonts w:eastAsia="黑体"/>
         <w:color w:themeColor="text1" w:val="000000"/>
       </w:rPr>
     </w:tblStylePr>
     <w:tblStylePr w:type="nwCell">
       <w:rPr>
+        <w:rFonts w:eastAsia="黑体"/>
         <w:color w:themeColor="text1" w:val="000000"/>
       </w:rPr>
     </w:tblStylePr>
@@ -13223,6 +13691,7 @@
       <w:spacing w:after="0" w:line="240" w:lineRule="auto"/>
     </w:pPr>
     <w:rPr>
+      <w:rFonts w:eastAsia="黑体"/>
       <w:color w:themeColor="text1" w:val="000000"/>
     </w:rPr>
     <w:tblPr>
@@ -13241,6 +13710,7 @@
     </w:tcPr>
     <w:tblStylePr w:type="firstRow">
       <w:rPr>
+        <w:rFonts w:eastAsia="黑体"/>
         <w:b/>
         <w:bCs/>
         <w:color w:themeColor="background1" w:val="FFFFFF"/>
@@ -13255,6 +13725,7 @@
     </w:tblStylePr>
     <w:tblStylePr w:type="lastRow">
       <w:rPr>
+        <w:rFonts w:eastAsia="黑体"/>
         <w:b/>
         <w:bCs/>
         <w:color w:themeColor="accent2" w:themeShade="CC" w:val="9E3A38"/>
@@ -13269,12 +13740,14 @@
     </w:tblStylePr>
     <w:tblStylePr w:type="firstCol">
       <w:rPr>
+        <w:rFonts w:eastAsia="黑体"/>
         <w:b/>
         <w:bCs/>
       </w:rPr>
     </w:tblStylePr>
     <w:tblStylePr w:type="lastCol">
       <w:rPr>
+        <w:rFonts w:eastAsia="黑体"/>
         <w:b/>
         <w:bCs/>
       </w:rPr>
@@ -13309,6 +13782,7 @@
       <w:spacing w:after="0" w:line="240" w:lineRule="auto"/>
     </w:pPr>
     <w:rPr>
+      <w:rFonts w:eastAsia="黑体"/>
       <w:color w:themeColor="text1" w:val="000000"/>
     </w:rPr>
     <w:tblPr>
@@ -13327,6 +13801,7 @@
     </w:tcPr>
     <w:tblStylePr w:type="firstRow">
       <w:rPr>
+        <w:rFonts w:eastAsia="黑体"/>
         <w:b/>
         <w:bCs/>
         <w:color w:themeColor="background1" w:val="FFFFFF"/>
@@ -13341,6 +13816,7 @@
     </w:tblStylePr>
     <w:tblStylePr w:type="lastRow">
       <w:rPr>
+        <w:rFonts w:eastAsia="黑体"/>
         <w:b/>
         <w:bCs/>
         <w:color w:themeColor="accent2" w:themeShade="CC" w:val="9E3A38"/>
@@ -13355,12 +13831,14 @@
     </w:tblStylePr>
     <w:tblStylePr w:type="firstCol">
       <w:rPr>
+        <w:rFonts w:eastAsia="黑体"/>
         <w:b/>
         <w:bCs/>
       </w:rPr>
     </w:tblStylePr>
     <w:tblStylePr w:type="lastCol">
       <w:rPr>
+        <w:rFonts w:eastAsia="黑体"/>
         <w:b/>
         <w:bCs/>
       </w:rPr>
@@ -13395,6 +13873,7 @@
       <w:spacing w:after="0" w:line="240" w:lineRule="auto"/>
     </w:pPr>
     <w:rPr>
+      <w:rFonts w:eastAsia="黑体"/>
       <w:color w:themeColor="text1" w:val="000000"/>
     </w:rPr>
     <w:tblPr>
@@ -13413,6 +13892,7 @@
     </w:tcPr>
     <w:tblStylePr w:type="firstRow">
       <w:rPr>
+        <w:rFonts w:eastAsia="黑体"/>
         <w:b/>
         <w:bCs/>
         <w:color w:themeColor="background1" w:val="FFFFFF"/>
@@ -13427,6 +13907,7 @@
     </w:tblStylePr>
     <w:tblStylePr w:type="lastRow">
       <w:rPr>
+        <w:rFonts w:eastAsia="黑体"/>
         <w:b/>
         <w:bCs/>
         <w:color w:themeColor="accent2" w:themeShade="CC" w:val="9E3A38"/>
@@ -13441,12 +13922,14 @@
     </w:tblStylePr>
     <w:tblStylePr w:type="firstCol">
       <w:rPr>
+        <w:rFonts w:eastAsia="黑体"/>
         <w:b/>
         <w:bCs/>
       </w:rPr>
     </w:tblStylePr>
     <w:tblStylePr w:type="lastCol">
       <w:rPr>
+        <w:rFonts w:eastAsia="黑体"/>
         <w:b/>
         <w:bCs/>
       </w:rPr>
@@ -13481,6 +13964,7 @@
       <w:spacing w:after="0" w:line="240" w:lineRule="auto"/>
     </w:pPr>
     <w:rPr>
+      <w:rFonts w:eastAsia="黑体"/>
       <w:color w:themeColor="text1" w:val="000000"/>
     </w:rPr>
     <w:tblPr>
@@ -13499,6 +13983,7 @@
     </w:tcPr>
     <w:tblStylePr w:type="firstRow">
       <w:rPr>
+        <w:rFonts w:eastAsia="黑体"/>
         <w:b/>
         <w:bCs/>
         <w:color w:themeColor="background1" w:val="FFFFFF"/>
@@ -13513,6 +13998,7 @@
     </w:tblStylePr>
     <w:tblStylePr w:type="lastRow">
       <w:rPr>
+        <w:rFonts w:eastAsia="黑体"/>
         <w:b/>
         <w:bCs/>
         <w:color w:themeColor="accent4" w:themeShade="CC" w:val="664E82"/>
@@ -13527,12 +14013,14 @@
     </w:tblStylePr>
     <w:tblStylePr w:type="firstCol">
       <w:rPr>
+        <w:rFonts w:eastAsia="黑体"/>
         <w:b/>
         <w:bCs/>
       </w:rPr>
     </w:tblStylePr>
     <w:tblStylePr w:type="lastCol">
       <w:rPr>
+        <w:rFonts w:eastAsia="黑体"/>
         <w:b/>
         <w:bCs/>
       </w:rPr>
@@ -13567,6 +14055,7 @@
       <w:spacing w:after="0" w:line="240" w:lineRule="auto"/>
     </w:pPr>
     <w:rPr>
+      <w:rFonts w:eastAsia="黑体"/>
       <w:color w:themeColor="text1" w:val="000000"/>
     </w:rPr>
     <w:tblPr>
@@ -13585,6 +14074,7 @@
     </w:tcPr>
     <w:tblStylePr w:type="firstRow">
       <w:rPr>
+        <w:rFonts w:eastAsia="黑体"/>
         <w:b/>
         <w:bCs/>
         <w:color w:themeColor="background1" w:val="FFFFFF"/>
@@ -13599,6 +14089,7 @@
     </w:tblStylePr>
     <w:tblStylePr w:type="lastRow">
       <w:rPr>
+        <w:rFonts w:eastAsia="黑体"/>
         <w:b/>
         <w:bCs/>
         <w:color w:themeColor="accent3" w:themeShade="CC" w:val="7E9C40"/>
@@ -13613,12 +14104,14 @@
     </w:tblStylePr>
     <w:tblStylePr w:type="firstCol">
       <w:rPr>
+        <w:rFonts w:eastAsia="黑体"/>
         <w:b/>
         <w:bCs/>
       </w:rPr>
     </w:tblStylePr>
     <w:tblStylePr w:type="lastCol">
       <w:rPr>
+        <w:rFonts w:eastAsia="黑体"/>
         <w:b/>
         <w:bCs/>
       </w:rPr>
@@ -13653,6 +14146,7 @@
       <w:spacing w:after="0" w:line="240" w:lineRule="auto"/>
     </w:pPr>
     <w:rPr>
+      <w:rFonts w:eastAsia="黑体"/>
       <w:color w:themeColor="text1" w:val="000000"/>
     </w:rPr>
     <w:tblPr>
@@ -13671,6 +14165,7 @@
     </w:tcPr>
     <w:tblStylePr w:type="firstRow">
       <w:rPr>
+        <w:rFonts w:eastAsia="黑体"/>
         <w:b/>
         <w:bCs/>
         <w:color w:themeColor="background1" w:val="FFFFFF"/>
@@ -13685,6 +14180,7 @@
     </w:tblStylePr>
     <w:tblStylePr w:type="lastRow">
       <w:rPr>
+        <w:rFonts w:eastAsia="黑体"/>
         <w:b/>
         <w:bCs/>
         <w:color w:themeColor="accent6" w:themeShade="CC" w:val="F2730A"/>
@@ -13699,12 +14195,14 @@
     </w:tblStylePr>
     <w:tblStylePr w:type="firstCol">
       <w:rPr>
+        <w:rFonts w:eastAsia="黑体"/>
         <w:b/>
         <w:bCs/>
       </w:rPr>
     </w:tblStylePr>
     <w:tblStylePr w:type="lastCol">
       <w:rPr>
+        <w:rFonts w:eastAsia="黑体"/>
         <w:b/>
         <w:bCs/>
       </w:rPr>
@@ -13739,6 +14237,7 @@
       <w:spacing w:after="0" w:line="240" w:lineRule="auto"/>
     </w:pPr>
     <w:rPr>
+      <w:rFonts w:eastAsia="黑体"/>
       <w:color w:themeColor="text1" w:val="000000"/>
     </w:rPr>
     <w:tblPr>
@@ -13757,6 +14256,7 @@
     </w:tcPr>
     <w:tblStylePr w:type="firstRow">
       <w:rPr>
+        <w:rFonts w:eastAsia="黑体"/>
         <w:b/>
         <w:bCs/>
         <w:color w:themeColor="background1" w:val="FFFFFF"/>
@@ -13771,6 +14271,7 @@
     </w:tblStylePr>
     <w:tblStylePr w:type="lastRow">
       <w:rPr>
+        <w:rFonts w:eastAsia="黑体"/>
         <w:b/>
         <w:bCs/>
         <w:color w:themeColor="accent5" w:themeShade="CC" w:val="348DA5"/>
@@ -13785,12 +14286,14 @@
     </w:tblStylePr>
     <w:tblStylePr w:type="firstCol">
       <w:rPr>
+        <w:rFonts w:eastAsia="黑体"/>
         <w:b/>
         <w:bCs/>
       </w:rPr>
     </w:tblStylePr>
     <w:tblStylePr w:type="lastCol">
       <w:rPr>
+        <w:rFonts w:eastAsia="黑体"/>
         <w:b/>
         <w:bCs/>
       </w:rPr>
@@ -13825,6 +14328,7 @@
       <w:spacing w:after="0" w:line="240" w:lineRule="auto"/>
     </w:pPr>
     <w:rPr>
+      <w:rFonts w:eastAsia="黑体"/>
       <w:color w:themeColor="text1" w:val="000000"/>
     </w:rPr>
     <w:tblPr>
@@ -13846,6 +14350,7 @@
     </w:tcPr>
     <w:tblStylePr w:type="firstRow">
       <w:rPr>
+        <w:rFonts w:eastAsia="黑体"/>
         <w:b/>
         <w:bCs/>
       </w:rPr>
@@ -13856,6 +14361,7 @@
     </w:tblStylePr>
     <w:tblStylePr w:type="lastRow">
       <w:rPr>
+        <w:rFonts w:eastAsia="黑体"/>
         <w:b/>
         <w:bCs/>
         <w:color w:themeColor="text1" w:val="000000"/>
@@ -13867,6 +14373,7 @@
     </w:tblStylePr>
     <w:tblStylePr w:type="firstCol">
       <w:rPr>
+        <w:rFonts w:eastAsia="黑体"/>
         <w:color w:themeColor="background1" w:val="FFFFFF"/>
       </w:rPr>
       <w:tblPr/>
@@ -13876,6 +14383,7 @@
     </w:tblStylePr>
     <w:tblStylePr w:type="lastCol">
       <w:rPr>
+        <w:rFonts w:eastAsia="黑体"/>
         <w:color w:themeColor="background1" w:val="FFFFFF"/>
       </w:rPr>
       <w:tblPr/>
@@ -13905,6 +14413,7 @@
       <w:spacing w:after="0" w:line="240" w:lineRule="auto"/>
     </w:pPr>
     <w:rPr>
+      <w:rFonts w:eastAsia="黑体"/>
       <w:color w:themeColor="text1" w:val="000000"/>
     </w:rPr>
     <w:tblPr>
@@ -13926,6 +14435,7 @@
     </w:tcPr>
     <w:tblStylePr w:type="firstRow">
       <w:rPr>
+        <w:rFonts w:eastAsia="黑体"/>
         <w:b/>
         <w:bCs/>
       </w:rPr>
@@ -13936,6 +14446,7 @@
     </w:tblStylePr>
     <w:tblStylePr w:type="lastRow">
       <w:rPr>
+        <w:rFonts w:eastAsia="黑体"/>
         <w:b/>
         <w:bCs/>
         <w:color w:themeColor="text1" w:val="000000"/>
@@ -13947,6 +14458,7 @@
     </w:tblStylePr>
     <w:tblStylePr w:type="firstCol">
       <w:rPr>
+        <w:rFonts w:eastAsia="黑体"/>
         <w:color w:themeColor="background1" w:val="FFFFFF"/>
       </w:rPr>
       <w:tblPr/>
@@ -13956,6 +14468,7 @@
     </w:tblStylePr>
     <w:tblStylePr w:type="lastCol">
       <w:rPr>
+        <w:rFonts w:eastAsia="黑体"/>
         <w:color w:themeColor="background1" w:val="FFFFFF"/>
       </w:rPr>
       <w:tblPr/>
@@ -13985,6 +14498,7 @@
       <w:spacing w:after="0" w:line="240" w:lineRule="auto"/>
     </w:pPr>
     <w:rPr>
+      <w:rFonts w:eastAsia="黑体"/>
       <w:color w:themeColor="text1" w:val="000000"/>
     </w:rPr>
     <w:tblPr>
@@ -14006,6 +14520,7 @@
     </w:tcPr>
     <w:tblStylePr w:type="firstRow">
       <w:rPr>
+        <w:rFonts w:eastAsia="黑体"/>
         <w:b/>
         <w:bCs/>
       </w:rPr>
@@ -14016,6 +14531,7 @@
     </w:tblStylePr>
     <w:tblStylePr w:type="lastRow">
       <w:rPr>
+        <w:rFonts w:eastAsia="黑体"/>
         <w:b/>
         <w:bCs/>
         <w:color w:themeColor="text1" w:val="000000"/>
@@ -14027,6 +14543,7 @@
     </w:tblStylePr>
     <w:tblStylePr w:type="firstCol">
       <w:rPr>
+        <w:rFonts w:eastAsia="黑体"/>
         <w:color w:themeColor="background1" w:val="FFFFFF"/>
       </w:rPr>
       <w:tblPr/>
@@ -14036,6 +14553,7 @@
     </w:tblStylePr>
     <w:tblStylePr w:type="lastCol">
       <w:rPr>
+        <w:rFonts w:eastAsia="黑体"/>
         <w:color w:themeColor="background1" w:val="FFFFFF"/>
       </w:rPr>
       <w:tblPr/>
@@ -14065,6 +14583,7 @@
       <w:spacing w:after="0" w:line="240" w:lineRule="auto"/>
     </w:pPr>
     <w:rPr>
+      <w:rFonts w:eastAsia="黑体"/>
       <w:color w:themeColor="text1" w:val="000000"/>
     </w:rPr>
     <w:tblPr>
@@ -14086,6 +14605,7 @@
     </w:tcPr>
     <w:tblStylePr w:type="firstRow">
       <w:rPr>
+        <w:rFonts w:eastAsia="黑体"/>
         <w:b/>
         <w:bCs/>
       </w:rPr>
@@ -14096,6 +14616,7 @@
     </w:tblStylePr>
     <w:tblStylePr w:type="lastRow">
       <w:rPr>
+        <w:rFonts w:eastAsia="黑体"/>
         <w:b/>
         <w:bCs/>
         <w:color w:themeColor="text1" w:val="000000"/>
@@ -14107,6 +14628,7 @@
     </w:tblStylePr>
     <w:tblStylePr w:type="firstCol">
       <w:rPr>
+        <w:rFonts w:eastAsia="黑体"/>
         <w:color w:themeColor="background1" w:val="FFFFFF"/>
       </w:rPr>
       <w:tblPr/>
@@ -14116,6 +14638,7 @@
     </w:tblStylePr>
     <w:tblStylePr w:type="lastCol">
       <w:rPr>
+        <w:rFonts w:eastAsia="黑体"/>
         <w:color w:themeColor="background1" w:val="FFFFFF"/>
       </w:rPr>
       <w:tblPr/>
@@ -14145,6 +14668,7 @@
       <w:spacing w:after="0" w:line="240" w:lineRule="auto"/>
     </w:pPr>
     <w:rPr>
+      <w:rFonts w:eastAsia="黑体"/>
       <w:color w:themeColor="text1" w:val="000000"/>
     </w:rPr>
     <w:tblPr>
@@ -14166,6 +14690,7 @@
     </w:tcPr>
     <w:tblStylePr w:type="firstRow">
       <w:rPr>
+        <w:rFonts w:eastAsia="黑体"/>
         <w:b/>
         <w:bCs/>
       </w:rPr>
@@ -14176,6 +14701,7 @@
     </w:tblStylePr>
     <w:tblStylePr w:type="lastRow">
       <w:rPr>
+        <w:rFonts w:eastAsia="黑体"/>
         <w:b/>
         <w:bCs/>
         <w:color w:themeColor="text1" w:val="000000"/>
@@ -14187,6 +14713,7 @@
     </w:tblStylePr>
     <w:tblStylePr w:type="firstCol">
       <w:rPr>
+        <w:rFonts w:eastAsia="黑体"/>
         <w:color w:themeColor="background1" w:val="FFFFFF"/>
       </w:rPr>
       <w:tblPr/>
@@ -14196,6 +14723,7 @@
     </w:tblStylePr>
     <w:tblStylePr w:type="lastCol">
       <w:rPr>
+        <w:rFonts w:eastAsia="黑体"/>
         <w:color w:themeColor="background1" w:val="FFFFFF"/>
       </w:rPr>
       <w:tblPr/>
@@ -14225,6 +14753,7 @@
       <w:spacing w:after="0" w:line="240" w:lineRule="auto"/>
     </w:pPr>
     <w:rPr>
+      <w:rFonts w:eastAsia="黑体"/>
       <w:color w:themeColor="text1" w:val="000000"/>
     </w:rPr>
     <w:tblPr>
@@ -14246,6 +14775,7 @@
     </w:tcPr>
     <w:tblStylePr w:type="firstRow">
       <w:rPr>
+        <w:rFonts w:eastAsia="黑体"/>
         <w:b/>
         <w:bCs/>
       </w:rPr>
@@ -14256,6 +14786,7 @@
     </w:tblStylePr>
     <w:tblStylePr w:type="lastRow">
       <w:rPr>
+        <w:rFonts w:eastAsia="黑体"/>
         <w:b/>
         <w:bCs/>
         <w:color w:themeColor="text1" w:val="000000"/>
@@ -14267,6 +14798,7 @@
     </w:tblStylePr>
     <w:tblStylePr w:type="firstCol">
       <w:rPr>
+        <w:rFonts w:eastAsia="黑体"/>
         <w:color w:themeColor="background1" w:val="FFFFFF"/>
       </w:rPr>
       <w:tblPr/>
@@ -14276,6 +14808,7 @@
     </w:tblStylePr>
     <w:tblStylePr w:type="lastCol">
       <w:rPr>
+        <w:rFonts w:eastAsia="黑体"/>
         <w:color w:themeColor="background1" w:val="FFFFFF"/>
       </w:rPr>
       <w:tblPr/>
@@ -14305,6 +14838,7 @@
       <w:spacing w:after="0" w:line="240" w:lineRule="auto"/>
     </w:pPr>
     <w:rPr>
+      <w:rFonts w:eastAsia="黑体"/>
       <w:color w:themeColor="text1" w:val="000000"/>
     </w:rPr>
     <w:tblPr>
@@ -14326,6 +14860,7 @@
     </w:tcPr>
     <w:tblStylePr w:type="firstRow">
       <w:rPr>
+        <w:rFonts w:eastAsia="黑体"/>
         <w:b/>
         <w:bCs/>
       </w:rPr>
@@ -14336,6 +14871,7 @@
     </w:tblStylePr>
     <w:tblStylePr w:type="lastRow">
       <w:rPr>
+        <w:rFonts w:eastAsia="黑体"/>
         <w:b/>
         <w:bCs/>
         <w:color w:themeColor="text1" w:val="000000"/>
@@ -14347,6 +14883,7 @@
     </w:tblStylePr>
     <w:tblStylePr w:type="firstCol">
       <w:rPr>
+        <w:rFonts w:eastAsia="黑体"/>
         <w:color w:themeColor="background1" w:val="FFFFFF"/>
       </w:rPr>
       <w:tblPr/>
@@ -14356,6 +14893,7 @@
     </w:tblStylePr>
     <w:tblStylePr w:type="lastCol">
       <w:rPr>
+        <w:rFonts w:eastAsia="黑体"/>
         <w:color w:themeColor="background1" w:val="FFFFFF"/>
       </w:rPr>
       <w:tblPr/>
@@ -14388,6 +14926,7 @@
     <w:name w:val="KeywordTok"/>
     <w:basedOn w:val="VerbatimChar"/>
     <w:rPr>
+      <w:rFonts w:eastAsia="黑体"/>
       <w:b/>
       <w:color w:val="007020"/>
     </w:rPr>
@@ -14396,6 +14935,7 @@
     <w:name w:val="DataTypeTok"/>
     <w:basedOn w:val="VerbatimChar"/>
     <w:rPr>
+      <w:rFonts w:eastAsia="黑体"/>
       <w:color w:val="902000"/>
     </w:rPr>
   </w:style>
@@ -14403,6 +14943,7 @@
     <w:name w:val="DecValTok"/>
     <w:basedOn w:val="VerbatimChar"/>
     <w:rPr>
+      <w:rFonts w:eastAsia="黑体"/>
       <w:color w:val="40a070"/>
     </w:rPr>
   </w:style>
@@ -14410,6 +14951,7 @@
     <w:name w:val="BaseNTok"/>
     <w:basedOn w:val="VerbatimChar"/>
     <w:rPr>
+      <w:rFonts w:eastAsia="黑体"/>
       <w:color w:val="40a070"/>
     </w:rPr>
   </w:style>
@@ -14417,6 +14959,7 @@
     <w:name w:val="FloatTok"/>
     <w:basedOn w:val="VerbatimChar"/>
     <w:rPr>
+      <w:rFonts w:eastAsia="黑体"/>
       <w:color w:val="40a070"/>
     </w:rPr>
   </w:style>
@@ -14424,6 +14967,7 @@
     <w:name w:val="ConstantTok"/>
     <w:basedOn w:val="VerbatimChar"/>
     <w:rPr>
+      <w:rFonts w:eastAsia="黑体"/>
       <w:color w:val="880000"/>
     </w:rPr>
   </w:style>
@@ -14431,6 +14975,7 @@
     <w:name w:val="CharTok"/>
     <w:basedOn w:val="VerbatimChar"/>
     <w:rPr>
+      <w:rFonts w:eastAsia="黑体"/>
       <w:color w:val="4070a0"/>
     </w:rPr>
   </w:style>
@@ -14438,6 +14983,7 @@
     <w:name w:val="SpecialCharTok"/>
     <w:basedOn w:val="VerbatimChar"/>
     <w:rPr>
+      <w:rFonts w:eastAsia="黑体"/>
       <w:color w:val="4070a0"/>
     </w:rPr>
   </w:style>
@@ -14445,6 +14991,7 @@
     <w:name w:val="StringTok"/>
     <w:basedOn w:val="VerbatimChar"/>
     <w:rPr>
+      <w:rFonts w:eastAsia="黑体"/>
       <w:color w:val="4070a0"/>
     </w:rPr>
   </w:style>
@@ -14452,6 +14999,7 @@
     <w:name w:val="VerbatimStringTok"/>
     <w:basedOn w:val="VerbatimChar"/>
     <w:rPr>
+      <w:rFonts w:eastAsia="黑体"/>
       <w:color w:val="4070a0"/>
     </w:rPr>
   </w:style>
@@ -14459,6 +15007,7 @@
     <w:name w:val="SpecialStringTok"/>
     <w:basedOn w:val="VerbatimChar"/>
     <w:rPr>
+      <w:rFonts w:eastAsia="黑体"/>
       <w:color w:val="bb6688"/>
     </w:rPr>
   </w:style>
@@ -14466,6 +15015,7 @@
     <w:name w:val="ImportTok"/>
     <w:basedOn w:val="VerbatimChar"/>
     <w:rPr>
+      <w:rFonts w:eastAsia="黑体"/>
       <w:b/>
       <w:color w:val="008000"/>
     </w:rPr>
@@ -14474,6 +15024,7 @@
     <w:name w:val="CommentTok"/>
     <w:basedOn w:val="VerbatimChar"/>
     <w:rPr>
+      <w:rFonts w:eastAsia="黑体"/>
       <w:i/>
       <w:color w:val="60a0b0"/>
     </w:rPr>
@@ -14482,6 +15033,7 @@
     <w:name w:val="DocumentationTok"/>
     <w:basedOn w:val="VerbatimChar"/>
     <w:rPr>
+      <w:rFonts w:eastAsia="黑体"/>
       <w:i/>
       <w:color w:val="ba2121"/>
     </w:rPr>
@@ -14490,6 +15042,7 @@
     <w:name w:val="AnnotationTok"/>
     <w:basedOn w:val="VerbatimChar"/>
     <w:rPr>
+      <w:rFonts w:eastAsia="黑体"/>
       <w:b/>
       <w:i/>
       <w:color w:val="60a0b0"/>
@@ -14499,6 +15052,7 @@
     <w:name w:val="CommentVarTok"/>
     <w:basedOn w:val="VerbatimChar"/>
     <w:rPr>
+      <w:rFonts w:eastAsia="黑体"/>
       <w:b/>
       <w:i/>
       <w:color w:val="60a0b0"/>
@@ -14508,6 +15062,7 @@
     <w:name w:val="OtherTok"/>
     <w:basedOn w:val="VerbatimChar"/>
     <w:rPr>
+      <w:rFonts w:eastAsia="黑体"/>
       <w:color w:val="007020"/>
     </w:rPr>
   </w:style>
@@ -14515,6 +15070,7 @@
     <w:name w:val="FunctionTok"/>
     <w:basedOn w:val="VerbatimChar"/>
     <w:rPr>
+      <w:rFonts w:eastAsia="黑体"/>
       <w:color w:val="06287e"/>
     </w:rPr>
   </w:style>
@@ -14522,6 +15078,7 @@
     <w:name w:val="VariableTok"/>
     <w:basedOn w:val="VerbatimChar"/>
     <w:rPr>
+      <w:rFonts w:eastAsia="黑体"/>
       <w:color w:val="19177c"/>
     </w:rPr>
   </w:style>
@@ -14529,6 +15086,7 @@
     <w:name w:val="ControlFlowTok"/>
     <w:basedOn w:val="VerbatimChar"/>
     <w:rPr>
+      <w:rFonts w:eastAsia="黑体"/>
       <w:b/>
       <w:color w:val="007020"/>
     </w:rPr>
@@ -14537,6 +15095,7 @@
     <w:name w:val="OperatorTok"/>
     <w:basedOn w:val="VerbatimChar"/>
     <w:rPr>
+      <w:rFonts w:eastAsia="黑体"/>
       <w:color w:val="666666"/>
     </w:rPr>
   </w:style>
@@ -14544,18 +15103,22 @@
     <w:name w:val="BuiltInTok"/>
     <w:basedOn w:val="VerbatimChar"/>
     <w:rPr>
+      <w:rFonts w:eastAsia="黑体"/>
       <w:color w:val="008000"/>
     </w:rPr>
   </w:style>
   <w:style w:type="character" w:customStyle="1" w:styleId="ExtensionTok">
     <w:name w:val="ExtensionTok"/>
     <w:basedOn w:val="VerbatimChar"/>
-    <w:rPr/>
+    <w:rPr>
+      <w:rFonts w:eastAsia="黑体"/>
+    </w:rPr>
   </w:style>
   <w:style w:type="character" w:customStyle="1" w:styleId="PreprocessorTok">
     <w:name w:val="PreprocessorTok"/>
     <w:basedOn w:val="VerbatimChar"/>
     <w:rPr>
+      <w:rFonts w:eastAsia="黑体"/>
       <w:color w:val="bc7a00"/>
     </w:rPr>
   </w:style>
@@ -14563,18 +15126,22 @@
     <w:name w:val="AttributeTok"/>
     <w:basedOn w:val="VerbatimChar"/>
     <w:rPr>
+      <w:rFonts w:eastAsia="黑体"/>
       <w:color w:val="7d9029"/>
     </w:rPr>
   </w:style>
   <w:style w:type="character" w:customStyle="1" w:styleId="RegionMarkerTok">
     <w:name w:val="RegionMarkerTok"/>
     <w:basedOn w:val="VerbatimChar"/>
-    <w:rPr/>
+    <w:rPr>
+      <w:rFonts w:eastAsia="黑体"/>
+    </w:rPr>
   </w:style>
   <w:style w:type="character" w:customStyle="1" w:styleId="InformationTok">
     <w:name w:val="InformationTok"/>
     <w:basedOn w:val="VerbatimChar"/>
     <w:rPr>
+      <w:rFonts w:eastAsia="黑体"/>
       <w:b/>
       <w:i/>
       <w:color w:val="60a0b0"/>
@@ -14584,6 +15151,7 @@
     <w:name w:val="WarningTok"/>
     <w:basedOn w:val="VerbatimChar"/>
     <w:rPr>
+      <w:rFonts w:eastAsia="黑体"/>
       <w:b/>
       <w:i/>
       <w:color w:val="60a0b0"/>
@@ -14593,6 +15161,7 @@
     <w:name w:val="AlertTok"/>
     <w:basedOn w:val="VerbatimChar"/>
     <w:rPr>
+      <w:rFonts w:eastAsia="黑体"/>
       <w:b/>
       <w:color w:val="ff0000"/>
     </w:rPr>
@@ -14601,6 +15170,7 @@
     <w:name w:val="ErrorTok"/>
     <w:basedOn w:val="VerbatimChar"/>
     <w:rPr>
+      <w:rFonts w:eastAsia="黑体"/>
       <w:b/>
       <w:color w:val="ff0000"/>
     </w:rPr>
@@ -14608,7 +15178,9 @@
   <w:style w:type="character" w:customStyle="1" w:styleId="NormalTok">
     <w:name w:val="NormalTok"/>
     <w:basedOn w:val="VerbatimChar"/>
-    <w:rPr/>
+    <w:rPr>
+      <w:rFonts w:eastAsia="黑体"/>
+    </w:rPr>
   </w:style>
 </w:styles>
 </file>
@@ -14657,12 +15229,12 @@
     <a:fontScheme name="Office">
       <a:majorFont>
         <a:latin typeface="Calibri"/>
-        <a:ea typeface=""/>
+        <a:ea typeface="黑体"/>
         <a:cs typeface=""/>
         <a:font script="Jpan" typeface="ＭＳ ゴシック"/>
         <a:font script="Hang" typeface="맑은 고딕"/>
-        <a:font script="Hans" typeface="宋体"/>
-        <a:font script="Hant" typeface="新細明體"/>
+        <a:font script="Hans" typeface="黑体"/>
+        <a:font script="Hant" typeface="黑体"/>
         <a:font script="Arab" typeface="Times New Roman"/>
         <a:font script="Hebr" typeface="Times New Roman"/>
         <a:font script="Thai" typeface="Angsana New"/>
@@ -14692,12 +15264,12 @@
       </a:majorFont>
       <a:minorFont>
         <a:latin typeface="Cambria"/>
-        <a:ea typeface=""/>
+        <a:ea typeface="黑体"/>
         <a:cs typeface=""/>
         <a:font script="Jpan" typeface="ＭＳ 明朝"/>
         <a:font script="Hang" typeface="맑은 고딕"/>
-        <a:font script="Hans" typeface="宋体"/>
-        <a:font script="Hant" typeface="新細明體"/>
+        <a:font script="Hans" typeface="黑体"/>
+        <a:font script="Hant" typeface="黑体"/>
         <a:font script="Arab" typeface="Arial"/>
         <a:font script="Hebr" typeface="Arial"/>
         <a:font script="Thai" typeface="Cordia New"/>

--- a/10-保护电路/03-过温保护/温控开关保护电路/温控开关保护电路.docx
+++ b/10-保护电路/03-过温保护/温控开关保护电路/温控开关保护电路.docx
@@ -2158,7 +2158,7 @@
           <w:color w:val="555555"/>
           <w:sz w:val="21"/>
         </w:rPr>
-        <w:t>材料收集者：杜文杰，WX手机：19519196569，QQ:3478827729</w:t>
+        <w:t>材料收集者：杜文杰，微信/手机：19519196569，QQ:3478827729</w:t>
       </w:r>
     </w:p>
     <w:sectPr>
